--- a/lessons/4-1/downloads/4-1-notes-teacher.docx
+++ b/lessons/4-1/downloads/4-1-notes-teacher.docx
@@ -14,7 +14,7 @@
           <w:sz w:val="18"/>
           <w:szCs w:val="18"/>
         </w:rPr>
-        <w:t xml:space="preserve">UNIT 4  ·  LESSON 1      STANDARD 6.RP.2</w:t>
+        <w:t xml:space="preserve">UNIT 4  ·  LESSON 1      STANDARD 6.AT.2</w:t>
       </w:r>
     </w:p>
     <w:p>
@@ -2518,6 +2518,32 @@
     </w:p>
     <w:p>
       <w:pPr>
+        <w:pStyle w:val="Heading2"/>
+        <w:spacing w:after="80" w:before="180"/>
+      </w:pPr>
+      <w:r>
+        <w:rPr>
+          <w:b/>
+          <w:bCs/>
+          <w:color w:val="12355B"/>
+          <w:sz w:val="24"/>
+          <w:szCs w:val="24"/>
+        </w:rPr>
+        <w:t xml:space="preserve">Level 1 Support</w:t>
+      </w:r>
+      <w:r>
+        <w:rPr>
+          <w:i/>
+          <w:iCs/>
+          <w:color w:val="1FA6A2"/>
+          <w:sz w:val="19"/>
+          <w:szCs w:val="19"/>
+        </w:rPr>
+        <w:t xml:space="preserve">   extra scaffolding</w:t>
+      </w:r>
+    </w:p>
+    <w:p>
+      <w:pPr>
         <w:keepNext/>
         <w:spacing w:after="60" w:before="160"/>
       </w:pPr>
@@ -2778,6 +2804,32 @@
     </w:tbl>
     <w:p>
       <w:pPr>
+        <w:pStyle w:val="Heading2"/>
+        <w:spacing w:after="80" w:before="180"/>
+      </w:pPr>
+      <w:r>
+        <w:rPr>
+          <w:b/>
+          <w:bCs/>
+          <w:color w:val="12355B"/>
+          <w:sz w:val="24"/>
+          <w:szCs w:val="24"/>
+        </w:rPr>
+        <w:t xml:space="preserve">On Level</w:t>
+      </w:r>
+      <w:r>
+        <w:rPr>
+          <w:i/>
+          <w:iCs/>
+          <w:color w:val="12355B"/>
+          <w:sz w:val="19"/>
+          <w:szCs w:val="19"/>
+        </w:rPr>
+        <w:t xml:space="preserve">   grade-level practice</w:t>
+      </w:r>
+    </w:p>
+    <w:p>
+      <w:pPr>
         <w:keepNext/>
         <w:spacing w:after="60" w:before="160"/>
       </w:pPr>
@@ -3406,23 +3458,17 @@
     </w:p>
     <w:p>
       <w:pPr>
-        <w:spacing w:after="80"/>
-      </w:pPr>
-      <w:r>
-        <w:rPr>
-          <w:b/>
-          <w:bCs/>
-          <w:sz w:val="21"/>
-          <w:szCs w:val="21"/>
-        </w:rPr>
-        <w:t xml:space="preserve">1.  </w:t>
-      </w:r>
-      <w:r>
-        <w:rPr>
-          <w:sz w:val="21"/>
-          <w:szCs w:val="21"/>
-        </w:rPr>
-        <w:t xml:space="preserve">A)  $0.75</w:t>
+        <w:spacing w:after="100"/>
+      </w:pPr>
+      <w:r>
+        <w:rPr>
+          <w:b/>
+          <w:bCs/>
+          <w:color w:val="B97A12"/>
+          <w:sz w:val="20"/>
+          <w:szCs w:val="20"/>
+        </w:rPr>
+        <w:t xml:space="preserve">Watch for this mistake:  </w:t>
       </w:r>
       <w:r>
         <w:rPr>
@@ -3432,7 +3478,23 @@
           <w:sz w:val="19"/>
           <w:szCs w:val="19"/>
         </w:rPr>
-        <w:t xml:space="preserve">  — $6.00 ÷ 8 = $0.75 per marker.</w:t>
+        <w:t xml:space="preserve">A common mistake in Rates and Unit Rates is comparing total costs instead of unit rates: a student sees Pack X at $4.00 for 10 tokens and Pack Y at $6.00 for 16 tokens and picks Pack X just because $4.00 is the smaller number, without dividing to find the cost per token ($0.40 for Pack X vs. $0.375 for Pack Y — Pack Y is actually the better buy). A second common mistake is dividing backwards — finding tokens ÷ cost instead of cost ÷ tokens — which turns 'dollars per token' into 'tokens per dollar' and gives an answer that looks reasonable but answers the wrong question. Always divide the total cost by the number of items, and check that your unit rate answers 'the cost for ONE item,' not the reverse.</w:t>
+      </w:r>
+    </w:p>
+    <w:p>
+      <w:pPr>
+        <w:pStyle w:val="Heading2"/>
+        <w:spacing w:after="80" w:before="180"/>
+      </w:pPr>
+      <w:r>
+        <w:rPr>
+          <w:b/>
+          <w:bCs/>
+          <w:color w:val="12355B"/>
+          <w:sz w:val="24"/>
+          <w:szCs w:val="24"/>
+        </w:rPr>
+        <w:t xml:space="preserve">Level 1 Support</w:t>
       </w:r>
     </w:p>
     <w:p>
@@ -3446,14 +3508,14 @@
           <w:sz w:val="21"/>
           <w:szCs w:val="21"/>
         </w:rPr>
-        <w:t xml:space="preserve">2.  </w:t>
-      </w:r>
-      <w:r>
-        <w:rPr>
-          <w:sz w:val="21"/>
-          <w:szCs w:val="21"/>
-        </w:rPr>
-        <w:t xml:space="preserve">A)  12 miles per 1 hour</w:t>
+        <w:t xml:space="preserve">1.  </w:t>
+      </w:r>
+      <w:r>
+        <w:rPr>
+          <w:sz w:val="21"/>
+          <w:szCs w:val="21"/>
+        </w:rPr>
+        <w:t xml:space="preserve">A)  $0.75</w:t>
       </w:r>
       <w:r>
         <w:rPr>
@@ -3463,7 +3525,54 @@
           <w:sz w:val="19"/>
           <w:szCs w:val="19"/>
         </w:rPr>
+        <w:t xml:space="preserve">  — $6.00 ÷ 8 = $0.75 per marker.</w:t>
+      </w:r>
+    </w:p>
+    <w:p>
+      <w:pPr>
+        <w:spacing w:after="80"/>
+      </w:pPr>
+      <w:r>
+        <w:rPr>
+          <w:b/>
+          <w:bCs/>
+          <w:sz w:val="21"/>
+          <w:szCs w:val="21"/>
+        </w:rPr>
+        <w:t xml:space="preserve">2.  </w:t>
+      </w:r>
+      <w:r>
+        <w:rPr>
+          <w:sz w:val="21"/>
+          <w:szCs w:val="21"/>
+        </w:rPr>
+        <w:t xml:space="preserve">A)  12 miles per 1 hour</w:t>
+      </w:r>
+      <w:r>
+        <w:rPr>
+          <w:i/>
+          <w:iCs/>
+          <w:color w:val="5F6F80"/>
+          <w:sz w:val="19"/>
+          <w:szCs w:val="19"/>
+        </w:rPr>
         <w:t xml:space="preserve">  — A unit rate has 1 in the second quantity. '12 miles per 1 hour' is the only choice where the second quantity is 1.</w:t>
+      </w:r>
+    </w:p>
+    <w:p>
+      <w:pPr>
+        <w:pStyle w:val="Heading2"/>
+        <w:spacing w:after="80" w:before="180"/>
+      </w:pPr>
+      <w:r>
+        <w:rPr>
+          <w:b/>
+          <w:bCs/>
+          <w:color w:val="12355B"/>
+          <w:sz w:val="24"/>
+          <w:szCs w:val="24"/>
+        </w:rPr>
+        <w:t xml:space="preserve">On Level</w:t>
       </w:r>
     </w:p>
     <w:p>

--- a/lessons/4-1/downloads/4-1-notes-teacher.docx
+++ b/lessons/4-1/downloads/4-1-notes-teacher.docx
@@ -1423,7 +1423,22 @@
           <w:sz w:val="30"/>
           <w:szCs w:val="30"/>
         </w:rPr>
-        <w:t xml:space="preserve">Worked Example</w:t>
+        <w:t xml:space="preserve">Write About the Math</w:t>
+      </w:r>
+    </w:p>
+    <w:p>
+      <w:pPr>
+        <w:spacing w:after="100"/>
+      </w:pPr>
+      <w:r>
+        <w:rPr>
+          <w:i/>
+          <w:iCs/>
+          <w:color w:val="5F6F80"/>
+          <w:sz w:val="19"/>
+          <w:szCs w:val="19"/>
+        </w:rPr>
+        <w:t xml:space="preserve">Use the support level you need. Every level answers the same math question.</w:t>
       </w:r>
     </w:p>
     <w:p>
@@ -1439,17 +1454,17 @@
           <w:sz w:val="24"/>
           <w:szCs w:val="24"/>
         </w:rPr>
-        <w:t xml:space="preserve">Watch &amp; Read</w:t>
+        <w:t xml:space="preserve">1. Understand the Question</w:t>
       </w:r>
       <w:r>
         <w:rPr>
           <w:i/>
           <w:iCs/>
-          <w:color w:val="1FA6A2"/>
+          <w:color w:val="B97A12"/>
           <w:sz w:val="19"/>
           <w:szCs w:val="19"/>
         </w:rPr>
-        <w:t xml:space="preserve">   I Do — follow along with your teacher</w:t>
+        <w:t xml:space="preserve">   explain</w:t>
       </w:r>
     </w:p>
     <w:tbl>
@@ -1484,25 +1499,44 @@
             </w:pPr>
             <w:r>
               <w:rPr>
+                <w:color w:val="1A2733"/>
+                <w:sz w:val="21"/>
+                <w:szCs w:val="21"/>
+              </w:rPr>
+              <w:t xml:space="preserve">How did you find the cost per game (the unit rate) for each booth, and what did you divide?</w:t>
+            </w:r>
+          </w:p>
+          <w:p>
+            <w:pPr>
+              <w:spacing w:after="0"/>
+            </w:pPr>
+            <w:r>
+              <w:rPr>
                 <w:b/>
                 <w:bCs/>
                 <w:color w:val="12355B"/>
-                <w:sz w:val="22"/>
-                <w:szCs w:val="22"/>
+                <w:sz w:val="20"/>
+                <w:szCs w:val="20"/>
               </w:rPr>
-              <w:t xml:space="preserve">Arcade Builder Challenge</w:t>
-            </w:r>
-          </w:p>
-          <w:p>
-            <w:pPr>
-              <w:spacing w:after="0"/>
-            </w:pPr>
+              <w:t xml:space="preserve">Your job:  </w:t>
+            </w:r>
             <w:r>
               <w:rPr>
-                <w:sz w:val="21"/>
-                <w:szCs w:val="21"/>
+                <w:sz w:val="20"/>
+                <w:szCs w:val="20"/>
               </w:rPr>
-              <w:t xml:space="preserve">You're comparing ticket prices at different game booths in the arcade. Booth A charges $3 for 5 games, and Booth B charges $5 for 8 games. Which booth gives you a better deal? To find out, you need to figure out the cost per game — that's the unit rate!</w:t>
+              <w:t xml:space="preserve">Answer the question. Use math evidence. Explain how the evidence proves your answer.</w:t>
+            </w:r>
+            <w:r>
+              <w:rPr>
+                <w:i/>
+                <w:iCs/>
+                <w:color w:val="5F6F80"/>
+                <w:sz w:val="18"/>
+                <w:szCs w:val="18"/>
+              </w:rPr>
+              <w:br/>
+              <w:t xml:space="preserve">Responde la pregunta. Usa evidencia matemática. Explica cómo la evidencia demuestra tu respuesta.</w:t>
             </w:r>
           </w:p>
         </w:tc>
@@ -1510,81 +1544,6 @@
     </w:tbl>
     <w:p>
       <w:pPr>
-        <w:spacing w:after="80"/>
-      </w:pPr>
-      <w:r>
-        <w:t xml:space="preserve"/>
-      </w:r>
-    </w:p>
-    <w:p>
-      <w:pPr>
-        <w:spacing w:after="50" w:before="60"/>
-      </w:pPr>
-      <w:r>
-        <w:rPr>
-          <w:b/>
-          <w:bCs/>
-          <w:color w:val="12355B"/>
-          <w:sz w:val="21"/>
-          <w:szCs w:val="21"/>
-        </w:rPr>
-        <w:t xml:space="preserve">Think about:</w:t>
-      </w:r>
-    </w:p>
-    <w:p>
-      <w:pPr>
-        <w:spacing w:after="40"/>
-        <w:ind w:left="300"/>
-      </w:pPr>
-      <w:r>
-        <w:rPr>
-          <w:sz w:val="20"/>
-          <w:szCs w:val="20"/>
-        </w:rPr>
-        <w:t xml:space="preserve">•  What two quantities are being compared at each booth?</w:t>
-      </w:r>
-    </w:p>
-    <w:p>
-      <w:pPr>
-        <w:spacing w:after="40"/>
-        <w:ind w:left="300"/>
-      </w:pPr>
-      <w:r>
-        <w:rPr>
-          <w:sz w:val="20"/>
-          <w:szCs w:val="20"/>
-        </w:rPr>
-        <w:t xml:space="preserve">•  Which booth seems like a better deal at first glance?</w:t>
-      </w:r>
-    </w:p>
-    <w:p>
-      <w:pPr>
-        <w:spacing w:after="40"/>
-        <w:ind w:left="300"/>
-      </w:pPr>
-      <w:r>
-        <w:rPr>
-          <w:sz w:val="20"/>
-          <w:szCs w:val="20"/>
-        </w:rPr>
-        <w:t xml:space="preserve">•  How can you compare prices when the number of games is different?</w:t>
-      </w:r>
-    </w:p>
-    <w:p>
-      <w:pPr>
-        <w:spacing w:after="40"/>
-        <w:ind w:left="300"/>
-      </w:pPr>
-      <w:r>
-        <w:rPr>
-          <w:sz w:val="20"/>
-          <w:szCs w:val="20"/>
-        </w:rPr>
-        <w:t xml:space="preserve">•  What does it mean to find the cost for just one game?</w:t>
-      </w:r>
-    </w:p>
-    <w:p>
-      <w:pPr>
         <w:pStyle w:val="Heading2"/>
         <w:spacing w:after="80" w:before="180"/>
       </w:pPr>
@@ -1596,7 +1555,7 @@
           <w:sz w:val="24"/>
           <w:szCs w:val="24"/>
         </w:rPr>
-        <w:t xml:space="preserve">Solved Example</w:t>
+        <w:t xml:space="preserve">2. Plan Your Math Words</w:t>
       </w:r>
       <w:r>
         <w:rPr>
@@ -1606,150 +1565,299 @@
           <w:sz w:val="19"/>
           <w:szCs w:val="19"/>
         </w:rPr>
-        <w:t xml:space="preserve">   I Do — watch each step</w:t>
-      </w:r>
-    </w:p>
-    <w:p>
-      <w:pPr>
-        <w:keepNext/>
-        <w:spacing w:after="40"/>
-      </w:pPr>
-      <w:r>
-        <w:rPr>
-          <w:b/>
-          <w:bCs/>
-          <w:color w:val="12355B"/>
-          <w:sz w:val="21"/>
-          <w:szCs w:val="21"/>
-        </w:rPr>
-        <w:t xml:space="preserve">Problem:  </w:t>
-      </w:r>
-      <w:r>
-        <w:rPr>
-          <w:sz w:val="21"/>
-          <w:szCs w:val="21"/>
-        </w:rPr>
-        <w:t xml:space="preserve">A booth charges $4.50 for 9 games. What is the unit rate?</w:t>
-      </w:r>
-    </w:p>
-    <w:p>
-      <w:pPr>
-        <w:spacing w:after="30"/>
-        <w:ind w:left="420"/>
-      </w:pPr>
-      <w:r>
-        <w:rPr>
+        <w:t xml:space="preserve">   check at least two</w:t>
+      </w:r>
+    </w:p>
+    <w:p>
+      <w:pPr>
+        <w:spacing w:after="60"/>
+      </w:pPr>
+      <w:r>
+        <w:rPr>
+          <w:b/>
+          <w:bCs/>
+          <w:color w:val="1FA6A2"/>
+          <w:sz w:val="22"/>
+          <w:szCs w:val="22"/>
+        </w:rPr>
+        <w:t xml:space="preserve">☐  </w:t>
+      </w:r>
+      <w:r>
+        <w:rPr>
+          <w:b/>
+          <w:bCs/>
+          <w:color w:val="12355B"/>
           <w:sz w:val="20"/>
           <w:szCs w:val="20"/>
         </w:rPr>
-        <w:t xml:space="preserve">A)  $0.50 per game</w:t>
-      </w:r>
-    </w:p>
-    <w:p>
-      <w:pPr>
-        <w:spacing w:after="30"/>
-        <w:ind w:left="420"/>
-      </w:pPr>
+        <w:t xml:space="preserve">Rate — </w:t>
+      </w:r>
       <w:r>
         <w:rPr>
           <w:sz w:val="20"/>
           <w:szCs w:val="20"/>
         </w:rPr>
-        <w:t xml:space="preserve">B)  $0.45 per game</w:t>
-      </w:r>
-    </w:p>
-    <w:p>
-      <w:pPr>
-        <w:spacing w:after="30"/>
-        <w:ind w:left="420"/>
-      </w:pPr>
-      <w:r>
-        <w:rPr>
+        <w:t xml:space="preserve">A ratio comparing two amounts with different units, like miles per hour.</w:t>
+      </w:r>
+      <w:r>
+        <w:rPr>
+          <w:i/>
+          <w:iCs/>
+          <w:color w:val="5F6F80"/>
+          <w:sz w:val="18"/>
+          <w:szCs w:val="18"/>
+        </w:rPr>
+        <w:br/>
+        <w:t xml:space="preserve">Tasa — Una razón que compara dos cantidades con unidades distintas, como millas por hora.</w:t>
+      </w:r>
+    </w:p>
+    <w:p>
+      <w:pPr>
+        <w:spacing w:after="60"/>
+      </w:pPr>
+      <w:r>
+        <w:rPr>
+          <w:b/>
+          <w:bCs/>
+          <w:color w:val="1FA6A2"/>
+          <w:sz w:val="22"/>
+          <w:szCs w:val="22"/>
+        </w:rPr>
+        <w:t xml:space="preserve">☐  </w:t>
+      </w:r>
+      <w:r>
+        <w:rPr>
+          <w:b/>
+          <w:bCs/>
+          <w:color w:val="12355B"/>
           <w:sz w:val="20"/>
           <w:szCs w:val="20"/>
         </w:rPr>
-        <w:t xml:space="preserve">C)  $2.00 per game</w:t>
-      </w:r>
-    </w:p>
-    <w:p>
-      <w:pPr>
-        <w:spacing w:after="30"/>
-        <w:ind w:left="420"/>
-      </w:pPr>
+        <w:t xml:space="preserve">Unit Rate — </w:t>
+      </w:r>
       <w:r>
         <w:rPr>
           <w:sz w:val="20"/>
           <w:szCs w:val="20"/>
         </w:rPr>
-        <w:t xml:space="preserve">D)  $4.50 per game</w:t>
-      </w:r>
-    </w:p>
-    <w:p>
-      <w:pPr>
-        <w:spacing w:after="20" w:before="50"/>
+        <w:t xml:space="preserve">A rate for just 1 of something, like cost for 1 item.</w:t>
+      </w:r>
+      <w:r>
+        <w:rPr>
+          <w:i/>
+          <w:iCs/>
+          <w:color w:val="5F6F80"/>
+          <w:sz w:val="18"/>
+          <w:szCs w:val="18"/>
+        </w:rPr>
+        <w:br/>
+        <w:t xml:space="preserve">Tasa unitaria — Una tasa para solo 1 de algo, como el precio de 1 artículo.</w:t>
+      </w:r>
+    </w:p>
+    <w:p>
+      <w:pPr>
+        <w:spacing w:after="60"/>
       </w:pPr>
       <w:r>
         <w:rPr>
           <w:b/>
           <w:bCs/>
           <w:color w:val="1FA6A2"/>
-          <w:sz w:val="21"/>
-          <w:szCs w:val="21"/>
-        </w:rPr>
-        <w:t xml:space="preserve">Step 1:  </w:t>
-      </w:r>
-      <w:r>
-        <w:rPr>
-          <w:sz w:val="21"/>
-          <w:szCs w:val="21"/>
-        </w:rPr>
-        <w:t xml:space="preserve">$4.50 ÷ 9 = $0.50 per game.</w:t>
-      </w:r>
-    </w:p>
-    <w:p>
-      <w:pPr>
-        <w:spacing w:after="40" w:before="60"/>
-      </w:pPr>
-      <w:r>
-        <w:rPr>
-          <w:b/>
-          <w:bCs/>
-          <w:color w:val="12355B"/>
-          <w:sz w:val="21"/>
-          <w:szCs w:val="21"/>
-        </w:rPr>
-        <w:t xml:space="preserve">Answer:  </w:t>
-      </w:r>
-      <w:r>
-        <w:rPr>
-          <w:b/>
-          <w:bCs/>
-          <w:sz w:val="21"/>
-          <w:szCs w:val="21"/>
-        </w:rPr>
-        <w:t xml:space="preserve">A. $0.50 per game</w:t>
-      </w:r>
-    </w:p>
-    <w:p>
-      <w:pPr>
-        <w:pStyle w:val="Heading1"/>
-        <w:pageBreakBefore/>
-        <w:pBdr>
-          <w:bottom w:val="single" w:color="1FA6A2" w:sz="14" w:space="6"/>
-        </w:pBdr>
-        <w:spacing w:after="140" w:before="0"/>
-      </w:pPr>
-      <w:r>
-        <w:rPr>
-          <w:b/>
-          <w:bCs/>
-          <w:color w:val="12355B"/>
-          <w:sz w:val="30"/>
-          <w:szCs w:val="30"/>
-        </w:rPr>
-        <w:t xml:space="preserve">Guided Practice</w:t>
-      </w:r>
-    </w:p>
+          <w:sz w:val="22"/>
+          <w:szCs w:val="22"/>
+        </w:rPr>
+        <w:t xml:space="preserve">☐  </w:t>
+      </w:r>
+      <w:r>
+        <w:rPr>
+          <w:b/>
+          <w:bCs/>
+          <w:color w:val="12355B"/>
+          <w:sz w:val="20"/>
+          <w:szCs w:val="20"/>
+        </w:rPr>
+        <w:t xml:space="preserve">Per — </w:t>
+      </w:r>
+      <w:r>
+        <w:rPr>
+          <w:sz w:val="20"/>
+          <w:szCs w:val="20"/>
+        </w:rPr>
+        <w:t xml:space="preserve">For each one. Example: 5 dollars per book.</w:t>
+      </w:r>
+      <w:r>
+        <w:rPr>
+          <w:i/>
+          <w:iCs/>
+          <w:color w:val="5F6F80"/>
+          <w:sz w:val="18"/>
+          <w:szCs w:val="18"/>
+        </w:rPr>
+        <w:br/>
+        <w:t xml:space="preserve">Por — Por cada uno. Ejemplo: 5 dólares por libro.</w:t>
+      </w:r>
+    </w:p>
+    <w:p>
+      <w:pPr>
+        <w:spacing w:after="60"/>
+      </w:pPr>
+      <w:r>
+        <w:rPr>
+          <w:b/>
+          <w:bCs/>
+          <w:color w:val="1FA6A2"/>
+          <w:sz w:val="22"/>
+          <w:szCs w:val="22"/>
+        </w:rPr>
+        <w:t xml:space="preserve">☐  </w:t>
+      </w:r>
+      <w:r>
+        <w:rPr>
+          <w:b/>
+          <w:bCs/>
+          <w:color w:val="12355B"/>
+          <w:sz w:val="20"/>
+          <w:szCs w:val="20"/>
+        </w:rPr>
+        <w:t xml:space="preserve">Divide — </w:t>
+      </w:r>
+      <w:r>
+        <w:rPr>
+          <w:sz w:val="20"/>
+          <w:szCs w:val="20"/>
+        </w:rPr>
+        <w:t xml:space="preserve">Splitting a total into equal groups.</w:t>
+      </w:r>
+      <w:r>
+        <w:rPr>
+          <w:i/>
+          <w:iCs/>
+          <w:color w:val="5F6F80"/>
+          <w:sz w:val="18"/>
+          <w:szCs w:val="18"/>
+        </w:rPr>
+        <w:br/>
+        <w:t xml:space="preserve">Dividir — Repartir un total en grupos iguales.</w:t>
+      </w:r>
+    </w:p>
+    <w:p>
+      <w:pPr>
+        <w:spacing w:after="60"/>
+      </w:pPr>
+      <w:r>
+        <w:rPr>
+          <w:b/>
+          <w:bCs/>
+          <w:color w:val="1FA6A2"/>
+          <w:sz w:val="22"/>
+          <w:szCs w:val="22"/>
+        </w:rPr>
+        <w:t xml:space="preserve">☐  </w:t>
+      </w:r>
+      <w:r>
+        <w:rPr>
+          <w:b/>
+          <w:bCs/>
+          <w:color w:val="12355B"/>
+          <w:sz w:val="20"/>
+          <w:szCs w:val="20"/>
+        </w:rPr>
+        <w:t xml:space="preserve">Ratio — </w:t>
+      </w:r>
+      <w:r>
+        <w:rPr>
+          <w:sz w:val="20"/>
+          <w:szCs w:val="20"/>
+        </w:rPr>
+        <w:t xml:space="preserve">A way to compare two amounts.</w:t>
+      </w:r>
+      <w:r>
+        <w:rPr>
+          <w:i/>
+          <w:iCs/>
+          <w:color w:val="5F6F80"/>
+          <w:sz w:val="18"/>
+          <w:szCs w:val="18"/>
+        </w:rPr>
+        <w:br/>
+        <w:t xml:space="preserve">Razón — Una manera de comparar dos cantidades.</w:t>
+      </w:r>
+    </w:p>
+    <w:tbl>
+      <w:tblPr>
+        <w:tblW w:type="pct" w:w="100%"/>
+        <w:tblBorders>
+          <w:top w:val="single" w:color="1FA6A2" w:sz="8"/>
+          <w:left w:val="single" w:color="1FA6A2" w:sz="8"/>
+          <w:bottom w:val="single" w:color="1FA6A2" w:sz="8"/>
+          <w:right w:val="single" w:color="1FA6A2" w:sz="8"/>
+          <w:insideH w:val="single" w:color="auto" w:sz="4"/>
+          <w:insideV w:val="single" w:color="auto" w:sz="4"/>
+        </w:tblBorders>
+      </w:tblPr>
+      <w:tblGrid>
+        <w:gridCol w:w="100"/>
+      </w:tblGrid>
+      <w:tr>
+        <w:tc>
+          <w:tcPr>
+            <w:shd w:fill="F7FFFD" w:color="auto" w:val="clear"/>
+            <w:tcMar>
+              <w:top w:type="dxa" w:w="120"/>
+              <w:left w:type="dxa" w:w="180"/>
+              <w:bottom w:type="dxa" w:w="120"/>
+              <w:right w:type="dxa" w:w="180"/>
+            </w:tcMar>
+          </w:tcPr>
+          <w:p>
+            <w:pPr>
+              <w:spacing w:after="50"/>
+            </w:pPr>
+            <w:r>
+              <w:rPr>
+                <w:b/>
+                <w:bCs/>
+                <w:color w:val="1FA6A2"/>
+                <w:sz w:val="20"/>
+                <w:szCs w:val="20"/>
+              </w:rPr>
+              <w:t xml:space="preserve">Say it first:  </w:t>
+            </w:r>
+            <w:r>
+              <w:rPr>
+                <w:sz w:val="20"/>
+                <w:szCs w:val="20"/>
+              </w:rPr>
+              <w:t xml:space="preserve">Say your idea to a partner or quietly to yourself before you write.</w:t>
+            </w:r>
+          </w:p>
+          <w:p>
+            <w:pPr>
+              <w:spacing w:after="60"/>
+            </w:pPr>
+            <w:r>
+              <w:rPr>
+                <w:color w:val="1A2733"/>
+                <w:sz w:val="21"/>
+                <w:szCs w:val="21"/>
+              </w:rPr>
+              <w:t xml:space="preserve">The unit rate is ___ per one ___.</w:t>
+            </w:r>
+            <w:r>
+              <w:rPr>
+                <w:i/>
+                <w:iCs/>
+                <w:color w:val="5F6F80"/>
+                <w:sz w:val="19"/>
+                <w:szCs w:val="19"/>
+              </w:rPr>
+              <w:br/>
+              <w:t xml:space="preserve">La tasa unitaria es ___ por un ___.</w:t>
+            </w:r>
+          </w:p>
+        </w:tc>
+      </w:tr>
+    </w:tbl>
     <w:p>
       <w:pPr>
         <w:pStyle w:val="Heading2"/>
@@ -1763,181 +1871,17 @@
           <w:sz w:val="24"/>
           <w:szCs w:val="24"/>
         </w:rPr>
-        <w:t xml:space="preserve">Solve Together</w:t>
+        <w:t xml:space="preserve">3. Build Your Explanation</w:t>
       </w:r>
       <w:r>
         <w:rPr>
           <w:i/>
           <w:iCs/>
-          <w:color w:val="6B4FA0"/>
+          <w:color w:val="B97A12"/>
           <w:sz w:val="19"/>
           <w:szCs w:val="19"/>
         </w:rPr>
-        <w:t xml:space="preserve">   We Do — work with your class</w:t>
-      </w:r>
-    </w:p>
-    <w:p>
-      <w:pPr>
-        <w:keepNext/>
-        <w:spacing w:after="40" w:before="40"/>
-      </w:pPr>
-      <w:r>
-        <w:rPr>
-          <w:b/>
-          <w:bCs/>
-          <w:color w:val="12355B"/>
-          <w:sz w:val="21"/>
-          <w:szCs w:val="21"/>
-        </w:rPr>
-        <w:t xml:space="preserve">Problem:  </w:t>
-      </w:r>
-      <w:r>
-        <w:rPr>
-          <w:sz w:val="21"/>
-          <w:szCs w:val="21"/>
-        </w:rPr>
-        <w:t xml:space="preserve">A car travels 180 miles using 6 gallons of gas. What is the unit rate in miles per gallon?</w:t>
-      </w:r>
-    </w:p>
-    <w:p>
-      <w:pPr>
-        <w:spacing w:after="30"/>
-        <w:ind w:left="420"/>
-      </w:pPr>
-      <w:r>
-        <w:rPr>
-          <w:sz w:val="20"/>
-          <w:szCs w:val="20"/>
-        </w:rPr>
-        <w:t xml:space="preserve">A)  30 miles per gallon</w:t>
-      </w:r>
-    </w:p>
-    <w:p>
-      <w:pPr>
-        <w:spacing w:after="30"/>
-        <w:ind w:left="420"/>
-      </w:pPr>
-      <w:r>
-        <w:rPr>
-          <w:sz w:val="20"/>
-          <w:szCs w:val="20"/>
-        </w:rPr>
-        <w:t xml:space="preserve">B)  6 miles per gallon</w:t>
-      </w:r>
-    </w:p>
-    <w:p>
-      <w:pPr>
-        <w:spacing w:after="30"/>
-        <w:ind w:left="420"/>
-      </w:pPr>
-      <w:r>
-        <w:rPr>
-          <w:sz w:val="20"/>
-          <w:szCs w:val="20"/>
-        </w:rPr>
-        <w:t xml:space="preserve">C)  180 miles per gallon</w:t>
-      </w:r>
-    </w:p>
-    <w:p>
-      <w:pPr>
-        <w:spacing w:after="30"/>
-        <w:ind w:left="420"/>
-      </w:pPr>
-      <w:r>
-        <w:rPr>
-          <w:sz w:val="20"/>
-          <w:szCs w:val="20"/>
-        </w:rPr>
-        <w:t xml:space="preserve">D)  36 miles per gallon</w:t>
-      </w:r>
-    </w:p>
-    <w:p>
-      <w:pPr>
-        <w:keepNext/>
-        <w:spacing w:after="0" w:before="50"/>
-      </w:pPr>
-      <w:r>
-        <w:rPr>
-          <w:b/>
-          <w:bCs/>
-          <w:color w:val="6B4FA0"/>
-          <w:sz w:val="21"/>
-          <w:szCs w:val="21"/>
-        </w:rPr>
-        <w:t xml:space="preserve">Step 1:</w:t>
-      </w:r>
-    </w:p>
-    <w:p>
-      <w:pPr>
-        <w:pBdr>
-          <w:bottom w:val="single" w:color="AFBECC" w:sz="6"/>
-        </w:pBdr>
-        <w:spacing w:after="30" w:before="150"/>
-      </w:pPr>
-      <w:r>
-        <w:t xml:space="preserve"/>
-      </w:r>
-    </w:p>
-    <w:p>
-      <w:pPr>
-        <w:keepNext/>
-        <w:spacing w:after="0" w:before="50"/>
-      </w:pPr>
-      <w:r>
-        <w:rPr>
-          <w:b/>
-          <w:bCs/>
-          <w:color w:val="6B4FA0"/>
-          <w:sz w:val="21"/>
-          <w:szCs w:val="21"/>
-        </w:rPr>
-        <w:t xml:space="preserve">Step 2:</w:t>
-      </w:r>
-    </w:p>
-    <w:p>
-      <w:pPr>
-        <w:pBdr>
-          <w:bottom w:val="single" w:color="AFBECC" w:sz="6"/>
-        </w:pBdr>
-        <w:spacing w:after="30" w:before="150"/>
-      </w:pPr>
-      <w:r>
-        <w:t xml:space="preserve"/>
-      </w:r>
-    </w:p>
-    <w:p>
-      <w:pPr>
-        <w:keepNext/>
-        <w:spacing w:after="0" w:before="60"/>
-      </w:pPr>
-      <w:r>
-        <w:rPr>
-          <w:b/>
-          <w:bCs/>
-          <w:color w:val="12355B"/>
-          <w:sz w:val="21"/>
-          <w:szCs w:val="21"/>
-        </w:rPr>
-        <w:t xml:space="preserve">Answer:</w:t>
-      </w:r>
-    </w:p>
-    <w:p>
-      <w:pPr>
-        <w:pBdr>
-          <w:bottom w:val="single" w:color="AFBECC" w:sz="6"/>
-        </w:pBdr>
-        <w:spacing w:after="30" w:before="150"/>
-      </w:pPr>
-      <w:r>
-        <w:t xml:space="preserve"/>
-      </w:r>
-    </w:p>
-    <w:p>
-      <w:pPr>
-        <w:spacing w:after="80"/>
-      </w:pPr>
-      <w:r>
-        <w:t xml:space="preserve"/>
+        <w:t xml:space="preserve">   choose your support</w:t>
       </w:r>
     </w:p>
     <w:tbl>
@@ -1968,6 +1912,1358 @@
           </w:tcPr>
           <w:p>
             <w:pPr>
+              <w:spacing w:after="50"/>
+            </w:pPr>
+            <w:r>
+              <w:rPr>
+                <w:i/>
+                <w:iCs/>
+                <w:color w:val="5F6F80"/>
+                <w:sz w:val="19"/>
+                <w:szCs w:val="19"/>
+              </w:rPr>
+              <w:t xml:space="preserve">This model shows the parts of an explanation. It does not answer your writing question.</w:t>
+            </w:r>
+          </w:p>
+          <w:p>
+            <w:pPr>
+              <w:spacing w:after="80"/>
+            </w:pPr>
+            <w:r>
+              <w:rPr>
+                <w:b/>
+                <w:bCs/>
+                <w:color w:val="12355B"/>
+                <w:sz w:val="19"/>
+                <w:szCs w:val="19"/>
+              </w:rPr>
+              <w:t xml:space="preserve">Claim:  </w:t>
+            </w:r>
+            <w:r>
+              <w:rPr>
+                <w:sz w:val="19"/>
+                <w:szCs w:val="19"/>
+              </w:rPr>
+              <w:t xml:space="preserve">It is hard to compare because the booths have different numbers of games.</w:t>
+            </w:r>
+          </w:p>
+          <w:p>
+            <w:pPr>
+              <w:spacing w:after="80"/>
+            </w:pPr>
+            <w:r>
+              <w:rPr>
+                <w:b/>
+                <w:bCs/>
+                <w:color w:val="12355B"/>
+                <w:sz w:val="19"/>
+                <w:szCs w:val="19"/>
+              </w:rPr>
+              <w:t xml:space="preserve">Evidence:  </w:t>
+            </w:r>
+            <w:r>
+              <w:rPr>
+                <w:sz w:val="19"/>
+                <w:szCs w:val="19"/>
+              </w:rPr>
+              <w:t xml:space="preserve">Students notice the prices cannot be compared directly because the number of games differs, so they need the cost for one game (the unit rate) to compare fairly.</w:t>
+            </w:r>
+          </w:p>
+          <w:p>
+            <w:pPr>
+              <w:spacing w:after="80"/>
+            </w:pPr>
+            <w:r>
+              <w:rPr>
+                <w:b/>
+                <w:bCs/>
+                <w:color w:val="12355B"/>
+                <w:sz w:val="19"/>
+                <w:szCs w:val="19"/>
+              </w:rPr>
+              <w:t xml:space="preserve">Reasoning:  </w:t>
+            </w:r>
+            <w:r>
+              <w:rPr>
+                <w:sz w:val="19"/>
+                <w:szCs w:val="19"/>
+              </w:rPr>
+              <w:t xml:space="preserve">This evidence connects the definition of rate to the mathematical claim.</w:t>
+            </w:r>
+          </w:p>
+        </w:tc>
+      </w:tr>
+    </w:tbl>
+    <w:p>
+      <w:pPr>
+        <w:pStyle w:val="Heading2"/>
+        <w:spacing w:after="80" w:before="180"/>
+      </w:pPr>
+      <w:r>
+        <w:rPr>
+          <w:b/>
+          <w:bCs/>
+          <w:color w:val="12355B"/>
+          <w:sz w:val="24"/>
+          <w:szCs w:val="24"/>
+        </w:rPr>
+        <w:t xml:space="preserve">Start</w:t>
+      </w:r>
+      <w:r>
+        <w:rPr>
+          <w:i/>
+          <w:iCs/>
+          <w:color w:val="1FA6A2"/>
+          <w:sz w:val="19"/>
+          <w:szCs w:val="19"/>
+        </w:rPr>
+        <w:t xml:space="preserve">   Most language support</w:t>
+      </w:r>
+    </w:p>
+    <w:p>
+      <w:pPr>
+        <w:spacing w:after="60"/>
+      </w:pPr>
+      <w:r>
+        <w:rPr>
+          <w:color w:val="1A2733"/>
+          <w:sz w:val="21"/>
+          <w:szCs w:val="21"/>
+        </w:rPr>
+        <w:t xml:space="preserve">Complete the frames. Use the word bank.</w:t>
+      </w:r>
+      <w:r>
+        <w:rPr>
+          <w:i/>
+          <w:iCs/>
+          <w:color w:val="5F6F80"/>
+          <w:sz w:val="19"/>
+          <w:szCs w:val="19"/>
+        </w:rPr>
+        <w:br/>
+        <w:t xml:space="preserve">Completa las oraciones. Usa el banco de palabras.</w:t>
+      </w:r>
+    </w:p>
+    <w:p>
+      <w:pPr>
+        <w:spacing w:after="60"/>
+      </w:pPr>
+      <w:r>
+        <w:rPr>
+          <w:color w:val="1A2733"/>
+          <w:sz w:val="21"/>
+          <w:szCs w:val="21"/>
+        </w:rPr>
+        <w:t xml:space="preserve">The unit rate is ___ per one ___.</w:t>
+      </w:r>
+      <w:r>
+        <w:rPr>
+          <w:i/>
+          <w:iCs/>
+          <w:color w:val="5F6F80"/>
+          <w:sz w:val="19"/>
+          <w:szCs w:val="19"/>
+        </w:rPr>
+        <w:br/>
+        <w:t xml:space="preserve">La tasa unitaria es ___ por un ___.</w:t>
+      </w:r>
+    </w:p>
+    <w:p>
+      <w:pPr>
+        <w:spacing w:after="60"/>
+      </w:pPr>
+      <w:r>
+        <w:rPr>
+          <w:color w:val="1A2733"/>
+          <w:sz w:val="21"/>
+          <w:szCs w:val="21"/>
+        </w:rPr>
+        <w:t xml:space="preserve">I divided ___ by ___ to get the cost per game.</w:t>
+      </w:r>
+      <w:r>
+        <w:rPr>
+          <w:i/>
+          <w:iCs/>
+          <w:color w:val="5F6F80"/>
+          <w:sz w:val="19"/>
+          <w:szCs w:val="19"/>
+        </w:rPr>
+        <w:br/>
+        <w:t xml:space="preserve">Dividí ___ entre ___ para obtener el costo por juego.</w:t>
+      </w:r>
+    </w:p>
+    <w:tbl>
+      <w:tblPr>
+        <w:tblW w:type="pct" w:w="100%"/>
+        <w:tblBorders>
+          <w:top w:val="single" w:color="C7D2DD" w:sz="6"/>
+          <w:left w:val="single" w:color="C7D2DD" w:sz="6"/>
+          <w:bottom w:val="single" w:color="C7D2DD" w:sz="6"/>
+          <w:right w:val="single" w:color="C7D2DD" w:sz="6"/>
+          <w:insideH w:val="single" w:color="auto" w:sz="4"/>
+          <w:insideV w:val="single" w:color="auto" w:sz="4"/>
+        </w:tblBorders>
+      </w:tblPr>
+      <w:tblGrid>
+        <w:gridCol w:w="100"/>
+      </w:tblGrid>
+      <w:tr>
+        <w:tc>
+          <w:tcPr>
+            <w:shd w:fill="FBF3E2" w:color="auto" w:val="clear"/>
+            <w:tcMar>
+              <w:top w:type="dxa" w:w="60"/>
+              <w:left w:type="dxa" w:w="120"/>
+              <w:bottom w:type="dxa" w:w="60"/>
+              <w:right w:type="dxa" w:w="120"/>
+            </w:tcMar>
+          </w:tcPr>
+          <w:p>
+            <w:pPr>
+              <w:spacing w:after="0" w:line="320"/>
+            </w:pPr>
+            <w:r>
+              <w:t xml:space="preserve"/>
+            </w:r>
+          </w:p>
+          <w:p>
+            <w:pPr>
+              <w:spacing w:after="0" w:line="320"/>
+            </w:pPr>
+            <w:r>
+              <w:t xml:space="preserve"/>
+            </w:r>
+          </w:p>
+          <w:p>
+            <w:pPr>
+              <w:spacing w:after="0" w:line="320"/>
+            </w:pPr>
+            <w:r>
+              <w:t xml:space="preserve"/>
+            </w:r>
+          </w:p>
+        </w:tc>
+      </w:tr>
+    </w:tbl>
+    <w:p>
+      <w:pPr>
+        <w:pStyle w:val="Heading2"/>
+        <w:spacing w:after="80" w:before="180"/>
+      </w:pPr>
+      <w:r>
+        <w:rPr>
+          <w:b/>
+          <w:bCs/>
+          <w:color w:val="12355B"/>
+          <w:sz w:val="24"/>
+          <w:szCs w:val="24"/>
+        </w:rPr>
+        <w:t xml:space="preserve">Build</w:t>
+      </w:r>
+      <w:r>
+        <w:rPr>
+          <w:i/>
+          <w:iCs/>
+          <w:color w:val="B97A12"/>
+          <w:sz w:val="19"/>
+          <w:szCs w:val="19"/>
+        </w:rPr>
+        <w:t xml:space="preserve">   Some language support</w:t>
+      </w:r>
+    </w:p>
+    <w:p>
+      <w:pPr>
+        <w:spacing w:after="60"/>
+      </w:pPr>
+      <w:r>
+        <w:rPr>
+          <w:color w:val="1A2733"/>
+          <w:sz w:val="21"/>
+          <w:szCs w:val="21"/>
+        </w:rPr>
+        <w:t xml:space="preserve">Write two connected sentences. Use because, so, or but.</w:t>
+      </w:r>
+      <w:r>
+        <w:rPr>
+          <w:i/>
+          <w:iCs/>
+          <w:color w:val="5F6F80"/>
+          <w:sz w:val="19"/>
+          <w:szCs w:val="19"/>
+        </w:rPr>
+        <w:br/>
+        <w:t xml:space="preserve">Escribe dos oraciones conectadas. Usa porque, entonces o pero.</w:t>
+      </w:r>
+    </w:p>
+    <w:p>
+      <w:pPr>
+        <w:spacing w:after="60"/>
+      </w:pPr>
+      <w:r>
+        <w:rPr>
+          <w:color w:val="1A2733"/>
+          <w:sz w:val="21"/>
+          <w:szCs w:val="21"/>
+        </w:rPr>
+        <w:t xml:space="preserve">My claim is ___.</w:t>
+      </w:r>
+      <w:r>
+        <w:rPr>
+          <w:i/>
+          <w:iCs/>
+          <w:color w:val="5F6F80"/>
+          <w:sz w:val="19"/>
+          <w:szCs w:val="19"/>
+        </w:rPr>
+        <w:br/>
+        <w:t xml:space="preserve">Mi afirmación es ___.</w:t>
+      </w:r>
+    </w:p>
+    <w:p>
+      <w:pPr>
+        <w:spacing w:after="60"/>
+      </w:pPr>
+      <w:r>
+        <w:rPr>
+          <w:color w:val="1A2733"/>
+          <w:sz w:val="21"/>
+          <w:szCs w:val="21"/>
+        </w:rPr>
+        <w:t xml:space="preserve">I know because ___.</w:t>
+      </w:r>
+      <w:r>
+        <w:rPr>
+          <w:i/>
+          <w:iCs/>
+          <w:color w:val="5F6F80"/>
+          <w:sz w:val="19"/>
+          <w:szCs w:val="19"/>
+        </w:rPr>
+        <w:br/>
+        <w:t xml:space="preserve">Lo sé porque ___.</w:t>
+      </w:r>
+    </w:p>
+    <w:p>
+      <w:pPr>
+        <w:spacing w:after="60"/>
+      </w:pPr>
+      <w:r>
+        <w:rPr>
+          <w:color w:val="1A2733"/>
+          <w:sz w:val="21"/>
+          <w:szCs w:val="21"/>
+        </w:rPr>
+        <w:t xml:space="preserve">So ___.</w:t>
+      </w:r>
+      <w:r>
+        <w:rPr>
+          <w:i/>
+          <w:iCs/>
+          <w:color w:val="5F6F80"/>
+          <w:sz w:val="19"/>
+          <w:szCs w:val="19"/>
+        </w:rPr>
+        <w:br/>
+        <w:t xml:space="preserve">Entonces ___.</w:t>
+      </w:r>
+    </w:p>
+    <w:tbl>
+      <w:tblPr>
+        <w:tblW w:type="pct" w:w="100%"/>
+        <w:tblBorders>
+          <w:top w:val="single" w:color="C7D2DD" w:sz="6"/>
+          <w:left w:val="single" w:color="C7D2DD" w:sz="6"/>
+          <w:bottom w:val="single" w:color="C7D2DD" w:sz="6"/>
+          <w:right w:val="single" w:color="C7D2DD" w:sz="6"/>
+          <w:insideH w:val="single" w:color="auto" w:sz="4"/>
+          <w:insideV w:val="single" w:color="auto" w:sz="4"/>
+        </w:tblBorders>
+      </w:tblPr>
+      <w:tblGrid>
+        <w:gridCol w:w="100"/>
+      </w:tblGrid>
+      <w:tr>
+        <w:tc>
+          <w:tcPr>
+            <w:shd w:fill="FBF3E2" w:color="auto" w:val="clear"/>
+            <w:tcMar>
+              <w:top w:type="dxa" w:w="60"/>
+              <w:left w:type="dxa" w:w="120"/>
+              <w:bottom w:type="dxa" w:w="60"/>
+              <w:right w:type="dxa" w:w="120"/>
+            </w:tcMar>
+          </w:tcPr>
+          <w:p>
+            <w:pPr>
+              <w:spacing w:after="0" w:line="320"/>
+            </w:pPr>
+            <w:r>
+              <w:t xml:space="preserve"/>
+            </w:r>
+          </w:p>
+          <w:p>
+            <w:pPr>
+              <w:spacing w:after="0" w:line="320"/>
+            </w:pPr>
+            <w:r>
+              <w:t xml:space="preserve"/>
+            </w:r>
+          </w:p>
+          <w:p>
+            <w:pPr>
+              <w:spacing w:after="0" w:line="320"/>
+            </w:pPr>
+            <w:r>
+              <w:t xml:space="preserve"/>
+            </w:r>
+          </w:p>
+        </w:tc>
+      </w:tr>
+    </w:tbl>
+    <w:p>
+      <w:pPr>
+        <w:pStyle w:val="Heading2"/>
+        <w:spacing w:after="80" w:before="180"/>
+      </w:pPr>
+      <w:r>
+        <w:rPr>
+          <w:b/>
+          <w:bCs/>
+          <w:color w:val="12355B"/>
+          <w:sz w:val="24"/>
+          <w:szCs w:val="24"/>
+        </w:rPr>
+        <w:t xml:space="preserve">Explain</w:t>
+      </w:r>
+      <w:r>
+        <w:rPr>
+          <w:i/>
+          <w:iCs/>
+          <w:color w:val="B97A12"/>
+          <w:sz w:val="19"/>
+          <w:szCs w:val="19"/>
+        </w:rPr>
+        <w:t xml:space="preserve">   Light language support</w:t>
+      </w:r>
+    </w:p>
+    <w:p>
+      <w:pPr>
+        <w:spacing w:after="60"/>
+      </w:pPr>
+      <w:r>
+        <w:rPr>
+          <w:color w:val="1A2733"/>
+          <w:sz w:val="21"/>
+          <w:szCs w:val="21"/>
+        </w:rPr>
+        <w:t xml:space="preserve">Write a claim, give math evidence, and explain your reasoning.</w:t>
+      </w:r>
+      <w:r>
+        <w:rPr>
+          <w:i/>
+          <w:iCs/>
+          <w:color w:val="5F6F80"/>
+          <w:sz w:val="19"/>
+          <w:szCs w:val="19"/>
+        </w:rPr>
+        <w:br/>
+        <w:t xml:space="preserve">Escribe una afirmación, da evidencia matemática y explica tu razonamiento.</w:t>
+      </w:r>
+    </w:p>
+    <w:p>
+      <w:pPr>
+        <w:spacing w:after="60"/>
+      </w:pPr>
+      <w:r>
+        <w:rPr>
+          <w:color w:val="1A2733"/>
+          <w:sz w:val="21"/>
+          <w:szCs w:val="21"/>
+        </w:rPr>
+        <w:t xml:space="preserve">My claim is ___.</w:t>
+      </w:r>
+      <w:r>
+        <w:rPr>
+          <w:i/>
+          <w:iCs/>
+          <w:color w:val="5F6F80"/>
+          <w:sz w:val="19"/>
+          <w:szCs w:val="19"/>
+        </w:rPr>
+        <w:br/>
+        <w:t xml:space="preserve">Mi afirmación es ___.</w:t>
+      </w:r>
+    </w:p>
+    <w:p>
+      <w:pPr>
+        <w:spacing w:after="60"/>
+      </w:pPr>
+      <w:r>
+        <w:rPr>
+          <w:color w:val="1A2733"/>
+          <w:sz w:val="21"/>
+          <w:szCs w:val="21"/>
+        </w:rPr>
+        <w:t xml:space="preserve">My math evidence is ___.</w:t>
+      </w:r>
+      <w:r>
+        <w:rPr>
+          <w:i/>
+          <w:iCs/>
+          <w:color w:val="5F6F80"/>
+          <w:sz w:val="19"/>
+          <w:szCs w:val="19"/>
+        </w:rPr>
+        <w:br/>
+        <w:t xml:space="preserve">Mi evidencia matemática es ___.</w:t>
+      </w:r>
+    </w:p>
+    <w:p>
+      <w:pPr>
+        <w:spacing w:after="60"/>
+      </w:pPr>
+      <w:r>
+        <w:rPr>
+          <w:color w:val="1A2733"/>
+          <w:sz w:val="21"/>
+          <w:szCs w:val="21"/>
+        </w:rPr>
+        <w:t xml:space="preserve">This proves ___ because ___.</w:t>
+      </w:r>
+      <w:r>
+        <w:rPr>
+          <w:i/>
+          <w:iCs/>
+          <w:color w:val="5F6F80"/>
+          <w:sz w:val="19"/>
+          <w:szCs w:val="19"/>
+        </w:rPr>
+        <w:br/>
+        <w:t xml:space="preserve">Esto demuestra ___ porque ___.</w:t>
+      </w:r>
+    </w:p>
+    <w:tbl>
+      <w:tblPr>
+        <w:tblW w:type="pct" w:w="100%"/>
+        <w:tblBorders>
+          <w:top w:val="single" w:color="C7D2DD" w:sz="6"/>
+          <w:left w:val="single" w:color="C7D2DD" w:sz="6"/>
+          <w:bottom w:val="single" w:color="C7D2DD" w:sz="6"/>
+          <w:right w:val="single" w:color="C7D2DD" w:sz="6"/>
+          <w:insideH w:val="single" w:color="auto" w:sz="4"/>
+          <w:insideV w:val="single" w:color="auto" w:sz="4"/>
+        </w:tblBorders>
+      </w:tblPr>
+      <w:tblGrid>
+        <w:gridCol w:w="100"/>
+      </w:tblGrid>
+      <w:tr>
+        <w:tc>
+          <w:tcPr>
+            <w:shd w:fill="FBF3E2" w:color="auto" w:val="clear"/>
+            <w:tcMar>
+              <w:top w:type="dxa" w:w="60"/>
+              <w:left w:type="dxa" w:w="120"/>
+              <w:bottom w:type="dxa" w:w="60"/>
+              <w:right w:type="dxa" w:w="120"/>
+            </w:tcMar>
+          </w:tcPr>
+          <w:p>
+            <w:pPr>
+              <w:spacing w:after="0" w:line="320"/>
+            </w:pPr>
+            <w:r>
+              <w:t xml:space="preserve"/>
+            </w:r>
+          </w:p>
+          <w:p>
+            <w:pPr>
+              <w:spacing w:after="0" w:line="320"/>
+            </w:pPr>
+            <w:r>
+              <w:t xml:space="preserve"/>
+            </w:r>
+          </w:p>
+          <w:p>
+            <w:pPr>
+              <w:spacing w:after="0" w:line="320"/>
+            </w:pPr>
+            <w:r>
+              <w:t xml:space="preserve"/>
+            </w:r>
+          </w:p>
+          <w:p>
+            <w:pPr>
+              <w:spacing w:after="0" w:line="320"/>
+            </w:pPr>
+            <w:r>
+              <w:t xml:space="preserve"/>
+            </w:r>
+          </w:p>
+          <w:p>
+            <w:pPr>
+              <w:spacing w:after="0" w:line="320"/>
+            </w:pPr>
+            <w:r>
+              <w:t xml:space="preserve"/>
+            </w:r>
+          </w:p>
+        </w:tc>
+      </w:tr>
+    </w:tbl>
+    <w:p>
+      <w:pPr>
+        <w:pStyle w:val="Heading2"/>
+        <w:spacing w:after="80" w:before="180"/>
+      </w:pPr>
+      <w:r>
+        <w:rPr>
+          <w:b/>
+          <w:bCs/>
+          <w:color w:val="12355B"/>
+          <w:sz w:val="24"/>
+          <w:szCs w:val="24"/>
+        </w:rPr>
+        <w:t xml:space="preserve">4. Check Your Explanation</w:t>
+      </w:r>
+      <w:r>
+        <w:rPr>
+          <w:i/>
+          <w:iCs/>
+          <w:color w:val="1FA6A2"/>
+          <w:sz w:val="19"/>
+          <w:szCs w:val="19"/>
+        </w:rPr>
+        <w:t xml:space="preserve">   five quick checks</w:t>
+      </w:r>
+    </w:p>
+    <w:p>
+      <w:pPr>
+        <w:spacing w:after="80"/>
+      </w:pPr>
+      <w:r>
+        <w:rPr>
+          <w:b/>
+          <w:bCs/>
+          <w:color w:val="1FA6A2"/>
+          <w:sz w:val="22"/>
+          <w:szCs w:val="22"/>
+        </w:rPr>
+        <w:t xml:space="preserve">☐  </w:t>
+      </w:r>
+      <w:r>
+        <w:rPr>
+          <w:sz w:val="20"/>
+          <w:szCs w:val="20"/>
+        </w:rPr>
+        <w:t xml:space="preserve">I answered the question.</w:t>
+      </w:r>
+      <w:r>
+        <w:rPr>
+          <w:i/>
+          <w:iCs/>
+          <w:color w:val="5F6F80"/>
+          <w:sz w:val="18"/>
+          <w:szCs w:val="18"/>
+        </w:rPr>
+        <w:br/>
+        <w:t xml:space="preserve">Respondí la pregunta.</w:t>
+      </w:r>
+    </w:p>
+    <w:p>
+      <w:pPr>
+        <w:spacing w:after="80"/>
+      </w:pPr>
+      <w:r>
+        <w:rPr>
+          <w:b/>
+          <w:bCs/>
+          <w:color w:val="1FA6A2"/>
+          <w:sz w:val="22"/>
+          <w:szCs w:val="22"/>
+        </w:rPr>
+        <w:t xml:space="preserve">☐  </w:t>
+      </w:r>
+      <w:r>
+        <w:rPr>
+          <w:sz w:val="20"/>
+          <w:szCs w:val="20"/>
+        </w:rPr>
+        <w:t xml:space="preserve">I used math evidence: numbers, an equation, a model, or a comparison.</w:t>
+      </w:r>
+      <w:r>
+        <w:rPr>
+          <w:i/>
+          <w:iCs/>
+          <w:color w:val="5F6F80"/>
+          <w:sz w:val="18"/>
+          <w:szCs w:val="18"/>
+        </w:rPr>
+        <w:br/>
+        <w:t xml:space="preserve">Usé evidencia matemática: números, una ecuación, un modelo o una comparación.</w:t>
+      </w:r>
+    </w:p>
+    <w:p>
+      <w:pPr>
+        <w:spacing w:after="80"/>
+      </w:pPr>
+      <w:r>
+        <w:rPr>
+          <w:b/>
+          <w:bCs/>
+          <w:color w:val="1FA6A2"/>
+          <w:sz w:val="22"/>
+          <w:szCs w:val="22"/>
+        </w:rPr>
+        <w:t xml:space="preserve">☐  </w:t>
+      </w:r>
+      <w:r>
+        <w:rPr>
+          <w:sz w:val="20"/>
+          <w:szCs w:val="20"/>
+        </w:rPr>
+        <w:t xml:space="preserve">I explained how the evidence proves my answer.</w:t>
+      </w:r>
+      <w:r>
+        <w:rPr>
+          <w:i/>
+          <w:iCs/>
+          <w:color w:val="5F6F80"/>
+          <w:sz w:val="18"/>
+          <w:szCs w:val="18"/>
+        </w:rPr>
+        <w:br/>
+        <w:t xml:space="preserve">Expliqué cómo la evidencia demuestra mi respuesta.</w:t>
+      </w:r>
+    </w:p>
+    <w:p>
+      <w:pPr>
+        <w:spacing w:after="80"/>
+      </w:pPr>
+      <w:r>
+        <w:rPr>
+          <w:b/>
+          <w:bCs/>
+          <w:color w:val="1FA6A2"/>
+          <w:sz w:val="22"/>
+          <w:szCs w:val="22"/>
+        </w:rPr>
+        <w:t xml:space="preserve">☐  </w:t>
+      </w:r>
+      <w:r>
+        <w:rPr>
+          <w:sz w:val="20"/>
+          <w:szCs w:val="20"/>
+        </w:rPr>
+        <w:t xml:space="preserve">I used at least two math words.</w:t>
+      </w:r>
+      <w:r>
+        <w:rPr>
+          <w:i/>
+          <w:iCs/>
+          <w:color w:val="5F6F80"/>
+          <w:sz w:val="18"/>
+          <w:szCs w:val="18"/>
+        </w:rPr>
+        <w:br/>
+        <w:t xml:space="preserve">Usé por lo menos dos palabras matemáticas.</w:t>
+      </w:r>
+    </w:p>
+    <w:p>
+      <w:pPr>
+        <w:spacing w:after="80"/>
+      </w:pPr>
+      <w:r>
+        <w:rPr>
+          <w:b/>
+          <w:bCs/>
+          <w:color w:val="1FA6A2"/>
+          <w:sz w:val="22"/>
+          <w:szCs w:val="22"/>
+        </w:rPr>
+        <w:t xml:space="preserve">☐  </w:t>
+      </w:r>
+      <w:r>
+        <w:rPr>
+          <w:sz w:val="20"/>
+          <w:szCs w:val="20"/>
+        </w:rPr>
+        <w:t xml:space="preserve">I reread complete sentences and punctuation.</w:t>
+      </w:r>
+      <w:r>
+        <w:rPr>
+          <w:i/>
+          <w:iCs/>
+          <w:color w:val="5F6F80"/>
+          <w:sz w:val="18"/>
+          <w:szCs w:val="18"/>
+        </w:rPr>
+        <w:br/>
+        <w:t xml:space="preserve">Volví a leer mis oraciones completas y la puntuación.</w:t>
+      </w:r>
+    </w:p>
+    <w:p>
+      <w:pPr>
+        <w:pStyle w:val="Heading1"/>
+        <w:pageBreakBefore/>
+        <w:pBdr>
+          <w:bottom w:val="single" w:color="1FA6A2" w:sz="14" w:space="6"/>
+        </w:pBdr>
+        <w:spacing w:after="140" w:before="0"/>
+      </w:pPr>
+      <w:r>
+        <w:rPr>
+          <w:b/>
+          <w:bCs/>
+          <w:color w:val="12355B"/>
+          <w:sz w:val="30"/>
+          <w:szCs w:val="30"/>
+        </w:rPr>
+        <w:t xml:space="preserve">Worked Example</w:t>
+      </w:r>
+    </w:p>
+    <w:p>
+      <w:pPr>
+        <w:pStyle w:val="Heading2"/>
+        <w:spacing w:after="80" w:before="180"/>
+      </w:pPr>
+      <w:r>
+        <w:rPr>
+          <w:b/>
+          <w:bCs/>
+          <w:color w:val="12355B"/>
+          <w:sz w:val="24"/>
+          <w:szCs w:val="24"/>
+        </w:rPr>
+        <w:t xml:space="preserve">Watch &amp; Read</w:t>
+      </w:r>
+      <w:r>
+        <w:rPr>
+          <w:i/>
+          <w:iCs/>
+          <w:color w:val="1FA6A2"/>
+          <w:sz w:val="19"/>
+          <w:szCs w:val="19"/>
+        </w:rPr>
+        <w:t xml:space="preserve">   I Do — follow along with your teacher</w:t>
+      </w:r>
+    </w:p>
+    <w:tbl>
+      <w:tblPr>
+        <w:tblW w:type="pct" w:w="100%"/>
+        <w:tblBorders>
+          <w:top w:val="single" w:color="1FA6A2" w:sz="8"/>
+          <w:left w:val="single" w:color="1FA6A2" w:sz="8"/>
+          <w:bottom w:val="single" w:color="1FA6A2" w:sz="8"/>
+          <w:right w:val="single" w:color="1FA6A2" w:sz="8"/>
+          <w:insideH w:val="single" w:color="auto" w:sz="4"/>
+          <w:insideV w:val="single" w:color="auto" w:sz="4"/>
+        </w:tblBorders>
+      </w:tblPr>
+      <w:tblGrid>
+        <w:gridCol w:w="100"/>
+      </w:tblGrid>
+      <w:tr>
+        <w:tc>
+          <w:tcPr>
+            <w:shd w:fill="E6F4F3" w:color="auto" w:val="clear"/>
+            <w:tcMar>
+              <w:top w:type="dxa" w:w="120"/>
+              <w:left w:type="dxa" w:w="180"/>
+              <w:bottom w:type="dxa" w:w="120"/>
+              <w:right w:type="dxa" w:w="180"/>
+            </w:tcMar>
+          </w:tcPr>
+          <w:p>
+            <w:pPr>
+              <w:spacing w:after="60"/>
+            </w:pPr>
+            <w:r>
+              <w:rPr>
+                <w:b/>
+                <w:bCs/>
+                <w:color w:val="12355B"/>
+                <w:sz w:val="22"/>
+                <w:szCs w:val="22"/>
+              </w:rPr>
+              <w:t xml:space="preserve">Arcade Builder Challenge</w:t>
+            </w:r>
+          </w:p>
+          <w:p>
+            <w:pPr>
+              <w:spacing w:after="0"/>
+            </w:pPr>
+            <w:r>
+              <w:rPr>
+                <w:sz w:val="21"/>
+                <w:szCs w:val="21"/>
+              </w:rPr>
+              <w:t xml:space="preserve">You're comparing ticket prices at different game booths in the arcade. Booth A charges $3 for 5 games, and Booth B charges $5 for 8 games. Which booth gives you a better deal? To find out, you need to figure out the cost per game — that's the unit rate!</w:t>
+            </w:r>
+          </w:p>
+        </w:tc>
+      </w:tr>
+    </w:tbl>
+    <w:p>
+      <w:pPr>
+        <w:spacing w:after="80"/>
+      </w:pPr>
+      <w:r>
+        <w:t xml:space="preserve"/>
+      </w:r>
+    </w:p>
+    <w:p>
+      <w:pPr>
+        <w:spacing w:after="50" w:before="60"/>
+      </w:pPr>
+      <w:r>
+        <w:rPr>
+          <w:b/>
+          <w:bCs/>
+          <w:color w:val="12355B"/>
+          <w:sz w:val="21"/>
+          <w:szCs w:val="21"/>
+        </w:rPr>
+        <w:t xml:space="preserve">Think about:</w:t>
+      </w:r>
+    </w:p>
+    <w:p>
+      <w:pPr>
+        <w:spacing w:after="40"/>
+        <w:ind w:left="300"/>
+      </w:pPr>
+      <w:r>
+        <w:rPr>
+          <w:sz w:val="20"/>
+          <w:szCs w:val="20"/>
+        </w:rPr>
+        <w:t xml:space="preserve">•  What two quantities are being compared at each booth?</w:t>
+      </w:r>
+    </w:p>
+    <w:p>
+      <w:pPr>
+        <w:spacing w:after="40"/>
+        <w:ind w:left="300"/>
+      </w:pPr>
+      <w:r>
+        <w:rPr>
+          <w:sz w:val="20"/>
+          <w:szCs w:val="20"/>
+        </w:rPr>
+        <w:t xml:space="preserve">•  Which booth seems like a better deal at first glance?</w:t>
+      </w:r>
+    </w:p>
+    <w:p>
+      <w:pPr>
+        <w:spacing w:after="40"/>
+        <w:ind w:left="300"/>
+      </w:pPr>
+      <w:r>
+        <w:rPr>
+          <w:sz w:val="20"/>
+          <w:szCs w:val="20"/>
+        </w:rPr>
+        <w:t xml:space="preserve">•  How can you compare prices when the number of games is different?</w:t>
+      </w:r>
+    </w:p>
+    <w:p>
+      <w:pPr>
+        <w:spacing w:after="40"/>
+        <w:ind w:left="300"/>
+      </w:pPr>
+      <w:r>
+        <w:rPr>
+          <w:sz w:val="20"/>
+          <w:szCs w:val="20"/>
+        </w:rPr>
+        <w:t xml:space="preserve">•  What does it mean to find the cost for just one game?</w:t>
+      </w:r>
+    </w:p>
+    <w:p>
+      <w:pPr>
+        <w:pStyle w:val="Heading2"/>
+        <w:spacing w:after="80" w:before="180"/>
+      </w:pPr>
+      <w:r>
+        <w:rPr>
+          <w:b/>
+          <w:bCs/>
+          <w:color w:val="12355B"/>
+          <w:sz w:val="24"/>
+          <w:szCs w:val="24"/>
+        </w:rPr>
+        <w:t xml:space="preserve">Solved Example</w:t>
+      </w:r>
+      <w:r>
+        <w:rPr>
+          <w:i/>
+          <w:iCs/>
+          <w:color w:val="1FA6A2"/>
+          <w:sz w:val="19"/>
+          <w:szCs w:val="19"/>
+        </w:rPr>
+        <w:t xml:space="preserve">   I Do — watch each step</w:t>
+      </w:r>
+    </w:p>
+    <w:p>
+      <w:pPr>
+        <w:keepNext/>
+        <w:spacing w:after="40"/>
+      </w:pPr>
+      <w:r>
+        <w:rPr>
+          <w:b/>
+          <w:bCs/>
+          <w:color w:val="12355B"/>
+          <w:sz w:val="21"/>
+          <w:szCs w:val="21"/>
+        </w:rPr>
+        <w:t xml:space="preserve">Problem:  </w:t>
+      </w:r>
+      <w:r>
+        <w:rPr>
+          <w:sz w:val="21"/>
+          <w:szCs w:val="21"/>
+        </w:rPr>
+        <w:t xml:space="preserve">A booth charges $4.50 for 9 games. What is the unit rate?</w:t>
+      </w:r>
+    </w:p>
+    <w:p>
+      <w:pPr>
+        <w:spacing w:after="30"/>
+        <w:ind w:left="420"/>
+      </w:pPr>
+      <w:r>
+        <w:rPr>
+          <w:sz w:val="20"/>
+          <w:szCs w:val="20"/>
+        </w:rPr>
+        <w:t xml:space="preserve">A)  $0.50 per game</w:t>
+      </w:r>
+    </w:p>
+    <w:p>
+      <w:pPr>
+        <w:spacing w:after="30"/>
+        <w:ind w:left="420"/>
+      </w:pPr>
+      <w:r>
+        <w:rPr>
+          <w:sz w:val="20"/>
+          <w:szCs w:val="20"/>
+        </w:rPr>
+        <w:t xml:space="preserve">B)  $0.45 per game</w:t>
+      </w:r>
+    </w:p>
+    <w:p>
+      <w:pPr>
+        <w:spacing w:after="30"/>
+        <w:ind w:left="420"/>
+      </w:pPr>
+      <w:r>
+        <w:rPr>
+          <w:sz w:val="20"/>
+          <w:szCs w:val="20"/>
+        </w:rPr>
+        <w:t xml:space="preserve">C)  $2.00 per game</w:t>
+      </w:r>
+    </w:p>
+    <w:p>
+      <w:pPr>
+        <w:spacing w:after="30"/>
+        <w:ind w:left="420"/>
+      </w:pPr>
+      <w:r>
+        <w:rPr>
+          <w:sz w:val="20"/>
+          <w:szCs w:val="20"/>
+        </w:rPr>
+        <w:t xml:space="preserve">D)  $4.50 per game</w:t>
+      </w:r>
+    </w:p>
+    <w:p>
+      <w:pPr>
+        <w:spacing w:after="20" w:before="50"/>
+      </w:pPr>
+      <w:r>
+        <w:rPr>
+          <w:b/>
+          <w:bCs/>
+          <w:color w:val="1FA6A2"/>
+          <w:sz w:val="21"/>
+          <w:szCs w:val="21"/>
+        </w:rPr>
+        <w:t xml:space="preserve">Step 1:  </w:t>
+      </w:r>
+      <w:r>
+        <w:rPr>
+          <w:sz w:val="21"/>
+          <w:szCs w:val="21"/>
+        </w:rPr>
+        <w:t xml:space="preserve">$4.50 ÷ 9 = $0.50 per game.</w:t>
+      </w:r>
+    </w:p>
+    <w:p>
+      <w:pPr>
+        <w:spacing w:after="40" w:before="60"/>
+      </w:pPr>
+      <w:r>
+        <w:rPr>
+          <w:b/>
+          <w:bCs/>
+          <w:color w:val="12355B"/>
+          <w:sz w:val="21"/>
+          <w:szCs w:val="21"/>
+        </w:rPr>
+        <w:t xml:space="preserve">Answer:  </w:t>
+      </w:r>
+      <w:r>
+        <w:rPr>
+          <w:b/>
+          <w:bCs/>
+          <w:sz w:val="21"/>
+          <w:szCs w:val="21"/>
+        </w:rPr>
+        <w:t xml:space="preserve">A. $0.50 per game</w:t>
+      </w:r>
+    </w:p>
+    <w:p>
+      <w:pPr>
+        <w:pStyle w:val="Heading1"/>
+        <w:pageBreakBefore/>
+        <w:pBdr>
+          <w:bottom w:val="single" w:color="1FA6A2" w:sz="14" w:space="6"/>
+        </w:pBdr>
+        <w:spacing w:after="140" w:before="0"/>
+      </w:pPr>
+      <w:r>
+        <w:rPr>
+          <w:b/>
+          <w:bCs/>
+          <w:color w:val="12355B"/>
+          <w:sz w:val="30"/>
+          <w:szCs w:val="30"/>
+        </w:rPr>
+        <w:t xml:space="preserve">Guided Practice</w:t>
+      </w:r>
+    </w:p>
+    <w:p>
+      <w:pPr>
+        <w:pStyle w:val="Heading2"/>
+        <w:spacing w:after="80" w:before="180"/>
+      </w:pPr>
+      <w:r>
+        <w:rPr>
+          <w:b/>
+          <w:bCs/>
+          <w:color w:val="12355B"/>
+          <w:sz w:val="24"/>
+          <w:szCs w:val="24"/>
+        </w:rPr>
+        <w:t xml:space="preserve">Solve Together</w:t>
+      </w:r>
+      <w:r>
+        <w:rPr>
+          <w:i/>
+          <w:iCs/>
+          <w:color w:val="6B4FA0"/>
+          <w:sz w:val="19"/>
+          <w:szCs w:val="19"/>
+        </w:rPr>
+        <w:t xml:space="preserve">   We Do — work with your class</w:t>
+      </w:r>
+    </w:p>
+    <w:p>
+      <w:pPr>
+        <w:keepNext/>
+        <w:spacing w:after="40" w:before="40"/>
+      </w:pPr>
+      <w:r>
+        <w:rPr>
+          <w:b/>
+          <w:bCs/>
+          <w:color w:val="12355B"/>
+          <w:sz w:val="21"/>
+          <w:szCs w:val="21"/>
+        </w:rPr>
+        <w:t xml:space="preserve">Problem:  </w:t>
+      </w:r>
+      <w:r>
+        <w:rPr>
+          <w:sz w:val="21"/>
+          <w:szCs w:val="21"/>
+        </w:rPr>
+        <w:t xml:space="preserve">A car travels 180 miles using 6 gallons of gas. What is the unit rate in miles per gallon?</w:t>
+      </w:r>
+    </w:p>
+    <w:p>
+      <w:pPr>
+        <w:spacing w:after="30"/>
+        <w:ind w:left="420"/>
+      </w:pPr>
+      <w:r>
+        <w:rPr>
+          <w:sz w:val="20"/>
+          <w:szCs w:val="20"/>
+        </w:rPr>
+        <w:t xml:space="preserve">A)  30 miles per gallon</w:t>
+      </w:r>
+    </w:p>
+    <w:p>
+      <w:pPr>
+        <w:spacing w:after="30"/>
+        <w:ind w:left="420"/>
+      </w:pPr>
+      <w:r>
+        <w:rPr>
+          <w:sz w:val="20"/>
+          <w:szCs w:val="20"/>
+        </w:rPr>
+        <w:t xml:space="preserve">B)  6 miles per gallon</w:t>
+      </w:r>
+    </w:p>
+    <w:p>
+      <w:pPr>
+        <w:spacing w:after="30"/>
+        <w:ind w:left="420"/>
+      </w:pPr>
+      <w:r>
+        <w:rPr>
+          <w:sz w:val="20"/>
+          <w:szCs w:val="20"/>
+        </w:rPr>
+        <w:t xml:space="preserve">C)  180 miles per gallon</w:t>
+      </w:r>
+    </w:p>
+    <w:p>
+      <w:pPr>
+        <w:spacing w:after="30"/>
+        <w:ind w:left="420"/>
+      </w:pPr>
+      <w:r>
+        <w:rPr>
+          <w:sz w:val="20"/>
+          <w:szCs w:val="20"/>
+        </w:rPr>
+        <w:t xml:space="preserve">D)  36 miles per gallon</w:t>
+      </w:r>
+    </w:p>
+    <w:p>
+      <w:pPr>
+        <w:keepNext/>
+        <w:spacing w:after="0" w:before="50"/>
+      </w:pPr>
+      <w:r>
+        <w:rPr>
+          <w:b/>
+          <w:bCs/>
+          <w:color w:val="6B4FA0"/>
+          <w:sz w:val="21"/>
+          <w:szCs w:val="21"/>
+        </w:rPr>
+        <w:t xml:space="preserve">Step 1:</w:t>
+      </w:r>
+    </w:p>
+    <w:p>
+      <w:pPr>
+        <w:pBdr>
+          <w:bottom w:val="single" w:color="AFBECC" w:sz="6"/>
+        </w:pBdr>
+        <w:spacing w:after="30" w:before="150"/>
+      </w:pPr>
+      <w:r>
+        <w:t xml:space="preserve"/>
+      </w:r>
+    </w:p>
+    <w:p>
+      <w:pPr>
+        <w:keepNext/>
+        <w:spacing w:after="0" w:before="50"/>
+      </w:pPr>
+      <w:r>
+        <w:rPr>
+          <w:b/>
+          <w:bCs/>
+          <w:color w:val="6B4FA0"/>
+          <w:sz w:val="21"/>
+          <w:szCs w:val="21"/>
+        </w:rPr>
+        <w:t xml:space="preserve">Step 2:</w:t>
+      </w:r>
+    </w:p>
+    <w:p>
+      <w:pPr>
+        <w:pBdr>
+          <w:bottom w:val="single" w:color="AFBECC" w:sz="6"/>
+        </w:pBdr>
+        <w:spacing w:after="30" w:before="150"/>
+      </w:pPr>
+      <w:r>
+        <w:t xml:space="preserve"/>
+      </w:r>
+    </w:p>
+    <w:p>
+      <w:pPr>
+        <w:keepNext/>
+        <w:spacing w:after="0" w:before="60"/>
+      </w:pPr>
+      <w:r>
+        <w:rPr>
+          <w:b/>
+          <w:bCs/>
+          <w:color w:val="12355B"/>
+          <w:sz w:val="21"/>
+          <w:szCs w:val="21"/>
+        </w:rPr>
+        <w:t xml:space="preserve">Answer:</w:t>
+      </w:r>
+    </w:p>
+    <w:p>
+      <w:pPr>
+        <w:pBdr>
+          <w:bottom w:val="single" w:color="AFBECC" w:sz="6"/>
+        </w:pBdr>
+        <w:spacing w:after="30" w:before="150"/>
+      </w:pPr>
+      <w:r>
+        <w:t xml:space="preserve"/>
+      </w:r>
+    </w:p>
+    <w:p>
+      <w:pPr>
+        <w:spacing w:after="80"/>
+      </w:pPr>
+      <w:r>
+        <w:t xml:space="preserve"/>
+      </w:r>
+    </w:p>
+    <w:tbl>
+      <w:tblPr>
+        <w:tblW w:type="pct" w:w="100%"/>
+        <w:tblBorders>
+          <w:top w:val="single" w:color="BBD0DE" w:sz="8"/>
+          <w:left w:val="single" w:color="BBD0DE" w:sz="8"/>
+          <w:bottom w:val="single" w:color="BBD0DE" w:sz="8"/>
+          <w:right w:val="single" w:color="BBD0DE" w:sz="8"/>
+          <w:insideH w:val="single" w:color="auto" w:sz="4"/>
+          <w:insideV w:val="single" w:color="auto" w:sz="4"/>
+        </w:tblBorders>
+      </w:tblPr>
+      <w:tblGrid>
+        <w:gridCol w:w="100"/>
+      </w:tblGrid>
+      <w:tr>
+        <w:tc>
+          <w:tcPr>
+            <w:shd w:fill="EEF4F8" w:color="auto" w:val="clear"/>
+            <w:tcMar>
+              <w:top w:type="dxa" w:w="120"/>
+              <w:left w:type="dxa" w:w="180"/>
+              <w:bottom w:type="dxa" w:w="120"/>
+              <w:right w:type="dxa" w:w="180"/>
+            </w:tcMar>
+          </w:tcPr>
+          <w:p>
+            <w:pPr>
               <w:spacing w:after="60"/>
             </w:pPr>
             <w:r>
@@ -3673,6 +4969,97 @@
           <w:szCs w:val="19"/>
         </w:rPr>
         <w:t xml:space="preserve">  — $1.50 ÷ 6 = $0.25 per pencil. $2.80 ÷ 10 = $0.28 per pencil. $0.25 &lt; $0.28, so 6 for $1.50 is the better buy.</w:t>
+      </w:r>
+    </w:p>
+    <w:p>
+      <w:pPr>
+        <w:pStyle w:val="Heading2"/>
+        <w:spacing w:after="80" w:before="180"/>
+      </w:pPr>
+      <w:r>
+        <w:rPr>
+          <w:b/>
+          <w:bCs/>
+          <w:color w:val="12355B"/>
+          <w:sz w:val="24"/>
+          <w:szCs w:val="24"/>
+        </w:rPr>
+        <w:t xml:space="preserve">Math Writing Criteria</w:t>
+      </w:r>
+    </w:p>
+    <w:p>
+      <w:pPr>
+        <w:spacing w:after="100"/>
+      </w:pPr>
+      <w:r>
+        <w:rPr>
+          <w:i/>
+          <w:iCs/>
+          <w:color w:val="5F6F80"/>
+          <w:sz w:val="19"/>
+          <w:szCs w:val="19"/>
+        </w:rPr>
+        <w:t xml:space="preserve">The support level changes the amount of language scaffolding, not the mathematical expectation.</w:t>
+      </w:r>
+    </w:p>
+    <w:p>
+      <w:pPr>
+        <w:spacing w:after="80"/>
+      </w:pPr>
+      <w:r>
+        <w:rPr>
+          <w:sz w:val="20"/>
+          <w:szCs w:val="20"/>
+        </w:rPr>
+        <w:t xml:space="preserve">☐  I answered the question.</w:t>
+      </w:r>
+    </w:p>
+    <w:p>
+      <w:pPr>
+        <w:spacing w:after="80"/>
+      </w:pPr>
+      <w:r>
+        <w:rPr>
+          <w:sz w:val="20"/>
+          <w:szCs w:val="20"/>
+        </w:rPr>
+        <w:t xml:space="preserve">☐  I used math evidence: numbers, an equation, a model, or a comparison.</w:t>
+      </w:r>
+    </w:p>
+    <w:p>
+      <w:pPr>
+        <w:spacing w:after="80"/>
+      </w:pPr>
+      <w:r>
+        <w:rPr>
+          <w:sz w:val="20"/>
+          <w:szCs w:val="20"/>
+        </w:rPr>
+        <w:t xml:space="preserve">☐  I explained how the evidence proves my answer.</w:t>
+      </w:r>
+    </w:p>
+    <w:p>
+      <w:pPr>
+        <w:spacing w:after="80"/>
+      </w:pPr>
+      <w:r>
+        <w:rPr>
+          <w:sz w:val="20"/>
+          <w:szCs w:val="20"/>
+        </w:rPr>
+        <w:t xml:space="preserve">☐  I used at least two math words.</w:t>
+      </w:r>
+    </w:p>
+    <w:p>
+      <w:pPr>
+        <w:spacing w:after="80"/>
+      </w:pPr>
+      <w:r>
+        <w:rPr>
+          <w:sz w:val="20"/>
+          <w:szCs w:val="20"/>
+        </w:rPr>
+        <w:t xml:space="preserve">☐  I reread complete sentences and punctuation.</w:t>
       </w:r>
     </w:p>
     <w:sectPr>

--- a/lessons/4-1/downloads/4-1-notes-teacher.docx
+++ b/lessons/4-1/downloads/4-1-notes-teacher.docx
@@ -180,7 +180,7 @@
                 <w:sz w:val="20"/>
                 <w:szCs w:val="20"/>
               </w:rPr>
-              <w:t xml:space="preserve">I can write and interpret percents greater than 100% and less than 1%.</w:t>
+              <w:t xml:space="preserve">I can explain a percent as a rate per 100, model it on a decimal grid or tape diagram, and interpret percents greater than 100%.</w:t>
             </w:r>
           </w:p>
           <w:p>
@@ -202,7 +202,7 @@
                 <w:sz w:val="20"/>
                 <w:szCs w:val="20"/>
               </w:rPr>
-              <w:t xml:space="preserve">I can explain my reasoning using the words percent, greater than 100%, less than 1%, and equivalent.</w:t>
+              <w:t xml:space="preserve">I can explain what a percent means using the words per hundred, part, whole, and equivalent ratio.</w:t>
             </w:r>
           </w:p>
         </w:tc>
@@ -351,7 +351,7 @@
                 <w:sz w:val="24"/>
                 <w:szCs w:val="24"/>
               </w:rPr>
-              <w:t xml:space="preserve">Percents Greater Than 100% and Less Than 1%</w:t>
+              <w:t xml:space="preserve">Understand Percent</w:t>
             </w:r>
             <w:r>
               <w:rPr>
@@ -361,7 +361,7 @@
                 <w:sz w:val="19"/>
                 <w:szCs w:val="19"/>
               </w:rPr>
-              <w:t xml:space="preserve">   Porcentajes mayores que 100% y menores que 1%</w:t>
+              <w:t xml:space="preserve">   Comprender el porcentaje</w:t>
             </w:r>
           </w:p>
           <w:p>
@@ -373,7 +373,7 @@
                 <w:sz w:val="21"/>
                 <w:szCs w:val="21"/>
               </w:rPr>
-              <w:t xml:space="preserve">Percents can describe amounts greater than one whole or smaller than one hundredth of a whole.</w:t>
+              <w:t xml:space="preserve">A percent is a ratio that compares a number to 100, so every percent answers the question “how many out of 100?”</w:t>
             </w:r>
           </w:p>
           <w:p>
@@ -398,7 +398,7 @@
                 <w:sz w:val="18"/>
                 <w:szCs w:val="18"/>
               </w:rPr>
-              <w:t xml:space="preserve">150% = 1.5 and 0.5% = 0.005</w:t>
+              <w:t xml:space="preserve">4 out of 10 = 40 out of 100 = 40%</w:t>
             </w:r>
           </w:p>
         </w:tc>
@@ -527,7 +527,7 @@
                 <w:sz w:val="21"/>
                 <w:szCs w:val="21"/>
               </w:rPr>
-              <w:t xml:space="preserve">A way to compare a number to 100, shown with the % sign.</w:t>
+              <w:t xml:space="preserve">A ratio that compares a number to 100. The word means “per hundred,” and the symbol is %.</w:t>
             </w:r>
           </w:p>
           <w:p>
@@ -552,7 +552,469 @@
                 <w:sz w:val="18"/>
                 <w:szCs w:val="18"/>
               </w:rPr>
-              <w:t xml:space="preserve">45% means 45 out of 100</w:t>
+              <w:t xml:space="preserve">40% = 40 out of 100 = 40/100</w:t>
+            </w:r>
+          </w:p>
+        </w:tc>
+      </w:tr>
+    </w:tbl>
+    <w:tbl>
+      <w:tblPr>
+        <w:tblW w:type="pct" w:w="100%"/>
+        <w:tblBorders>
+          <w:top w:val="none" w:color="FFFFFF" w:sz="0"/>
+          <w:left w:val="none" w:color="FFFFFF" w:sz="0"/>
+          <w:bottom w:val="single" w:color="C7D2DD" w:sz="4"/>
+          <w:right w:val="none" w:color="FFFFFF" w:sz="0"/>
+          <w:insideH w:val="none" w:color="FFFFFF" w:sz="0"/>
+          <w:insideV w:val="none" w:color="FFFFFF" w:sz="0"/>
+        </w:tblBorders>
+      </w:tblPr>
+      <w:tblGrid>
+        <w:gridCol w:w="1800"/>
+        <w:gridCol w:w="7560"/>
+      </w:tblGrid>
+      <w:tr>
+        <w:trPr>
+          <w:cantSplit/>
+        </w:trPr>
+        <w:tc>
+          <w:tcPr>
+            <w:tcW w:type="dxa" w:w="1800"/>
+            <w:tcMar>
+              <w:top w:type="dxa" w:w="100"/>
+              <w:left w:type="dxa" w:w="40"/>
+              <w:bottom w:type="dxa" w:w="100"/>
+              <w:right w:type="dxa" w:w="120"/>
+            </w:tcMar>
+            <w:vAlign w:val="center"/>
+          </w:tcPr>
+          <w:p>
+            <w:pPr>
+              <w:spacing w:after="0"/>
+              <w:jc w:val="center"/>
+            </w:pPr>
+            <w:r>
+              <w:drawing>
+                <wp:inline distT="0" distB="0" distL="0" distR="0">
+                  <wp:extent cx="1047750" cy="790575"/>
+                  <wp:effectExtent t="0" r="0" b="0" l="0"/>
+                  <wp:docPr id="1" name="" descr="" title=""/>
+                  <wp:cNvGraphicFramePr>
+                    <a:graphicFrameLocks xmlns:a="http://schemas.openxmlformats.org/drawingml/2006/main" noChangeAspect="1"/>
+                  </wp:cNvGraphicFramePr>
+                  <a:graphic xmlns:a="http://schemas.openxmlformats.org/drawingml/2006/main">
+                    <a:graphicData uri="http://schemas.openxmlformats.org/drawingml/2006/picture">
+                      <pic:pic xmlns:pic="http://schemas.openxmlformats.org/drawingml/2006/picture">
+                        <pic:nvPicPr>
+                          <pic:cNvPr id="0" name="" descr=""/>
+                          <pic:cNvPicPr>
+                            <a:picLocks noChangeAspect="1" noChangeArrowheads="1"/>
+                          </pic:cNvPicPr>
+                        </pic:nvPicPr>
+                        <pic:blipFill>
+                          <a:blip r:embed="rId9" cstate="none"/>
+                          <a:srcRect/>
+                          <a:stretch>
+                            <a:fillRect/>
+                          </a:stretch>
+                        </pic:blipFill>
+                        <pic:spPr bwMode="auto">
+                          <a:xfrm>
+                            <a:off x="0" y="0"/>
+                            <a:ext cx="1047750" cy="790575"/>
+                          </a:xfrm>
+                          <a:prstGeom prst="rect">
+                            <a:avLst/>
+                          </a:prstGeom>
+                        </pic:spPr>
+                      </pic:pic>
+                    </a:graphicData>
+                  </a:graphic>
+                </wp:inline>
+              </w:drawing>
+            </w:r>
+          </w:p>
+        </w:tc>
+        <w:tc>
+          <w:tcPr>
+            <w:tcW w:type="dxa" w:w="7560"/>
+            <w:tcMar>
+              <w:top w:type="dxa" w:w="100"/>
+              <w:left w:type="dxa" w:w="40"/>
+              <w:bottom w:type="dxa" w:w="100"/>
+              <w:right w:type="dxa" w:w="40"/>
+            </w:tcMar>
+            <w:vAlign w:val="center"/>
+          </w:tcPr>
+          <w:p>
+            <w:pPr>
+              <w:spacing w:after="50"/>
+            </w:pPr>
+            <w:r>
+              <w:rPr>
+                <w:b/>
+                <w:bCs/>
+                <w:color w:val="12355B"/>
+                <w:sz w:val="24"/>
+                <w:szCs w:val="24"/>
+              </w:rPr>
+              <w:t xml:space="preserve">Per hundred</w:t>
+            </w:r>
+            <w:r>
+              <w:rPr>
+                <w:i/>
+                <w:iCs/>
+                <w:color w:val="5F6F80"/>
+                <w:sz w:val="19"/>
+                <w:szCs w:val="19"/>
+              </w:rPr>
+              <w:t xml:space="preserve">   Por cada cien</w:t>
+            </w:r>
+          </w:p>
+          <w:p>
+            <w:pPr>
+              <w:spacing w:after="40"/>
+            </w:pPr>
+            <w:r>
+              <w:rPr>
+                <w:sz w:val="21"/>
+                <w:szCs w:val="21"/>
+              </w:rPr>
+              <w:t xml:space="preserve">The meaning hidden inside the word percent: for every group of 100. It is why every percent can be written as a fraction over 100.</w:t>
+            </w:r>
+          </w:p>
+          <w:p>
+            <w:pPr>
+              <w:spacing w:after="0"/>
+            </w:pPr>
+            <w:r>
+              <w:rPr>
+                <w:b/>
+                <w:bCs/>
+                <w:color w:val="1FA6A2"/>
+                <w:sz w:val="18"/>
+                <w:szCs w:val="18"/>
+              </w:rPr>
+              <w:t xml:space="preserve">Example:  </w:t>
+            </w:r>
+            <w:r>
+              <w:rPr>
+                <w:i/>
+                <w:iCs/>
+                <w:color w:val="5F6F80"/>
+                <w:sz w:val="18"/>
+                <w:szCs w:val="18"/>
+              </w:rPr>
+              <w:t xml:space="preserve">23% = 23/100</w:t>
+            </w:r>
+          </w:p>
+        </w:tc>
+      </w:tr>
+    </w:tbl>
+    <w:tbl>
+      <w:tblPr>
+        <w:tblW w:type="pct" w:w="100%"/>
+        <w:tblBorders>
+          <w:top w:val="none" w:color="FFFFFF" w:sz="0"/>
+          <w:left w:val="none" w:color="FFFFFF" w:sz="0"/>
+          <w:bottom w:val="single" w:color="C7D2DD" w:sz="4"/>
+          <w:right w:val="none" w:color="FFFFFF" w:sz="0"/>
+          <w:insideH w:val="none" w:color="FFFFFF" w:sz="0"/>
+          <w:insideV w:val="none" w:color="FFFFFF" w:sz="0"/>
+        </w:tblBorders>
+      </w:tblPr>
+      <w:tblGrid>
+        <w:gridCol w:w="1800"/>
+        <w:gridCol w:w="7560"/>
+      </w:tblGrid>
+      <w:tr>
+        <w:trPr>
+          <w:cantSplit/>
+        </w:trPr>
+        <w:tc>
+          <w:tcPr>
+            <w:tcW w:type="dxa" w:w="1800"/>
+            <w:tcMar>
+              <w:top w:type="dxa" w:w="100"/>
+              <w:left w:type="dxa" w:w="40"/>
+              <w:bottom w:type="dxa" w:w="100"/>
+              <w:right w:type="dxa" w:w="120"/>
+            </w:tcMar>
+            <w:vAlign w:val="center"/>
+          </w:tcPr>
+          <w:p>
+            <w:pPr>
+              <w:spacing w:after="0"/>
+              <w:jc w:val="center"/>
+            </w:pPr>
+            <w:r>
+              <w:drawing>
+                <wp:inline distT="0" distB="0" distL="0" distR="0">
+                  <wp:extent cx="1047750" cy="790575"/>
+                  <wp:effectExtent t="0" r="0" b="0" l="0"/>
+                  <wp:docPr id="1" name="" descr="" title=""/>
+                  <wp:cNvGraphicFramePr>
+                    <a:graphicFrameLocks xmlns:a="http://schemas.openxmlformats.org/drawingml/2006/main" noChangeAspect="1"/>
+                  </wp:cNvGraphicFramePr>
+                  <a:graphic xmlns:a="http://schemas.openxmlformats.org/drawingml/2006/main">
+                    <a:graphicData uri="http://schemas.openxmlformats.org/drawingml/2006/picture">
+                      <pic:pic xmlns:pic="http://schemas.openxmlformats.org/drawingml/2006/picture">
+                        <pic:nvPicPr>
+                          <pic:cNvPr id="0" name="" descr=""/>
+                          <pic:cNvPicPr>
+                            <a:picLocks noChangeAspect="1" noChangeArrowheads="1"/>
+                          </pic:cNvPicPr>
+                        </pic:nvPicPr>
+                        <pic:blipFill>
+                          <a:blip r:embed="rId9" cstate="none"/>
+                          <a:srcRect/>
+                          <a:stretch>
+                            <a:fillRect/>
+                          </a:stretch>
+                        </pic:blipFill>
+                        <pic:spPr bwMode="auto">
+                          <a:xfrm>
+                            <a:off x="0" y="0"/>
+                            <a:ext cx="1047750" cy="790575"/>
+                          </a:xfrm>
+                          <a:prstGeom prst="rect">
+                            <a:avLst/>
+                          </a:prstGeom>
+                        </pic:spPr>
+                      </pic:pic>
+                    </a:graphicData>
+                  </a:graphic>
+                </wp:inline>
+              </w:drawing>
+            </w:r>
+          </w:p>
+        </w:tc>
+        <w:tc>
+          <w:tcPr>
+            <w:tcW w:type="dxa" w:w="7560"/>
+            <w:tcMar>
+              <w:top w:type="dxa" w:w="100"/>
+              <w:left w:type="dxa" w:w="40"/>
+              <w:bottom w:type="dxa" w:w="100"/>
+              <w:right w:type="dxa" w:w="40"/>
+            </w:tcMar>
+            <w:vAlign w:val="center"/>
+          </w:tcPr>
+          <w:p>
+            <w:pPr>
+              <w:spacing w:after="50"/>
+            </w:pPr>
+            <w:r>
+              <w:rPr>
+                <w:b/>
+                <w:bCs/>
+                <w:color w:val="12355B"/>
+                <w:sz w:val="24"/>
+                <w:szCs w:val="24"/>
+              </w:rPr>
+              <w:t xml:space="preserve">Decimal grid</w:t>
+            </w:r>
+            <w:r>
+              <w:rPr>
+                <w:i/>
+                <w:iCs/>
+                <w:color w:val="5F6F80"/>
+                <w:sz w:val="19"/>
+                <w:szCs w:val="19"/>
+              </w:rPr>
+              <w:t xml:space="preserve">   Cuadrícula decimal</w:t>
+            </w:r>
+          </w:p>
+          <w:p>
+            <w:pPr>
+              <w:spacing w:after="40"/>
+            </w:pPr>
+            <w:r>
+              <w:rPr>
+                <w:sz w:val="21"/>
+                <w:szCs w:val="21"/>
+              </w:rPr>
+              <w:t xml:space="preserve">A 10-by-10 grid of 100 squares. Shading squares shows a percent directly, one square per percent.</w:t>
+            </w:r>
+          </w:p>
+          <w:p>
+            <w:pPr>
+              <w:spacing w:after="0"/>
+            </w:pPr>
+            <w:r>
+              <w:rPr>
+                <w:b/>
+                <w:bCs/>
+                <w:color w:val="1FA6A2"/>
+                <w:sz w:val="18"/>
+                <w:szCs w:val="18"/>
+              </w:rPr>
+              <w:t xml:space="preserve">Example:  </w:t>
+            </w:r>
+            <w:r>
+              <w:rPr>
+                <w:i/>
+                <w:iCs/>
+                <w:color w:val="5F6F80"/>
+                <w:sz w:val="18"/>
+                <w:szCs w:val="18"/>
+              </w:rPr>
+              <w:t xml:space="preserve">40 shaded squares out of 100 = 40%</w:t>
+            </w:r>
+          </w:p>
+        </w:tc>
+      </w:tr>
+    </w:tbl>
+    <w:tbl>
+      <w:tblPr>
+        <w:tblW w:type="pct" w:w="100%"/>
+        <w:tblBorders>
+          <w:top w:val="none" w:color="FFFFFF" w:sz="0"/>
+          <w:left w:val="none" w:color="FFFFFF" w:sz="0"/>
+          <w:bottom w:val="single" w:color="C7D2DD" w:sz="4"/>
+          <w:right w:val="none" w:color="FFFFFF" w:sz="0"/>
+          <w:insideH w:val="none" w:color="FFFFFF" w:sz="0"/>
+          <w:insideV w:val="none" w:color="FFFFFF" w:sz="0"/>
+        </w:tblBorders>
+      </w:tblPr>
+      <w:tblGrid>
+        <w:gridCol w:w="1800"/>
+        <w:gridCol w:w="7560"/>
+      </w:tblGrid>
+      <w:tr>
+        <w:trPr>
+          <w:cantSplit/>
+        </w:trPr>
+        <w:tc>
+          <w:tcPr>
+            <w:tcW w:type="dxa" w:w="1800"/>
+            <w:tcMar>
+              <w:top w:type="dxa" w:w="100"/>
+              <w:left w:type="dxa" w:w="40"/>
+              <w:bottom w:type="dxa" w:w="100"/>
+              <w:right w:type="dxa" w:w="120"/>
+            </w:tcMar>
+            <w:vAlign w:val="center"/>
+          </w:tcPr>
+          <w:p>
+            <w:pPr>
+              <w:spacing w:after="0"/>
+              <w:jc w:val="center"/>
+            </w:pPr>
+            <w:r>
+              <w:drawing>
+                <wp:inline distT="0" distB="0" distL="0" distR="0">
+                  <wp:extent cx="1047750" cy="790575"/>
+                  <wp:effectExtent t="0" r="0" b="0" l="0"/>
+                  <wp:docPr id="1" name="" descr="" title=""/>
+                  <wp:cNvGraphicFramePr>
+                    <a:graphicFrameLocks xmlns:a="http://schemas.openxmlformats.org/drawingml/2006/main" noChangeAspect="1"/>
+                  </wp:cNvGraphicFramePr>
+                  <a:graphic xmlns:a="http://schemas.openxmlformats.org/drawingml/2006/main">
+                    <a:graphicData uri="http://schemas.openxmlformats.org/drawingml/2006/picture">
+                      <pic:pic xmlns:pic="http://schemas.openxmlformats.org/drawingml/2006/picture">
+                        <pic:nvPicPr>
+                          <pic:cNvPr id="0" name="" descr=""/>
+                          <pic:cNvPicPr>
+                            <a:picLocks noChangeAspect="1" noChangeArrowheads="1"/>
+                          </pic:cNvPicPr>
+                        </pic:nvPicPr>
+                        <pic:blipFill>
+                          <a:blip r:embed="rId11" cstate="none"/>
+                          <a:srcRect/>
+                          <a:stretch>
+                            <a:fillRect/>
+                          </a:stretch>
+                        </pic:blipFill>
+                        <pic:spPr bwMode="auto">
+                          <a:xfrm>
+                            <a:off x="0" y="0"/>
+                            <a:ext cx="1047750" cy="790575"/>
+                          </a:xfrm>
+                          <a:prstGeom prst="rect">
+                            <a:avLst/>
+                          </a:prstGeom>
+                        </pic:spPr>
+                      </pic:pic>
+                    </a:graphicData>
+                  </a:graphic>
+                </wp:inline>
+              </w:drawing>
+            </w:r>
+          </w:p>
+        </w:tc>
+        <w:tc>
+          <w:tcPr>
+            <w:tcW w:type="dxa" w:w="7560"/>
+            <w:tcMar>
+              <w:top w:type="dxa" w:w="100"/>
+              <w:left w:type="dxa" w:w="40"/>
+              <w:bottom w:type="dxa" w:w="100"/>
+              <w:right w:type="dxa" w:w="40"/>
+            </w:tcMar>
+            <w:vAlign w:val="center"/>
+          </w:tcPr>
+          <w:p>
+            <w:pPr>
+              <w:spacing w:after="50"/>
+            </w:pPr>
+            <w:r>
+              <w:rPr>
+                <w:b/>
+                <w:bCs/>
+                <w:color w:val="12355B"/>
+                <w:sz w:val="24"/>
+                <w:szCs w:val="24"/>
+              </w:rPr>
+              <w:t xml:space="preserve">Part-to-whole</w:t>
+            </w:r>
+            <w:r>
+              <w:rPr>
+                <w:i/>
+                <w:iCs/>
+                <w:color w:val="5F6F80"/>
+                <w:sz w:val="19"/>
+                <w:szCs w:val="19"/>
+              </w:rPr>
+              <w:t xml:space="preserve">   Parte a todo</w:t>
+            </w:r>
+          </w:p>
+          <w:p>
+            <w:pPr>
+              <w:spacing w:after="40"/>
+            </w:pPr>
+            <w:r>
+              <w:rPr>
+                <w:sz w:val="21"/>
+                <w:szCs w:val="21"/>
+              </w:rPr>
+              <w:t xml:space="preserve">A comparison of one part against the whole amount. In a percent, the whole is always 100%.</w:t>
+            </w:r>
+          </w:p>
+          <w:p>
+            <w:pPr>
+              <w:spacing w:after="0"/>
+            </w:pPr>
+            <w:r>
+              <w:rPr>
+                <w:b/>
+                <w:bCs/>
+                <w:color w:val="1FA6A2"/>
+                <w:sz w:val="18"/>
+                <w:szCs w:val="18"/>
+              </w:rPr>
+              <w:t xml:space="preserve">Example:  </w:t>
+            </w:r>
+            <w:r>
+              <w:rPr>
+                <w:i/>
+                <w:iCs/>
+                <w:color w:val="5F6F80"/>
+                <w:sz w:val="18"/>
+                <w:szCs w:val="18"/>
+              </w:rPr>
+              <w:t xml:space="preserve">The whole = 100%; the part = the percent</w:t>
             </w:r>
           </w:p>
         </w:tc>
@@ -669,7 +1131,7 @@
                 <w:sz w:val="19"/>
                 <w:szCs w:val="19"/>
               </w:rPr>
-              <w:t xml:space="preserve">   Mayor que 100%</w:t>
+              <w:t xml:space="preserve">   Mayor que 100 %</w:t>
             </w:r>
           </w:p>
           <w:p>
@@ -681,7 +1143,7 @@
                 <w:sz w:val="21"/>
                 <w:szCs w:val="21"/>
               </w:rPr>
-              <w:t xml:space="preserve">A percent bigger than 100%, more than the whole thing.</w:t>
+              <w:t xml:space="preserve">More than one whole. A percent above 100 means the amount is larger than the thing it is being compared to.</w:t>
             </w:r>
           </w:p>
           <w:p>
@@ -706,469 +1168,7 @@
                 <w:sz w:val="18"/>
                 <w:szCs w:val="18"/>
               </w:rPr>
-              <w:t xml:space="preserve">150% means 1.5 times the whole</w:t>
-            </w:r>
-          </w:p>
-        </w:tc>
-      </w:tr>
-    </w:tbl>
-    <w:tbl>
-      <w:tblPr>
-        <w:tblW w:type="pct" w:w="100%"/>
-        <w:tblBorders>
-          <w:top w:val="none" w:color="FFFFFF" w:sz="0"/>
-          <w:left w:val="none" w:color="FFFFFF" w:sz="0"/>
-          <w:bottom w:val="single" w:color="C7D2DD" w:sz="4"/>
-          <w:right w:val="none" w:color="FFFFFF" w:sz="0"/>
-          <w:insideH w:val="none" w:color="FFFFFF" w:sz="0"/>
-          <w:insideV w:val="none" w:color="FFFFFF" w:sz="0"/>
-        </w:tblBorders>
-      </w:tblPr>
-      <w:tblGrid>
-        <w:gridCol w:w="1800"/>
-        <w:gridCol w:w="7560"/>
-      </w:tblGrid>
-      <w:tr>
-        <w:trPr>
-          <w:cantSplit/>
-        </w:trPr>
-        <w:tc>
-          <w:tcPr>
-            <w:tcW w:type="dxa" w:w="1800"/>
-            <w:tcMar>
-              <w:top w:type="dxa" w:w="100"/>
-              <w:left w:type="dxa" w:w="40"/>
-              <w:bottom w:type="dxa" w:w="100"/>
-              <w:right w:type="dxa" w:w="120"/>
-            </w:tcMar>
-            <w:vAlign w:val="center"/>
-          </w:tcPr>
-          <w:p>
-            <w:pPr>
-              <w:spacing w:after="0"/>
-              <w:jc w:val="center"/>
-            </w:pPr>
-            <w:r>
-              <w:drawing>
-                <wp:inline distT="0" distB="0" distL="0" distR="0">
-                  <wp:extent cx="1047750" cy="790575"/>
-                  <wp:effectExtent t="0" r="0" b="0" l="0"/>
-                  <wp:docPr id="1" name="" descr="" title=""/>
-                  <wp:cNvGraphicFramePr>
-                    <a:graphicFrameLocks xmlns:a="http://schemas.openxmlformats.org/drawingml/2006/main" noChangeAspect="1"/>
-                  </wp:cNvGraphicFramePr>
-                  <a:graphic xmlns:a="http://schemas.openxmlformats.org/drawingml/2006/main">
-                    <a:graphicData uri="http://schemas.openxmlformats.org/drawingml/2006/picture">
-                      <pic:pic xmlns:pic="http://schemas.openxmlformats.org/drawingml/2006/picture">
-                        <pic:nvPicPr>
-                          <pic:cNvPr id="0" name="" descr=""/>
-                          <pic:cNvPicPr>
-                            <a:picLocks noChangeAspect="1" noChangeArrowheads="1"/>
-                          </pic:cNvPicPr>
-                        </pic:nvPicPr>
-                        <pic:blipFill>
-                          <a:blip r:embed="rId10" cstate="none"/>
-                          <a:srcRect/>
-                          <a:stretch>
-                            <a:fillRect/>
-                          </a:stretch>
-                        </pic:blipFill>
-                        <pic:spPr bwMode="auto">
-                          <a:xfrm>
-                            <a:off x="0" y="0"/>
-                            <a:ext cx="1047750" cy="790575"/>
-                          </a:xfrm>
-                          <a:prstGeom prst="rect">
-                            <a:avLst/>
-                          </a:prstGeom>
-                        </pic:spPr>
-                      </pic:pic>
-                    </a:graphicData>
-                  </a:graphic>
-                </wp:inline>
-              </w:drawing>
-            </w:r>
-          </w:p>
-        </w:tc>
-        <w:tc>
-          <w:tcPr>
-            <w:tcW w:type="dxa" w:w="7560"/>
-            <w:tcMar>
-              <w:top w:type="dxa" w:w="100"/>
-              <w:left w:type="dxa" w:w="40"/>
-              <w:bottom w:type="dxa" w:w="100"/>
-              <w:right w:type="dxa" w:w="40"/>
-            </w:tcMar>
-            <w:vAlign w:val="center"/>
-          </w:tcPr>
-          <w:p>
-            <w:pPr>
-              <w:spacing w:after="50"/>
-            </w:pPr>
-            <w:r>
-              <w:rPr>
-                <w:b/>
-                <w:bCs/>
-                <w:color w:val="12355B"/>
-                <w:sz w:val="24"/>
-                <w:szCs w:val="24"/>
-              </w:rPr>
-              <w:t xml:space="preserve">Less than 1%</w:t>
-            </w:r>
-            <w:r>
-              <w:rPr>
-                <w:i/>
-                <w:iCs/>
-                <w:color w:val="5F6F80"/>
-                <w:sz w:val="19"/>
-                <w:szCs w:val="19"/>
-              </w:rPr>
-              <w:t xml:space="preserve">   Menor que 1%</w:t>
-            </w:r>
-          </w:p>
-          <w:p>
-            <w:pPr>
-              <w:spacing w:after="40"/>
-            </w:pPr>
-            <w:r>
-              <w:rPr>
-                <w:sz w:val="21"/>
-                <w:szCs w:val="21"/>
-              </w:rPr>
-              <w:t xml:space="preserve">A percent smaller than 1%, a very tiny part.</w:t>
-            </w:r>
-          </w:p>
-          <w:p>
-            <w:pPr>
-              <w:spacing w:after="0"/>
-            </w:pPr>
-            <w:r>
-              <w:rPr>
-                <w:b/>
-                <w:bCs/>
-                <w:color w:val="1FA6A2"/>
-                <w:sz w:val="18"/>
-                <w:szCs w:val="18"/>
-              </w:rPr>
-              <w:t xml:space="preserve">Example:  </w:t>
-            </w:r>
-            <w:r>
-              <w:rPr>
-                <w:i/>
-                <w:iCs/>
-                <w:color w:val="5F6F80"/>
-                <w:sz w:val="18"/>
-                <w:szCs w:val="18"/>
-              </w:rPr>
-              <w:t xml:space="preserve">0.5% of 1,000 = only 5 items — a tiny sliver</w:t>
-            </w:r>
-          </w:p>
-        </w:tc>
-      </w:tr>
-    </w:tbl>
-    <w:tbl>
-      <w:tblPr>
-        <w:tblW w:type="pct" w:w="100%"/>
-        <w:tblBorders>
-          <w:top w:val="none" w:color="FFFFFF" w:sz="0"/>
-          <w:left w:val="none" w:color="FFFFFF" w:sz="0"/>
-          <w:bottom w:val="single" w:color="C7D2DD" w:sz="4"/>
-          <w:right w:val="none" w:color="FFFFFF" w:sz="0"/>
-          <w:insideH w:val="none" w:color="FFFFFF" w:sz="0"/>
-          <w:insideV w:val="none" w:color="FFFFFF" w:sz="0"/>
-        </w:tblBorders>
-      </w:tblPr>
-      <w:tblGrid>
-        <w:gridCol w:w="1800"/>
-        <w:gridCol w:w="7560"/>
-      </w:tblGrid>
-      <w:tr>
-        <w:trPr>
-          <w:cantSplit/>
-        </w:trPr>
-        <w:tc>
-          <w:tcPr>
-            <w:tcW w:type="dxa" w:w="1800"/>
-            <w:tcMar>
-              <w:top w:type="dxa" w:w="100"/>
-              <w:left w:type="dxa" w:w="40"/>
-              <w:bottom w:type="dxa" w:w="100"/>
-              <w:right w:type="dxa" w:w="120"/>
-            </w:tcMar>
-            <w:vAlign w:val="center"/>
-          </w:tcPr>
-          <w:p>
-            <w:pPr>
-              <w:spacing w:after="0"/>
-              <w:jc w:val="center"/>
-            </w:pPr>
-            <w:r>
-              <w:drawing>
-                <wp:inline distT="0" distB="0" distL="0" distR="0">
-                  <wp:extent cx="1047750" cy="790575"/>
-                  <wp:effectExtent t="0" r="0" b="0" l="0"/>
-                  <wp:docPr id="1" name="" descr="" title=""/>
-                  <wp:cNvGraphicFramePr>
-                    <a:graphicFrameLocks xmlns:a="http://schemas.openxmlformats.org/drawingml/2006/main" noChangeAspect="1"/>
-                  </wp:cNvGraphicFramePr>
-                  <a:graphic xmlns:a="http://schemas.openxmlformats.org/drawingml/2006/main">
-                    <a:graphicData uri="http://schemas.openxmlformats.org/drawingml/2006/picture">
-                      <pic:pic xmlns:pic="http://schemas.openxmlformats.org/drawingml/2006/picture">
-                        <pic:nvPicPr>
-                          <pic:cNvPr id="0" name="" descr=""/>
-                          <pic:cNvPicPr>
-                            <a:picLocks noChangeAspect="1" noChangeArrowheads="1"/>
-                          </pic:cNvPicPr>
-                        </pic:nvPicPr>
-                        <pic:blipFill>
-                          <a:blip r:embed="rId11" cstate="none"/>
-                          <a:srcRect/>
-                          <a:stretch>
-                            <a:fillRect/>
-                          </a:stretch>
-                        </pic:blipFill>
-                        <pic:spPr bwMode="auto">
-                          <a:xfrm>
-                            <a:off x="0" y="0"/>
-                            <a:ext cx="1047750" cy="790575"/>
-                          </a:xfrm>
-                          <a:prstGeom prst="rect">
-                            <a:avLst/>
-                          </a:prstGeom>
-                        </pic:spPr>
-                      </pic:pic>
-                    </a:graphicData>
-                  </a:graphic>
-                </wp:inline>
-              </w:drawing>
-            </w:r>
-          </w:p>
-        </w:tc>
-        <w:tc>
-          <w:tcPr>
-            <w:tcW w:type="dxa" w:w="7560"/>
-            <w:tcMar>
-              <w:top w:type="dxa" w:w="100"/>
-              <w:left w:type="dxa" w:w="40"/>
-              <w:bottom w:type="dxa" w:w="100"/>
-              <w:right w:type="dxa" w:w="40"/>
-            </w:tcMar>
-            <w:vAlign w:val="center"/>
-          </w:tcPr>
-          <w:p>
-            <w:pPr>
-              <w:spacing w:after="50"/>
-            </w:pPr>
-            <w:r>
-              <w:rPr>
-                <w:b/>
-                <w:bCs/>
-                <w:color w:val="12355B"/>
-                <w:sz w:val="24"/>
-                <w:szCs w:val="24"/>
-              </w:rPr>
-              <w:t xml:space="preserve">Equivalent</w:t>
-            </w:r>
-            <w:r>
-              <w:rPr>
-                <w:i/>
-                <w:iCs/>
-                <w:color w:val="5F6F80"/>
-                <w:sz w:val="19"/>
-                <w:szCs w:val="19"/>
-              </w:rPr>
-              <w:t xml:space="preserve">   Equivalente</w:t>
-            </w:r>
-          </w:p>
-          <w:p>
-            <w:pPr>
-              <w:spacing w:after="40"/>
-            </w:pPr>
-            <w:r>
-              <w:rPr>
-                <w:sz w:val="21"/>
-                <w:szCs w:val="21"/>
-              </w:rPr>
-              <w:t xml:space="preserve">Having the same value, just written a different way.</w:t>
-            </w:r>
-          </w:p>
-          <w:p>
-            <w:pPr>
-              <w:spacing w:after="0"/>
-            </w:pPr>
-            <w:r>
-              <w:rPr>
-                <w:b/>
-                <w:bCs/>
-                <w:color w:val="1FA6A2"/>
-                <w:sz w:val="18"/>
-                <w:szCs w:val="18"/>
-              </w:rPr>
-              <w:t xml:space="preserve">Example:  </w:t>
-            </w:r>
-            <w:r>
-              <w:rPr>
-                <w:i/>
-                <w:iCs/>
-                <w:color w:val="5F6F80"/>
-                <w:sz w:val="18"/>
-                <w:szCs w:val="18"/>
-              </w:rPr>
-              <w:t xml:space="preserve">150% = 1.5 = 3/2</w:t>
-            </w:r>
-          </w:p>
-        </w:tc>
-      </w:tr>
-    </w:tbl>
-    <w:tbl>
-      <w:tblPr>
-        <w:tblW w:type="pct" w:w="100%"/>
-        <w:tblBorders>
-          <w:top w:val="none" w:color="FFFFFF" w:sz="0"/>
-          <w:left w:val="none" w:color="FFFFFF" w:sz="0"/>
-          <w:bottom w:val="single" w:color="C7D2DD" w:sz="4"/>
-          <w:right w:val="none" w:color="FFFFFF" w:sz="0"/>
-          <w:insideH w:val="none" w:color="FFFFFF" w:sz="0"/>
-          <w:insideV w:val="none" w:color="FFFFFF" w:sz="0"/>
-        </w:tblBorders>
-      </w:tblPr>
-      <w:tblGrid>
-        <w:gridCol w:w="1800"/>
-        <w:gridCol w:w="7560"/>
-      </w:tblGrid>
-      <w:tr>
-        <w:trPr>
-          <w:cantSplit/>
-        </w:trPr>
-        <w:tc>
-          <w:tcPr>
-            <w:tcW w:type="dxa" w:w="1800"/>
-            <w:tcMar>
-              <w:top w:type="dxa" w:w="100"/>
-              <w:left w:type="dxa" w:w="40"/>
-              <w:bottom w:type="dxa" w:w="100"/>
-              <w:right w:type="dxa" w:w="120"/>
-            </w:tcMar>
-            <w:vAlign w:val="center"/>
-          </w:tcPr>
-          <w:p>
-            <w:pPr>
-              <w:spacing w:after="0"/>
-              <w:jc w:val="center"/>
-            </w:pPr>
-            <w:r>
-              <w:drawing>
-                <wp:inline distT="0" distB="0" distL="0" distR="0">
-                  <wp:extent cx="1047750" cy="790575"/>
-                  <wp:effectExtent t="0" r="0" b="0" l="0"/>
-                  <wp:docPr id="1" name="" descr="" title=""/>
-                  <wp:cNvGraphicFramePr>
-                    <a:graphicFrameLocks xmlns:a="http://schemas.openxmlformats.org/drawingml/2006/main" noChangeAspect="1"/>
-                  </wp:cNvGraphicFramePr>
-                  <a:graphic xmlns:a="http://schemas.openxmlformats.org/drawingml/2006/main">
-                    <a:graphicData uri="http://schemas.openxmlformats.org/drawingml/2006/picture">
-                      <pic:pic xmlns:pic="http://schemas.openxmlformats.org/drawingml/2006/picture">
-                        <pic:nvPicPr>
-                          <pic:cNvPr id="0" name="" descr=""/>
-                          <pic:cNvPicPr>
-                            <a:picLocks noChangeAspect="1" noChangeArrowheads="1"/>
-                          </pic:cNvPicPr>
-                        </pic:nvPicPr>
-                        <pic:blipFill>
-                          <a:blip r:embed="rId12" cstate="none"/>
-                          <a:srcRect/>
-                          <a:stretch>
-                            <a:fillRect/>
-                          </a:stretch>
-                        </pic:blipFill>
-                        <pic:spPr bwMode="auto">
-                          <a:xfrm>
-                            <a:off x="0" y="0"/>
-                            <a:ext cx="1047750" cy="790575"/>
-                          </a:xfrm>
-                          <a:prstGeom prst="rect">
-                            <a:avLst/>
-                          </a:prstGeom>
-                        </pic:spPr>
-                      </pic:pic>
-                    </a:graphicData>
-                  </a:graphic>
-                </wp:inline>
-              </w:drawing>
-            </w:r>
-          </w:p>
-        </w:tc>
-        <w:tc>
-          <w:tcPr>
-            <w:tcW w:type="dxa" w:w="7560"/>
-            <w:tcMar>
-              <w:top w:type="dxa" w:w="100"/>
-              <w:left w:type="dxa" w:w="40"/>
-              <w:bottom w:type="dxa" w:w="100"/>
-              <w:right w:type="dxa" w:w="40"/>
-            </w:tcMar>
-            <w:vAlign w:val="center"/>
-          </w:tcPr>
-          <w:p>
-            <w:pPr>
-              <w:spacing w:after="50"/>
-            </w:pPr>
-            <w:r>
-              <w:rPr>
-                <w:b/>
-                <w:bCs/>
-                <w:color w:val="12355B"/>
-                <w:sz w:val="24"/>
-                <w:szCs w:val="24"/>
-              </w:rPr>
-              <w:t xml:space="preserve">Mixed number</w:t>
-            </w:r>
-            <w:r>
-              <w:rPr>
-                <w:i/>
-                <w:iCs/>
-                <w:color w:val="5F6F80"/>
-                <w:sz w:val="19"/>
-                <w:szCs w:val="19"/>
-              </w:rPr>
-              <w:t xml:space="preserve">   Número mixto</w:t>
-            </w:r>
-          </w:p>
-          <w:p>
-            <w:pPr>
-              <w:spacing w:after="40"/>
-            </w:pPr>
-            <w:r>
-              <w:rPr>
-                <w:sz w:val="21"/>
-                <w:szCs w:val="21"/>
-              </w:rPr>
-              <w:t xml:space="preserve">A whole number plus a fraction, like 2 1/3.</w:t>
-            </w:r>
-          </w:p>
-          <w:p>
-            <w:pPr>
-              <w:spacing w:after="0"/>
-            </w:pPr>
-            <w:r>
-              <w:rPr>
-                <w:b/>
-                <w:bCs/>
-                <w:color w:val="1FA6A2"/>
-                <w:sz w:val="18"/>
-                <w:szCs w:val="18"/>
-              </w:rPr>
-              <w:t xml:space="preserve">Example:  </w:t>
-            </w:r>
-            <w:r>
-              <w:rPr>
-                <w:i/>
-                <w:iCs/>
-                <w:color w:val="5F6F80"/>
-                <w:sz w:val="18"/>
-                <w:szCs w:val="18"/>
-              </w:rPr>
-              <w:t xml:space="preserve">150% = 1 and 1/2 = 1.5</w:t>
+              <w:t xml:space="preserve">150% of the gray kitten = 1.5 times its weight</w:t>
             </w:r>
           </w:p>
         </w:tc>
@@ -1260,7 +1260,7 @@
                 <w:sz w:val="21"/>
                 <w:szCs w:val="21"/>
               </w:rPr>
-              <w:t xml:space="preserve">Percents Greater Than 100% and Less Than 1%      •      Percent      •      Greater than 100%      •      Less than 1%      •      Equivalent      •      Mixed number</w:t>
+              <w:t xml:space="preserve">Understand Percent      •      Percent      •      Per hundred      •      Decimal grid      •      Part-to-whole      •      Greater than 100%</w:t>
             </w:r>
           </w:p>
         </w:tc>
@@ -1293,7 +1293,7 @@
           <w:sz w:val="22"/>
           <w:szCs w:val="22"/>
         </w:rPr>
-        <w:t xml:space="preserve">__________  —  Percents can describe amounts greater than one whole or smaller than one hundredth of a whole.</w:t>
+        <w:t xml:space="preserve">A ratio comparing a number to 100 is a ___.</w:t>
       </w:r>
     </w:p>
     <w:p>
@@ -1315,7 +1315,7 @@
           <w:sz w:val="22"/>
           <w:szCs w:val="22"/>
         </w:rPr>
-        <w:t xml:space="preserve">A number out of 100, written with a % sign, is a ___.</w:t>
+        <w:t xml:space="preserve">The word that means “per hundred” is ___.</w:t>
       </w:r>
     </w:p>
     <w:p>
@@ -1337,7 +1337,7 @@
           <w:sz w:val="22"/>
           <w:szCs w:val="22"/>
         </w:rPr>
-        <w:t xml:space="preserve">A percent that represents more than one whole, like 150%, is ___.</w:t>
+        <w:t xml:space="preserve">The meaning hidden inside the word percent is ___ ___.</w:t>
       </w:r>
     </w:p>
     <w:p>
@@ -1359,7 +1359,7 @@
           <w:sz w:val="22"/>
           <w:szCs w:val="22"/>
         </w:rPr>
-        <w:t xml:space="preserve">A percent smaller than one out of a hundred, like 0.5%, is ___.</w:t>
+        <w:t xml:space="preserve">A 10-by-10 grid of 100 squares used to show a percent is a ___ ___.</w:t>
       </w:r>
     </w:p>
     <w:p>
@@ -1381,7 +1381,7 @@
           <w:sz w:val="22"/>
           <w:szCs w:val="22"/>
         </w:rPr>
-        <w:t xml:space="preserve">Values that name the same amount, like 0.5% and 0.005, are ___.</w:t>
+        <w:t xml:space="preserve">A comparison of one part against the whole amount is a ___ comparison.</w:t>
       </w:r>
     </w:p>
     <w:p>
@@ -1403,7 +1403,7 @@
           <w:sz w:val="22"/>
           <w:szCs w:val="22"/>
         </w:rPr>
-        <w:t xml:space="preserve">A number with a whole part and a fraction part, like 1 1/2, is a ___.</w:t>
+        <w:t xml:space="preserve">A percent above 100 means the amount is ___ than one whole.</w:t>
       </w:r>
     </w:p>
     <w:p>
@@ -1503,7 +1503,7 @@
                 <w:sz w:val="21"/>
                 <w:szCs w:val="21"/>
               </w:rPr>
-              <w:t xml:space="preserve">Who is correct, and how many tokens does the jackpot pay?</w:t>
+              <w:t xml:space="preserve">What percent of the gray kitten's weight does the orange kitten weigh, and how does the tape diagram show it?</w:t>
             </w:r>
           </w:p>
           <w:p>
@@ -1590,14 +1590,14 @@
           <w:sz w:val="20"/>
           <w:szCs w:val="20"/>
         </w:rPr>
-        <w:t xml:space="preserve">Percents Greater Than 100% and Less Than 1% — </w:t>
+        <w:t xml:space="preserve">Understand Percent — </w:t>
       </w:r>
       <w:r>
         <w:rPr>
           <w:sz w:val="20"/>
           <w:szCs w:val="20"/>
         </w:rPr>
-        <w:t xml:space="preserve">Percents can describe amounts greater than one whole or smaller than one hundredth of a whole.</w:t>
+        <w:t xml:space="preserve">A percent is a ratio that compares a number to 100, so every percent answers the question “how many out of 100?”</w:t>
       </w:r>
       <w:r>
         <w:rPr>
@@ -1608,7 +1608,7 @@
           <w:szCs w:val="18"/>
         </w:rPr>
         <w:br/>
-        <w:t xml:space="preserve">Porcentajes mayores que 100% y menores que 1% — Los porcentajes pueden describir cantidades mayores que un entero o menores que una centésima de un entero.</w:t>
+        <w:t xml:space="preserve">Comprender el porcentaje — Un porcentaje es una razón que compara un número con 100, así que todo porcentaje responde “¿cuántos de cada 100?”</w:t>
       </w:r>
     </w:p>
     <w:p>
@@ -1640,7 +1640,7 @@
           <w:sz w:val="20"/>
           <w:szCs w:val="20"/>
         </w:rPr>
-        <w:t xml:space="preserve">A way to compare a number to 100, shown with the % sign.</w:t>
+        <w:t xml:space="preserve">A ratio that compares a number to 100. The word means “per hundred,” and the symbol is %.</w:t>
       </w:r>
       <w:r>
         <w:rPr>
@@ -1651,7 +1651,7 @@
           <w:szCs w:val="18"/>
         </w:rPr>
         <w:br/>
-        <w:t xml:space="preserve">Porcentaje — Una manera de comparar un número con 100, con el signo %.</w:t>
+        <w:t xml:space="preserve">Porcentaje — Una razón que compara un número con 100. La palabra significa “por cada cien” y su símbolo es %.</w:t>
       </w:r>
     </w:p>
     <w:p>
@@ -1676,14 +1676,14 @@
           <w:sz w:val="20"/>
           <w:szCs w:val="20"/>
         </w:rPr>
-        <w:t xml:space="preserve">Greater than 100% — </w:t>
+        <w:t xml:space="preserve">Per hundred — </w:t>
       </w:r>
       <w:r>
         <w:rPr>
           <w:sz w:val="20"/>
           <w:szCs w:val="20"/>
         </w:rPr>
-        <w:t xml:space="preserve">A percent bigger than 100%, more than the whole thing.</w:t>
+        <w:t xml:space="preserve">The meaning hidden inside the word percent: for every group of 100. It is why every percent can be written as a fraction over 100.</w:t>
       </w:r>
       <w:r>
         <w:rPr>
@@ -1694,7 +1694,7 @@
           <w:szCs w:val="18"/>
         </w:rPr>
         <w:br/>
-        <w:t xml:space="preserve">Mayor que 100% — Un porcentaje mayor que 100%, más que todo el entero.</w:t>
+        <w:t xml:space="preserve">Por cada cien — El significado dentro de la palabra porcentaje: por cada grupo de 100. Por eso todo porcentaje se puede escribir como fracción sobre 100.</w:t>
       </w:r>
     </w:p>
     <w:p>
@@ -1719,14 +1719,14 @@
           <w:sz w:val="20"/>
           <w:szCs w:val="20"/>
         </w:rPr>
-        <w:t xml:space="preserve">Less than 1% — </w:t>
+        <w:t xml:space="preserve">Decimal grid — </w:t>
       </w:r>
       <w:r>
         <w:rPr>
           <w:sz w:val="20"/>
           <w:szCs w:val="20"/>
         </w:rPr>
-        <w:t xml:space="preserve">A percent smaller than 1%, a very tiny part.</w:t>
+        <w:t xml:space="preserve">A 10-by-10 grid of 100 squares. Shading squares shows a percent directly, one square per percent.</w:t>
       </w:r>
       <w:r>
         <w:rPr>
@@ -1737,7 +1737,7 @@
           <w:szCs w:val="18"/>
         </w:rPr>
         <w:br/>
-        <w:t xml:space="preserve">Menor que 1% — Un porcentaje menor que 1%, una parte muy pequeña.</w:t>
+        <w:t xml:space="preserve">Cuadrícula decimal — Una cuadrícula de 10 por 10 con 100 cuadros. Sombrear cuadros muestra un porcentaje directamente, un cuadro por cada uno por ciento.</w:t>
       </w:r>
     </w:p>
     <w:p>
@@ -1762,14 +1762,14 @@
           <w:sz w:val="20"/>
           <w:szCs w:val="20"/>
         </w:rPr>
-        <w:t xml:space="preserve">Equivalent — </w:t>
+        <w:t xml:space="preserve">Part-to-whole — </w:t>
       </w:r>
       <w:r>
         <w:rPr>
           <w:sz w:val="20"/>
           <w:szCs w:val="20"/>
         </w:rPr>
-        <w:t xml:space="preserve">Having the same value, just written a different way.</w:t>
+        <w:t xml:space="preserve">A comparison of one part against the whole amount. In a percent, the whole is always 100%.</w:t>
       </w:r>
       <w:r>
         <w:rPr>
@@ -1780,7 +1780,7 @@
           <w:szCs w:val="18"/>
         </w:rPr>
         <w:br/>
-        <w:t xml:space="preserve">Equivalente — Tener el mismo valor, escrito de otra forma.</w:t>
+        <w:t xml:space="preserve">Parte a todo — Una comparación de una parte con el total. En un porcentaje, el total siempre es 100 %.</w:t>
       </w:r>
     </w:p>
     <w:tbl>
@@ -1841,7 +1841,7 @@
                 <w:sz w:val="21"/>
                 <w:szCs w:val="21"/>
               </w:rPr>
-              <w:t xml:space="preserve">The friend who said ___ tokens is correct because 300% of 30 = ___ × 30 = ___. The other friend treated 300% as if it were ___% instead.</w:t>
+              <w:t xml:space="preserve">The gray kitten is the ___, so its weight is ___%. The orange kitten needs one whole tape plus ___ of another. Adding the parts, ___% + 50% = ___%. A percent greater than 100% means the orange kitten weighs ___ than one whole gray kitten.</w:t>
             </w:r>
             <w:r>
               <w:rPr>
@@ -1988,7 +1988,7 @@
                 <w:sz w:val="19"/>
                 <w:szCs w:val="19"/>
               </w:rPr>
-              <w:t xml:space="preserve">This evidence connects the definition of percent to the mathematical claim.</w:t>
+              <w:t xml:space="preserve">This evidence connects the definition of understand percent to the mathematical claim.</w:t>
             </w:r>
           </w:p>
         </w:tc>
@@ -2054,7 +2054,7 @@
           <w:sz w:val="21"/>
           <w:szCs w:val="21"/>
         </w:rPr>
-        <w:t xml:space="preserve">The friend who said ___ tokens is correct because 300% of 30 = ___ × 30 = ___. The other friend treated 300% as if it were ___% instead.</w:t>
+        <w:t xml:space="preserve">The gray kitten is the ___, so its weight is ___%. The orange kitten needs one whole tape plus ___ of another. Adding the parts, ___% + 50% = ___%. A percent greater than 100% means the orange kitten weighs ___ than one whole gray kitten.</w:t>
       </w:r>
     </w:p>
     <w:p>
@@ -2775,7 +2775,7 @@
                 <w:sz w:val="22"/>
                 <w:szCs w:val="22"/>
               </w:rPr>
-              <w:t xml:space="preserve">Arcade Builder Challenge</w:t>
+              <w:t xml:space="preserve">Percent Builder</w:t>
             </w:r>
           </w:p>
           <w:p>
@@ -2787,7 +2787,7 @@
                 <w:sz w:val="21"/>
                 <w:szCs w:val="21"/>
               </w:rPr>
-              <w:t xml:space="preserve">The arcade just posted its monthly leaderboard! Some players crushed the target score — one player hit 150% of the goal! Meanwhile, a rare bonus round gives only a 0.5% point boost. You need to understand what these unusual percents really mean to read the leaderboard correctly.</w:t>
+              <w:t xml:space="preserve">The arcade posts every result as a percent of the weekly goal. A percent compares a number to 100 — so 40% means 40 out of every 100. Some players land under the goal, and some blow past it: a score of 150% means one and a half times the whole goal. Your job is to read and model each result as a comparison to 100.</w:t>
             </w:r>
           </w:p>
         </w:tc>
@@ -2826,7 +2826,7 @@
           <w:sz w:val="20"/>
           <w:szCs w:val="20"/>
         </w:rPr>
-        <w:t xml:space="preserve">•  What does it mean when a score is shown as 150% of the target?</w:t>
+        <w:t xml:space="preserve">•  I notice the whole goal is marked as ___%.</w:t>
       </w:r>
     </w:p>
     <w:p>
@@ -2839,7 +2839,7 @@
           <w:sz w:val="20"/>
           <w:szCs w:val="20"/>
         </w:rPr>
-        <w:t xml:space="preserve">•  Can a percent be less than 1%? What would that look like?</w:t>
+        <w:t xml:space="preserve">•  I notice one bar goes past the whole, so its percent is greater than ___.</w:t>
       </w:r>
     </w:p>
     <w:p>
@@ -2852,7 +2852,7 @@
           <w:sz w:val="20"/>
           <w:szCs w:val="20"/>
         </w:rPr>
-        <w:t xml:space="preserve">•  How do you write a percent greater than 100% as a decimal or fraction?</w:t>
+        <w:t xml:space="preserve">•  I notice a percent can be shown by shading squares out of ___.</w:t>
       </w:r>
     </w:p>
     <w:p>
@@ -2865,7 +2865,20 @@
           <w:sz w:val="20"/>
           <w:szCs w:val="20"/>
         </w:rPr>
-        <w:t xml:space="preserve">•  When would you see a percent less than 1% in real life?</w:t>
+        <w:t xml:space="preserve">•  I wonder how a ratio like 4 out of 10 becomes a percent out of ___.</w:t>
+      </w:r>
+    </w:p>
+    <w:p>
+      <w:pPr>
+        <w:spacing w:after="40"/>
+        <w:ind w:left="300"/>
+      </w:pPr>
+      <w:r>
+        <w:rPr>
+          <w:sz w:val="20"/>
+          <w:szCs w:val="20"/>
+        </w:rPr>
+        <w:t xml:space="preserve">•  I wonder what it means for a score to be more than ___% of the goal.</w:t>
       </w:r>
     </w:p>
     <w:p>
@@ -2914,7 +2927,7 @@
           <w:sz w:val="21"/>
           <w:szCs w:val="21"/>
         </w:rPr>
-        <w:t xml:space="preserve">Which of the following is greater than 100%?</w:t>
+        <w:t xml:space="preserve">What does the word percent mean?</w:t>
       </w:r>
     </w:p>
     <w:p>
@@ -2927,7 +2940,7 @@
           <w:sz w:val="20"/>
           <w:szCs w:val="20"/>
         </w:rPr>
-        <w:t xml:space="preserve">A)  0.75</w:t>
+        <w:t xml:space="preserve">A)  Per hundred</w:t>
       </w:r>
     </w:p>
     <w:p>
@@ -2940,7 +2953,7 @@
           <w:sz w:val="20"/>
           <w:szCs w:val="20"/>
         </w:rPr>
-        <w:t xml:space="preserve">B)  3/4</w:t>
+        <w:t xml:space="preserve">B)  Per ten</w:t>
       </w:r>
     </w:p>
     <w:p>
@@ -2953,7 +2966,7 @@
           <w:sz w:val="20"/>
           <w:szCs w:val="20"/>
         </w:rPr>
-        <w:t xml:space="preserve">C)  1.25</w:t>
+        <w:t xml:space="preserve">C)  Per thousand</w:t>
       </w:r>
     </w:p>
     <w:p>
@@ -2966,7 +2979,7 @@
           <w:sz w:val="20"/>
           <w:szCs w:val="20"/>
         </w:rPr>
-        <w:t xml:space="preserve">D)  99/100</w:t>
+        <w:t xml:space="preserve">D)  Per part</w:t>
       </w:r>
     </w:p>
     <w:p>
@@ -2988,29 +3001,7 @@
           <w:sz w:val="21"/>
           <w:szCs w:val="21"/>
         </w:rPr>
-        <w:t xml:space="preserve">1.25 = 125%, which is greater than 100%.</w:t>
-      </w:r>
-    </w:p>
-    <w:p>
-      <w:pPr>
-        <w:spacing w:after="20" w:before="50"/>
-      </w:pPr>
-      <w:r>
-        <w:rPr>
-          <w:b/>
-          <w:bCs/>
-          <w:color w:val="1FA6A2"/>
-          <w:sz w:val="21"/>
-          <w:szCs w:val="21"/>
-        </w:rPr>
-        <w:t xml:space="preserve">Step 2:  </w:t>
-      </w:r>
-      <w:r>
-        <w:rPr>
-          <w:sz w:val="21"/>
-          <w:szCs w:val="21"/>
-        </w:rPr>
-        <w:t xml:space="preserve">The other values are all less than 1 (less than 100%).</w:t>
+        <w:t xml:space="preserve">Percent means per hundred, which is why every percent can be written as a fraction with a denominator of 100.</w:t>
       </w:r>
     </w:p>
     <w:p>
@@ -3034,7 +3025,7 @@
           <w:sz w:val="21"/>
           <w:szCs w:val="21"/>
         </w:rPr>
-        <w:t xml:space="preserve">C. 1.25</w:t>
+        <w:t xml:space="preserve">A. Per hundred</w:t>
       </w:r>
     </w:p>
     <w:p>
@@ -3103,7 +3094,7 @@
           <w:sz w:val="21"/>
           <w:szCs w:val="21"/>
         </w:rPr>
-        <w:t xml:space="preserve">What is 200% written as a decimal?</w:t>
+        <w:t xml:space="preserve">3 out of every 10 students walk to school. What percent is that?</w:t>
       </w:r>
     </w:p>
     <w:p>
@@ -3116,7 +3107,7 @@
           <w:sz w:val="20"/>
           <w:szCs w:val="20"/>
         </w:rPr>
-        <w:t xml:space="preserve">A)  2.0</w:t>
+        <w:t xml:space="preserve">A)  30%</w:t>
       </w:r>
     </w:p>
     <w:p>
@@ -3129,7 +3120,7 @@
           <w:sz w:val="20"/>
           <w:szCs w:val="20"/>
         </w:rPr>
-        <w:t xml:space="preserve">B)  0.2</w:t>
+        <w:t xml:space="preserve">B)  3%</w:t>
       </w:r>
     </w:p>
     <w:p>
@@ -3142,7 +3133,7 @@
           <w:sz w:val="20"/>
           <w:szCs w:val="20"/>
         </w:rPr>
-        <w:t xml:space="preserve">C)  20.0</w:t>
+        <w:t xml:space="preserve">C)  10%</w:t>
       </w:r>
     </w:p>
     <w:p>
@@ -3155,7 +3146,7 @@
           <w:sz w:val="20"/>
           <w:szCs w:val="20"/>
         </w:rPr>
-        <w:t xml:space="preserve">D)  0.02</w:t>
+        <w:t xml:space="preserve">D)  13%</w:t>
       </w:r>
     </w:p>
     <w:p>
@@ -3282,7 +3273,7 @@
                 <w:sz w:val="21"/>
                 <w:szCs w:val="21"/>
               </w:rPr>
-              <w:t xml:space="preserve">A different arcade machine pays a jackpot of 300% of your tokens if you win. You inserted 30 tokens. One friend says the jackpot is 90 tokens. Another friend says it's 33 tokens.</w:t>
+              <w:t xml:space="preserve">Shanice's cat had two kittens. The gray kitten weighs 4 ounces. The orange kitten weighs 1.5 times as much as the gray kitten.</w:t>
             </w:r>
           </w:p>
           <w:p>
@@ -3297,7 +3288,7 @@
                 <w:sz w:val="21"/>
                 <w:szCs w:val="21"/>
               </w:rPr>
-              <w:t xml:space="preserve">Who is correct, and how many tokens does the jackpot pay?</w:t>
+              <w:t xml:space="preserve">What percent of the gray kitten's weight does the orange kitten weigh, and how does the tape diagram show it?</w:t>
             </w:r>
           </w:p>
         </w:tc>
@@ -3332,7 +3323,7 @@
           <w:sz w:val="20"/>
           <w:szCs w:val="20"/>
         </w:rPr>
-        <w:t xml:space="preserve">The friend who said ___ tokens is correct because 300% of 30 = ___ × 30 = ___. The other friend treated 300% as if it were ___% instead.</w:t>
+        <w:t xml:space="preserve">The gray kitten is the ___, so its weight is ___%. The orange kitten needs one whole tape plus ___ of another. Adding the parts, ___% + 50% = ___%. A percent greater than 100% means the orange kitten weighs ___ than one whole gray kitten.</w:t>
       </w:r>
     </w:p>
     <w:p>
@@ -3871,7 +3862,7 @@
           <w:sz w:val="21"/>
           <w:szCs w:val="21"/>
         </w:rPr>
-        <w:t xml:space="preserve">What is 0.5% written as a decimal?</w:t>
+        <w:t xml:space="preserve">A decimal grid has 100 squares and 65 are shaded. What percent is shaded?</w:t>
       </w:r>
     </w:p>
     <w:p>
@@ -3884,7 +3875,7 @@
           <w:sz w:val="20"/>
           <w:szCs w:val="20"/>
         </w:rPr>
-        <w:t xml:space="preserve">A)  0.005</w:t>
+        <w:t xml:space="preserve">A)  65%</w:t>
       </w:r>
     </w:p>
     <w:p>
@@ -3897,7 +3888,7 @@
           <w:sz w:val="20"/>
           <w:szCs w:val="20"/>
         </w:rPr>
-        <w:t xml:space="preserve">B)  0.05</w:t>
+        <w:t xml:space="preserve">B)  35%</w:t>
       </w:r>
     </w:p>
     <w:p>
@@ -3910,7 +3901,7 @@
           <w:sz w:val="20"/>
           <w:szCs w:val="20"/>
         </w:rPr>
-        <w:t xml:space="preserve">C)  0.5</w:t>
+        <w:t xml:space="preserve">C)  6.5%</w:t>
       </w:r>
     </w:p>
     <w:p>
@@ -3923,7 +3914,7 @@
           <w:sz w:val="20"/>
           <w:szCs w:val="20"/>
         </w:rPr>
-        <w:t xml:space="preserve">D)  5.0</w:t>
+        <w:t xml:space="preserve">D)  100%</w:t>
       </w:r>
     </w:p>
     <w:p>
@@ -4001,7 +3992,7 @@
           <w:sz w:val="21"/>
           <w:szCs w:val="21"/>
         </w:rPr>
-        <w:t xml:space="preserve">Which percent is less than 1%?</w:t>
+        <w:t xml:space="preserve">Which percent means MORE than one whole?</w:t>
       </w:r>
     </w:p>
     <w:p>
@@ -4014,7 +4005,7 @@
           <w:sz w:val="20"/>
           <w:szCs w:val="20"/>
         </w:rPr>
-        <w:t xml:space="preserve">A)  0.75%</w:t>
+        <w:t xml:space="preserve">A)  120%</w:t>
       </w:r>
     </w:p>
     <w:p>
@@ -4027,7 +4018,7 @@
           <w:sz w:val="20"/>
           <w:szCs w:val="20"/>
         </w:rPr>
-        <w:t xml:space="preserve">B)  7.5%</w:t>
+        <w:t xml:space="preserve">B)  100%</w:t>
       </w:r>
     </w:p>
     <w:p>
@@ -4040,7 +4031,7 @@
           <w:sz w:val="20"/>
           <w:szCs w:val="20"/>
         </w:rPr>
-        <w:t xml:space="preserve">C)  75%</w:t>
+        <w:t xml:space="preserve">C)  80%</w:t>
       </w:r>
     </w:p>
     <w:p>
@@ -4053,7 +4044,7 @@
           <w:sz w:val="20"/>
           <w:szCs w:val="20"/>
         </w:rPr>
-        <w:t xml:space="preserve">D)  1.5%</w:t>
+        <w:t xml:space="preserve">D)  0.8%</w:t>
       </w:r>
     </w:p>
     <w:p>
@@ -4111,32 +4102,6 @@
     </w:tbl>
     <w:p>
       <w:pPr>
-        <w:pStyle w:val="Heading2"/>
-        <w:spacing w:after="80" w:before="180"/>
-      </w:pPr>
-      <w:r>
-        <w:rPr>
-          <w:b/>
-          <w:bCs/>
-          <w:color w:val="12355B"/>
-          <w:sz w:val="24"/>
-          <w:szCs w:val="24"/>
-        </w:rPr>
-        <w:t xml:space="preserve">On Level</w:t>
-      </w:r>
-      <w:r>
-        <w:rPr>
-          <w:i/>
-          <w:iCs/>
-          <w:color w:val="12355B"/>
-          <w:sz w:val="19"/>
-          <w:szCs w:val="19"/>
-        </w:rPr>
-        <w:t xml:space="preserve">   grade-level practice</w:t>
-      </w:r>
-    </w:p>
-    <w:p>
-      <w:pPr>
         <w:keepNext/>
         <w:spacing w:after="60" w:before="160"/>
       </w:pPr>
@@ -4157,67 +4122,7 @@
           <w:sz w:val="21"/>
           <w:szCs w:val="21"/>
         </w:rPr>
-        <w:t xml:space="preserve">A player scored 0.4% of the bonus points. Which decimal represents this percent?</w:t>
-      </w:r>
-    </w:p>
-    <w:p>
-      <w:pPr>
-        <w:spacing w:after="40"/>
-        <w:ind w:left="420"/>
-      </w:pPr>
-      <w:r>
-        <w:rPr>
-          <w:sz w:val="20"/>
-          <w:szCs w:val="20"/>
-        </w:rPr>
-        <w:t xml:space="preserve">A)  0.4</w:t>
-      </w:r>
-    </w:p>
-    <w:p>
-      <w:pPr>
-        <w:spacing w:after="40"/>
-        <w:ind w:left="420"/>
-      </w:pPr>
-      <w:r>
-        <w:rPr>
-          <w:sz w:val="20"/>
-          <w:szCs w:val="20"/>
-        </w:rPr>
-        <w:t xml:space="preserve">B)  0.04</w:t>
-      </w:r>
-    </w:p>
-    <w:p>
-      <w:pPr>
-        <w:spacing w:after="40"/>
-        <w:ind w:left="420"/>
-      </w:pPr>
-      <w:r>
-        <w:rPr>
-          <w:sz w:val="20"/>
-          <w:szCs w:val="20"/>
-        </w:rPr>
-        <w:t xml:space="preserve">C)  0.004</w:t>
-      </w:r>
-    </w:p>
-    <w:p>
-      <w:pPr>
-        <w:spacing w:after="40"/>
-        <w:ind w:left="420"/>
-      </w:pPr>
-      <w:r>
-        <w:rPr>
-          <w:sz w:val="20"/>
-          <w:szCs w:val="20"/>
-        </w:rPr>
-        <w:t xml:space="preserve">D)  4.0</w:t>
-      </w:r>
-    </w:p>
-    <w:p>
-      <w:pPr>
-        <w:spacing w:after="20"/>
-      </w:pPr>
-      <w:r>
-        <w:t xml:space="preserve"/>
+        <w:t xml:space="preserve">Sort each percent by how it compares to one whole.</w:t>
       </w:r>
     </w:p>
     <w:tbl>
@@ -4262,6 +4167,376 @@
               <w:t xml:space="preserve"/>
             </w:r>
           </w:p>
+          <w:p>
+            <w:pPr>
+              <w:spacing w:after="0" w:line="320"/>
+            </w:pPr>
+            <w:r>
+              <w:t xml:space="preserve"/>
+            </w:r>
+          </w:p>
+          <w:p>
+            <w:pPr>
+              <w:spacing w:after="0" w:line="320"/>
+            </w:pPr>
+            <w:r>
+              <w:t xml:space="preserve"/>
+            </w:r>
+          </w:p>
+        </w:tc>
+      </w:tr>
+    </w:tbl>
+    <w:p>
+      <w:pPr>
+        <w:pStyle w:val="Heading2"/>
+        <w:spacing w:after="80" w:before="180"/>
+      </w:pPr>
+      <w:r>
+        <w:rPr>
+          <w:b/>
+          <w:bCs/>
+          <w:color w:val="12355B"/>
+          <w:sz w:val="24"/>
+          <w:szCs w:val="24"/>
+        </w:rPr>
+        <w:t xml:space="preserve">On Level</w:t>
+      </w:r>
+      <w:r>
+        <w:rPr>
+          <w:i/>
+          <w:iCs/>
+          <w:color w:val="12355B"/>
+          <w:sz w:val="19"/>
+          <w:szCs w:val="19"/>
+        </w:rPr>
+        <w:t xml:space="preserve">   grade-level practice</w:t>
+      </w:r>
+    </w:p>
+    <w:p>
+      <w:pPr>
+        <w:keepNext/>
+        <w:spacing w:after="60" w:before="160"/>
+      </w:pPr>
+      <w:r>
+        <w:rPr>
+          <w:b/>
+          <w:bCs/>
+          <w:color w:val="12355B"/>
+          <w:sz w:val="22"/>
+          <w:szCs w:val="22"/>
+        </w:rPr>
+        <w:t xml:space="preserve">4.  </w:t>
+      </w:r>
+      <w:r>
+        <w:rPr>
+          <w:b/>
+          <w:bCs/>
+          <w:sz w:val="21"/>
+          <w:szCs w:val="21"/>
+        </w:rPr>
+        <w:t xml:space="preserve">Match each comparison to its percent.</w:t>
+      </w:r>
+    </w:p>
+    <w:tbl>
+      <w:tblPr>
+        <w:tblW w:type="pct" w:w="100%"/>
+        <w:tblBorders>
+          <w:top w:val="single" w:color="C7D2DD" w:sz="6"/>
+          <w:left w:val="single" w:color="C7D2DD" w:sz="6"/>
+          <w:bottom w:val="single" w:color="C7D2DD" w:sz="6"/>
+          <w:right w:val="single" w:color="C7D2DD" w:sz="6"/>
+          <w:insideH w:val="single" w:color="auto" w:sz="4"/>
+          <w:insideV w:val="single" w:color="auto" w:sz="4"/>
+        </w:tblBorders>
+      </w:tblPr>
+      <w:tblGrid>
+        <w:gridCol w:w="100"/>
+      </w:tblGrid>
+      <w:tr>
+        <w:tc>
+          <w:tcPr>
+            <w:shd w:fill="FBF3E2" w:color="auto" w:val="clear"/>
+            <w:tcMar>
+              <w:top w:type="dxa" w:w="60"/>
+              <w:left w:type="dxa" w:w="120"/>
+              <w:bottom w:type="dxa" w:w="60"/>
+              <w:right w:type="dxa" w:w="120"/>
+            </w:tcMar>
+          </w:tcPr>
+          <w:p>
+            <w:pPr>
+              <w:spacing w:after="0" w:line="320"/>
+            </w:pPr>
+            <w:r>
+              <w:t xml:space="preserve"/>
+            </w:r>
+          </w:p>
+          <w:p>
+            <w:pPr>
+              <w:spacing w:after="0" w:line="320"/>
+            </w:pPr>
+            <w:r>
+              <w:t xml:space="preserve"/>
+            </w:r>
+          </w:p>
+          <w:p>
+            <w:pPr>
+              <w:spacing w:after="0" w:line="320"/>
+            </w:pPr>
+            <w:r>
+              <w:t xml:space="preserve"/>
+            </w:r>
+          </w:p>
+          <w:p>
+            <w:pPr>
+              <w:spacing w:after="0" w:line="320"/>
+            </w:pPr>
+            <w:r>
+              <w:t xml:space="preserve"/>
+            </w:r>
+          </w:p>
+        </w:tc>
+      </w:tr>
+    </w:tbl>
+    <w:p>
+      <w:pPr>
+        <w:keepNext/>
+        <w:spacing w:after="60" w:before="160"/>
+      </w:pPr>
+      <w:r>
+        <w:rPr>
+          <w:b/>
+          <w:bCs/>
+          <w:color w:val="12355B"/>
+          <w:sz w:val="22"/>
+          <w:szCs w:val="22"/>
+        </w:rPr>
+        <w:t xml:space="preserve">5.  </w:t>
+      </w:r>
+      <w:r>
+        <w:rPr>
+          <w:b/>
+          <w:bCs/>
+          <w:sz w:val="21"/>
+          <w:szCs w:val="21"/>
+        </w:rPr>
+        <w:t xml:space="preserve">The orange kitten weighs 1.5 times as much as the gray kitten. What percent of the gray kitten's weight is that?</w:t>
+      </w:r>
+    </w:p>
+    <w:p>
+      <w:pPr>
+        <w:spacing w:after="40"/>
+        <w:ind w:left="420"/>
+      </w:pPr>
+      <w:r>
+        <w:rPr>
+          <w:sz w:val="20"/>
+          <w:szCs w:val="20"/>
+        </w:rPr>
+        <w:t xml:space="preserve">A)  150%</w:t>
+      </w:r>
+    </w:p>
+    <w:p>
+      <w:pPr>
+        <w:spacing w:after="40"/>
+        <w:ind w:left="420"/>
+      </w:pPr>
+      <w:r>
+        <w:rPr>
+          <w:sz w:val="20"/>
+          <w:szCs w:val="20"/>
+        </w:rPr>
+        <w:t xml:space="preserve">B)  15%</w:t>
+      </w:r>
+    </w:p>
+    <w:p>
+      <w:pPr>
+        <w:spacing w:after="40"/>
+        <w:ind w:left="420"/>
+      </w:pPr>
+      <w:r>
+        <w:rPr>
+          <w:sz w:val="20"/>
+          <w:szCs w:val="20"/>
+        </w:rPr>
+        <w:t xml:space="preserve">C)  50%</w:t>
+      </w:r>
+    </w:p>
+    <w:p>
+      <w:pPr>
+        <w:spacing w:after="40"/>
+        <w:ind w:left="420"/>
+      </w:pPr>
+      <w:r>
+        <w:rPr>
+          <w:sz w:val="20"/>
+          <w:szCs w:val="20"/>
+        </w:rPr>
+        <w:t xml:space="preserve">D)  1.5%</w:t>
+      </w:r>
+    </w:p>
+    <w:p>
+      <w:pPr>
+        <w:spacing w:after="20"/>
+      </w:pPr>
+      <w:r>
+        <w:t xml:space="preserve"/>
+      </w:r>
+    </w:p>
+    <w:tbl>
+      <w:tblPr>
+        <w:tblW w:type="pct" w:w="100%"/>
+        <w:tblBorders>
+          <w:top w:val="single" w:color="C7D2DD" w:sz="6"/>
+          <w:left w:val="single" w:color="C7D2DD" w:sz="6"/>
+          <w:bottom w:val="single" w:color="C7D2DD" w:sz="6"/>
+          <w:right w:val="single" w:color="C7D2DD" w:sz="6"/>
+          <w:insideH w:val="single" w:color="auto" w:sz="4"/>
+          <w:insideV w:val="single" w:color="auto" w:sz="4"/>
+        </w:tblBorders>
+      </w:tblPr>
+      <w:tblGrid>
+        <w:gridCol w:w="100"/>
+      </w:tblGrid>
+      <w:tr>
+        <w:tc>
+          <w:tcPr>
+            <w:shd w:fill="FBF3E2" w:color="auto" w:val="clear"/>
+            <w:tcMar>
+              <w:top w:type="dxa" w:w="60"/>
+              <w:left w:type="dxa" w:w="120"/>
+              <w:bottom w:type="dxa" w:w="60"/>
+              <w:right w:type="dxa" w:w="120"/>
+            </w:tcMar>
+          </w:tcPr>
+          <w:p>
+            <w:pPr>
+              <w:spacing w:after="0" w:line="320"/>
+            </w:pPr>
+            <w:r>
+              <w:t xml:space="preserve"/>
+            </w:r>
+          </w:p>
+          <w:p>
+            <w:pPr>
+              <w:spacing w:after="0" w:line="320"/>
+            </w:pPr>
+            <w:r>
+              <w:t xml:space="preserve"/>
+            </w:r>
+          </w:p>
+        </w:tc>
+      </w:tr>
+    </w:tbl>
+    <w:p>
+      <w:pPr>
+        <w:pStyle w:val="Heading2"/>
+        <w:spacing w:after="80" w:before="180"/>
+      </w:pPr>
+      <w:r>
+        <w:rPr>
+          <w:b/>
+          <w:bCs/>
+          <w:color w:val="12355B"/>
+          <w:sz w:val="24"/>
+          <w:szCs w:val="24"/>
+        </w:rPr>
+        <w:t xml:space="preserve">Level 2 Enrichment</w:t>
+      </w:r>
+      <w:r>
+        <w:rPr>
+          <w:i/>
+          <w:iCs/>
+          <w:color w:val="6B4FA0"/>
+          <w:sz w:val="19"/>
+          <w:szCs w:val="19"/>
+        </w:rPr>
+        <w:t xml:space="preserve">   stretch your thinking</w:t>
+      </w:r>
+    </w:p>
+    <w:p>
+      <w:pPr>
+        <w:keepNext/>
+        <w:spacing w:after="60" w:before="160"/>
+      </w:pPr>
+      <w:r>
+        <w:rPr>
+          <w:b/>
+          <w:bCs/>
+          <w:color w:val="12355B"/>
+          <w:sz w:val="22"/>
+          <w:szCs w:val="22"/>
+        </w:rPr>
+        <w:t xml:space="preserve">6.  </w:t>
+      </w:r>
+      <w:r>
+        <w:rPr>
+          <w:b/>
+          <w:bCs/>
+          <w:sz w:val="21"/>
+          <w:szCs w:val="21"/>
+        </w:rPr>
+        <w:t xml:space="preserve">A car dealership sold 50 cars last month: 20 sedans, 15 SUVs, 10 trucks, and 5 vans. The owner will order 100 cars for next month and wants the order to match last month's sales pattern. Write each type as a percent, then say how many of each to order — and explain why percents make this easier than the raw counts.</w:t>
+      </w:r>
+    </w:p>
+    <w:tbl>
+      <w:tblPr>
+        <w:tblW w:type="pct" w:w="100%"/>
+        <w:tblBorders>
+          <w:top w:val="single" w:color="C7D2DD" w:sz="6"/>
+          <w:left w:val="single" w:color="C7D2DD" w:sz="6"/>
+          <w:bottom w:val="single" w:color="C7D2DD" w:sz="6"/>
+          <w:right w:val="single" w:color="C7D2DD" w:sz="6"/>
+          <w:insideH w:val="single" w:color="auto" w:sz="4"/>
+          <w:insideV w:val="single" w:color="auto" w:sz="4"/>
+        </w:tblBorders>
+      </w:tblPr>
+      <w:tblGrid>
+        <w:gridCol w:w="100"/>
+      </w:tblGrid>
+      <w:tr>
+        <w:tc>
+          <w:tcPr>
+            <w:shd w:fill="FBF3E2" w:color="auto" w:val="clear"/>
+            <w:tcMar>
+              <w:top w:type="dxa" w:w="60"/>
+              <w:left w:type="dxa" w:w="120"/>
+              <w:bottom w:type="dxa" w:w="60"/>
+              <w:right w:type="dxa" w:w="120"/>
+            </w:tcMar>
+          </w:tcPr>
+          <w:p>
+            <w:pPr>
+              <w:spacing w:after="0" w:line="320"/>
+            </w:pPr>
+            <w:r>
+              <w:t xml:space="preserve"/>
+            </w:r>
+          </w:p>
+          <w:p>
+            <w:pPr>
+              <w:spacing w:after="0" w:line="320"/>
+            </w:pPr>
+            <w:r>
+              <w:t xml:space="preserve"/>
+            </w:r>
+          </w:p>
+          <w:p>
+            <w:pPr>
+              <w:spacing w:after="0" w:line="320"/>
+            </w:pPr>
+            <w:r>
+              <w:t xml:space="preserve"/>
+            </w:r>
+          </w:p>
+          <w:p>
+            <w:pPr>
+              <w:spacing w:after="0" w:line="320"/>
+            </w:pPr>
+            <w:r>
+              <w:t xml:space="preserve"/>
+            </w:r>
+          </w:p>
         </w:tc>
       </w:tr>
     </w:tbl>
@@ -4319,7 +4594,7 @@
           <w:sz w:val="22"/>
           <w:szCs w:val="22"/>
         </w:rPr>
-        <w:t xml:space="preserve">Which statement is true about 0.25%?</w:t>
+        <w:t xml:space="preserve">Four out of every ten voters chose the tiger. What percent chose the tiger, and how do you know?</w:t>
       </w:r>
     </w:p>
     <w:p>
@@ -4332,7 +4607,7 @@
           <w:sz w:val="21"/>
           <w:szCs w:val="21"/>
         </w:rPr>
-        <w:t xml:space="preserve">A)  It equals 0.0025 as a decimal</w:t>
+        <w:t xml:space="preserve">A)  40%, because 4 out of 10 equals 40 out of 100</w:t>
       </w:r>
     </w:p>
     <w:p>
@@ -4345,7 +4620,7 @@
           <w:sz w:val="21"/>
           <w:szCs w:val="21"/>
         </w:rPr>
-        <w:t xml:space="preserve">B)  It equals 0.25 as a decimal</w:t>
+        <w:t xml:space="preserve">B)  4%, because 4 voters chose the tiger</w:t>
       </w:r>
     </w:p>
     <w:p>
@@ -4358,7 +4633,7 @@
           <w:sz w:val="21"/>
           <w:szCs w:val="21"/>
         </w:rPr>
-        <w:t xml:space="preserve">C)  It equals 1/4 as a fraction</w:t>
+        <w:t xml:space="preserve">C)  10%, because the ratio is out of 10</w:t>
       </w:r>
     </w:p>
     <w:p>
@@ -4371,7 +4646,7 @@
           <w:sz w:val="21"/>
           <w:szCs w:val="21"/>
         </w:rPr>
-        <w:t xml:space="preserve">D)  It is greater than 1%</w:t>
+        <w:t xml:space="preserve">D)  14%, because 4 + 10 = 14</w:t>
       </w:r>
     </w:p>
     <w:p>
@@ -4451,7 +4726,7 @@
           <w:sz w:val="21"/>
           <w:szCs w:val="21"/>
         </w:rPr>
-        <w:t xml:space="preserve">Percents Greater Than 100% and Less Than 1%</w:t>
+        <w:t xml:space="preserve">Understand Percent</w:t>
       </w:r>
     </w:p>
     <w:p>
@@ -4493,70 +4768,70 @@
           <w:sz w:val="21"/>
           <w:szCs w:val="21"/>
         </w:rPr>
+        <w:t xml:space="preserve">Per hundred</w:t>
+      </w:r>
+    </w:p>
+    <w:p>
+      <w:pPr>
+        <w:spacing w:after="80"/>
+      </w:pPr>
+      <w:r>
+        <w:rPr>
+          <w:b/>
+          <w:bCs/>
+          <w:sz w:val="21"/>
+          <w:szCs w:val="21"/>
+        </w:rPr>
+        <w:t xml:space="preserve">Notes 4:  </w:t>
+      </w:r>
+      <w:r>
+        <w:rPr>
+          <w:sz w:val="21"/>
+          <w:szCs w:val="21"/>
+        </w:rPr>
+        <w:t xml:space="preserve">Decimal grid</w:t>
+      </w:r>
+    </w:p>
+    <w:p>
+      <w:pPr>
+        <w:spacing w:after="80"/>
+      </w:pPr>
+      <w:r>
+        <w:rPr>
+          <w:b/>
+          <w:bCs/>
+          <w:sz w:val="21"/>
+          <w:szCs w:val="21"/>
+        </w:rPr>
+        <w:t xml:space="preserve">Notes 5:  </w:t>
+      </w:r>
+      <w:r>
+        <w:rPr>
+          <w:sz w:val="21"/>
+          <w:szCs w:val="21"/>
+        </w:rPr>
+        <w:t xml:space="preserve">Part-to-whole</w:t>
+      </w:r>
+    </w:p>
+    <w:p>
+      <w:pPr>
+        <w:spacing w:after="80"/>
+      </w:pPr>
+      <w:r>
+        <w:rPr>
+          <w:b/>
+          <w:bCs/>
+          <w:sz w:val="21"/>
+          <w:szCs w:val="21"/>
+        </w:rPr>
+        <w:t xml:space="preserve">Notes 6:  </w:t>
+      </w:r>
+      <w:r>
+        <w:rPr>
+          <w:sz w:val="21"/>
+          <w:szCs w:val="21"/>
+        </w:rPr>
         <w:t xml:space="preserve">Greater than 100%</w:t>
-      </w:r>
-    </w:p>
-    <w:p>
-      <w:pPr>
-        <w:spacing w:after="80"/>
-      </w:pPr>
-      <w:r>
-        <w:rPr>
-          <w:b/>
-          <w:bCs/>
-          <w:sz w:val="21"/>
-          <w:szCs w:val="21"/>
-        </w:rPr>
-        <w:t xml:space="preserve">Notes 4:  </w:t>
-      </w:r>
-      <w:r>
-        <w:rPr>
-          <w:sz w:val="21"/>
-          <w:szCs w:val="21"/>
-        </w:rPr>
-        <w:t xml:space="preserve">Less than 1%</w:t>
-      </w:r>
-    </w:p>
-    <w:p>
-      <w:pPr>
-        <w:spacing w:after="80"/>
-      </w:pPr>
-      <w:r>
-        <w:rPr>
-          <w:b/>
-          <w:bCs/>
-          <w:sz w:val="21"/>
-          <w:szCs w:val="21"/>
-        </w:rPr>
-        <w:t xml:space="preserve">Notes 5:  </w:t>
-      </w:r>
-      <w:r>
-        <w:rPr>
-          <w:sz w:val="21"/>
-          <w:szCs w:val="21"/>
-        </w:rPr>
-        <w:t xml:space="preserve">Equivalent</w:t>
-      </w:r>
-    </w:p>
-    <w:p>
-      <w:pPr>
-        <w:spacing w:after="80"/>
-      </w:pPr>
-      <w:r>
-        <w:rPr>
-          <w:b/>
-          <w:bCs/>
-          <w:sz w:val="21"/>
-          <w:szCs w:val="21"/>
-        </w:rPr>
-        <w:t xml:space="preserve">Notes 6:  </w:t>
-      </w:r>
-      <w:r>
-        <w:rPr>
-          <w:sz w:val="21"/>
-          <w:szCs w:val="21"/>
-        </w:rPr>
-        <w:t xml:space="preserve">Mixed number</w:t>
       </w:r>
     </w:p>
     <w:p>
@@ -4593,7 +4868,7 @@
           <w:sz w:val="21"/>
           <w:szCs w:val="21"/>
         </w:rPr>
-        <w:t xml:space="preserve">C. 1.25</w:t>
+        <w:t xml:space="preserve">A. Per hundred</w:t>
       </w:r>
     </w:p>
     <w:p>
@@ -4614,7 +4889,7 @@
           <w:sz w:val="21"/>
           <w:szCs w:val="21"/>
         </w:rPr>
-        <w:t xml:space="preserve">A. 2.0</w:t>
+        <w:t xml:space="preserve">A. 30%</w:t>
       </w:r>
     </w:p>
     <w:p>
@@ -4655,7 +4930,7 @@
           <w:sz w:val="19"/>
           <w:szCs w:val="19"/>
         </w:rPr>
-        <w:t xml:space="preserve">A common mistake in Percents Greater Than 100% and Less Than 1% is treating every percent-to-decimal conversion the same way regardless of size — for example, writing 150% as 0.15 (as if it were an ordinary under-100% percent) instead of 1.5, or writing 0.5% as 0.5 (forgetting to divide by 100 at all) instead of 0.005. Before finalizing an answer, check that the decimal for any percent over 100% is greater than 1, and the decimal for any percent under 1% is less than 0.01.</w:t>
+        <w:t xml:space="preserve">A common mistake with percent is scaling only one term of the ratio: reading 7 out of 10 as 7%. A percent compares to 100, so BOTH terms must be multiplied by the same factor — 10 × 10 = 100, so 7 × 10 = 70, giving 70%. Reading it as 7% describes seats that are nearly empty when they are nearly full. A second mistake is treating a percent as an amount: 150% of a 200-point goal is 1.5 × 200 = 300 points, not 150 points.</w:t>
       </w:r>
     </w:p>
     <w:p>
@@ -4692,7 +4967,7 @@
           <w:sz w:val="21"/>
           <w:szCs w:val="21"/>
         </w:rPr>
-        <w:t xml:space="preserve">A)  0.005</w:t>
+        <w:t xml:space="preserve">A)  65%</w:t>
       </w:r>
       <w:r>
         <w:rPr>
@@ -4702,7 +4977,7 @@
           <w:sz w:val="19"/>
           <w:szCs w:val="19"/>
         </w:rPr>
-        <w:t xml:space="preserve">  — 0.5% ÷ 100 = 0.005. Move the decimal two places to the left.</w:t>
+        <w:t xml:space="preserve">  — Each square is one percent, so 65 shaded squares is 65%.</w:t>
       </w:r>
     </w:p>
     <w:p>
@@ -4723,7 +4998,7 @@
           <w:sz w:val="21"/>
           <w:szCs w:val="21"/>
         </w:rPr>
-        <w:t xml:space="preserve">A)  0.75%</w:t>
+        <w:t xml:space="preserve">A)  120%</w:t>
       </w:r>
       <w:r>
         <w:rPr>
@@ -4733,23 +5008,7 @@
           <w:sz w:val="19"/>
           <w:szCs w:val="19"/>
         </w:rPr>
-        <w:t xml:space="preserve">  — 0.75% is less than 1%. All the other choices are greater than 1%.</w:t>
-      </w:r>
-    </w:p>
-    <w:p>
-      <w:pPr>
-        <w:pStyle w:val="Heading2"/>
-        <w:spacing w:after="80" w:before="180"/>
-      </w:pPr>
-      <w:r>
-        <w:rPr>
-          <w:b/>
-          <w:bCs/>
-          <w:color w:val="12355B"/>
-          <w:sz w:val="24"/>
-          <w:szCs w:val="24"/>
-        </w:rPr>
-        <w:t xml:space="preserve">On Level</w:t>
+        <w:t xml:space="preserve">  — 100% is exactly one whole, so any percent above 100 is more than one whole.</w:t>
       </w:r>
     </w:p>
     <w:p>
@@ -4770,7 +5029,7 @@
           <w:sz w:val="21"/>
           <w:szCs w:val="21"/>
         </w:rPr>
-        <w:t xml:space="preserve">C)  0.004</w:t>
+        <w:t xml:space="preserve">Answers vary.</w:t>
       </w:r>
       <w:r>
         <w:rPr>
@@ -4780,7 +5039,7 @@
           <w:sz w:val="19"/>
           <w:szCs w:val="19"/>
         </w:rPr>
-        <w:t xml:space="preserve">  — 0.4% = 0.4 ÷ 100 = 0.004. Move the decimal point two places to the left.</w:t>
+        <w:t xml:space="preserve">  — 100% is the dividing line: it means exactly one whole. Everything below is part of a whole; everything above is more than a whole.</w:t>
       </w:r>
     </w:p>
     <w:p>
@@ -4796,7 +5055,7 @@
           <w:sz w:val="24"/>
           <w:szCs w:val="24"/>
         </w:rPr>
-        <w:t xml:space="preserve">Exit Ticket</w:t>
+        <w:t xml:space="preserve">On Level</w:t>
       </w:r>
     </w:p>
     <w:p>
@@ -4805,10 +5064,19 @@
       </w:pPr>
       <w:r>
         <w:rPr>
-          <w:sz w:val="21"/>
-          <w:szCs w:val="21"/>
-        </w:rPr>
-        <w:t xml:space="preserve">A)  It equals 0.0025 as a decimal</w:t>
+          <w:b/>
+          <w:bCs/>
+          <w:sz w:val="21"/>
+          <w:szCs w:val="21"/>
+        </w:rPr>
+        <w:t xml:space="preserve">4.  </w:t>
+      </w:r>
+      <w:r>
+        <w:rPr>
+          <w:sz w:val="21"/>
+          <w:szCs w:val="21"/>
+        </w:rPr>
+        <w:t xml:space="preserve">Answers vary.</w:t>
       </w:r>
       <w:r>
         <w:rPr>
@@ -4818,7 +5086,116 @@
           <w:sz w:val="19"/>
           <w:szCs w:val="19"/>
         </w:rPr>
-        <w:t xml:space="preserve">  — 0.25% = 0.25 ÷ 100 = 0.0025. It is much less than 1%, not equal to 1/4.</w:t>
+        <w:t xml:space="preserve">  — Every percent is a ratio rewritten with 100 as the second term. The whole is always 100%.</w:t>
+      </w:r>
+    </w:p>
+    <w:p>
+      <w:pPr>
+        <w:spacing w:after="80"/>
+      </w:pPr>
+      <w:r>
+        <w:rPr>
+          <w:b/>
+          <w:bCs/>
+          <w:sz w:val="21"/>
+          <w:szCs w:val="21"/>
+        </w:rPr>
+        <w:t xml:space="preserve">5.  </w:t>
+      </w:r>
+      <w:r>
+        <w:rPr>
+          <w:sz w:val="21"/>
+          <w:szCs w:val="21"/>
+        </w:rPr>
+        <w:t xml:space="preserve">A)  150%</w:t>
+      </w:r>
+      <w:r>
+        <w:rPr>
+          <w:i/>
+          <w:iCs/>
+          <w:color w:val="5F6F80"/>
+          <w:sz w:val="19"/>
+          <w:szCs w:val="19"/>
+        </w:rPr>
+        <w:t xml:space="preserve">  — The gray kitten is the whole, or 100%. One and a half wholes is 100% + 50% = 150%.</w:t>
+      </w:r>
+    </w:p>
+    <w:p>
+      <w:pPr>
+        <w:pStyle w:val="Heading2"/>
+        <w:spacing w:after="80" w:before="180"/>
+      </w:pPr>
+      <w:r>
+        <w:rPr>
+          <w:b/>
+          <w:bCs/>
+          <w:color w:val="12355B"/>
+          <w:sz w:val="24"/>
+          <w:szCs w:val="24"/>
+        </w:rPr>
+        <w:t xml:space="preserve">Level 2 Enrichment</w:t>
+      </w:r>
+    </w:p>
+    <w:p>
+      <w:pPr>
+        <w:spacing w:after="80"/>
+      </w:pPr>
+      <w:r>
+        <w:rPr>
+          <w:b/>
+          <w:bCs/>
+          <w:sz w:val="21"/>
+          <w:szCs w:val="21"/>
+        </w:rPr>
+        <w:t xml:space="preserve">6.  </w:t>
+      </w:r>
+      <w:r>
+        <w:rPr>
+          <w:sz w:val="21"/>
+          <w:szCs w:val="21"/>
+        </w:rPr>
+        <w:t xml:space="preserve">Each count is out of 50, so multiply both terms by 2 to compare to 100: sedans 20/50 = 40/100 = 40%, SUVs 15/50 = 30/100 = 30%, trucks 10/50 = 20/100 = 20%, vans 5/50 = 10/100 = 10%. The percents total 100%, which confirms the whole is accounted for. Because the new order is exactly 100 cars, each percent IS the number to order: 40 sedans, 30 SUVs, 20 trucks, and 10 vans. Percents make this easier because they restate every count against the same whole of 100, so two months with different totals can be compared directly.</w:t>
+      </w:r>
+      <w:r>
+        <w:t xml:space="preserve"/>
+      </w:r>
+    </w:p>
+    <w:p>
+      <w:pPr>
+        <w:pStyle w:val="Heading2"/>
+        <w:spacing w:after="80" w:before="180"/>
+      </w:pPr>
+      <w:r>
+        <w:rPr>
+          <w:b/>
+          <w:bCs/>
+          <w:color w:val="12355B"/>
+          <w:sz w:val="24"/>
+          <w:szCs w:val="24"/>
+        </w:rPr>
+        <w:t xml:space="preserve">Exit Ticket</w:t>
+      </w:r>
+    </w:p>
+    <w:p>
+      <w:pPr>
+        <w:spacing w:after="80"/>
+      </w:pPr>
+      <w:r>
+        <w:rPr>
+          <w:sz w:val="21"/>
+          <w:szCs w:val="21"/>
+        </w:rPr>
+        <w:t xml:space="preserve">A)  40%, because 4 out of 10 equals 40 out of 100</w:t>
+      </w:r>
+      <w:r>
+        <w:rPr>
+          <w:i/>
+          <w:iCs/>
+          <w:color w:val="5F6F80"/>
+          <w:sz w:val="19"/>
+          <w:szCs w:val="19"/>
+        </w:rPr>
+        <w:t xml:space="preserve">  — Percent means per hundred. Multiplying both terms of 4 : 10 by 10 gives the equivalent ratio 40 : 100, which is 40%.</w:t>
       </w:r>
     </w:p>
     <w:p>

--- a/lessons/4-1/downloads/4-1-notes-teacher.docx
+++ b/lessons/4-1/downloads/4-1-notes-teacher.docx
@@ -219,10 +219,12 @@
     <w:p>
       <w:pPr>
         <w:pStyle w:val="Heading1"/>
+        <w:keepNext/>
+        <w:keepLines/>
         <w:pBdr>
           <w:bottom w:val="single" w:color="1FA6A2" w:sz="14" w:space="6"/>
         </w:pBdr>
-        <w:spacing w:after="140" w:before="260"/>
+        <w:spacing w:after="140" w:before="300"/>
       </w:pPr>
       <w:r>
         <w:rPr>
@@ -1177,10 +1179,12 @@
     <w:p>
       <w:pPr>
         <w:pStyle w:val="Heading1"/>
+        <w:keepNext/>
+        <w:keepLines/>
         <w:pBdr>
           <w:bottom w:val="single" w:color="1FA6A2" w:sz="14" w:space="6"/>
         </w:pBdr>
-        <w:spacing w:after="140" w:before="260"/>
+        <w:spacing w:after="140" w:before="300"/>
       </w:pPr>
       <w:r>
         <w:rPr>
@@ -1276,7 +1280,8 @@
     </w:p>
     <w:p>
       <w:pPr>
-        <w:spacing w:after="120" w:before="80"/>
+        <w:keepLines/>
+        <w:spacing w:after="260" w:before="200"/>
       </w:pPr>
       <w:r>
         <w:rPr>
@@ -1293,34 +1298,27 @@
           <w:sz w:val="22"/>
           <w:szCs w:val="22"/>
         </w:rPr>
-        <w:t xml:space="preserve">A ratio comparing a number to 100 is a ___.</w:t>
-      </w:r>
-    </w:p>
-    <w:p>
-      <w:pPr>
-        <w:spacing w:after="120" w:before="80"/>
-      </w:pPr>
-      <w:r>
-        <w:rPr>
-          <w:b/>
-          <w:bCs/>
-          <w:color w:val="12355B"/>
+        <w:t xml:space="preserve">A ratio comparing a number to 100 is a </w:t>
+      </w:r>
+      <w:r>
+        <w:rPr>
           <w:sz w:val="22"/>
           <w:szCs w:val="22"/>
         </w:rPr>
-        <w:t xml:space="preserve">2.  </w:t>
+        <w:t xml:space="preserve">________________</w:t>
       </w:r>
       <w:r>
         <w:rPr>
           <w:sz w:val="22"/>
           <w:szCs w:val="22"/>
         </w:rPr>
-        <w:t xml:space="preserve">The word that means “per hundred” is ___.</w:t>
-      </w:r>
-    </w:p>
-    <w:p>
-      <w:pPr>
-        <w:spacing w:after="120" w:before="80"/>
+        <w:t xml:space="preserve">.</w:t>
+      </w:r>
+    </w:p>
+    <w:p>
+      <w:pPr>
+        <w:keepLines/>
+        <w:spacing w:after="260" w:before="200"/>
       </w:pPr>
       <w:r>
         <w:rPr>
@@ -1330,41 +1328,34 @@
           <w:sz w:val="22"/>
           <w:szCs w:val="22"/>
         </w:rPr>
-        <w:t xml:space="preserve">3.  </w:t>
+        <w:t xml:space="preserve">2.  </w:t>
       </w:r>
       <w:r>
         <w:rPr>
           <w:sz w:val="22"/>
           <w:szCs w:val="22"/>
         </w:rPr>
-        <w:t xml:space="preserve">The meaning hidden inside the word percent is ___ ___.</w:t>
-      </w:r>
-    </w:p>
-    <w:p>
-      <w:pPr>
-        <w:spacing w:after="120" w:before="80"/>
-      </w:pPr>
-      <w:r>
-        <w:rPr>
-          <w:b/>
-          <w:bCs/>
-          <w:color w:val="12355B"/>
+        <w:t xml:space="preserve">The word that means “per hundred” is </w:t>
+      </w:r>
+      <w:r>
+        <w:rPr>
           <w:sz w:val="22"/>
           <w:szCs w:val="22"/>
         </w:rPr>
-        <w:t xml:space="preserve">4.  </w:t>
+        <w:t xml:space="preserve">________________</w:t>
       </w:r>
       <w:r>
         <w:rPr>
           <w:sz w:val="22"/>
           <w:szCs w:val="22"/>
         </w:rPr>
-        <w:t xml:space="preserve">A 10-by-10 grid of 100 squares used to show a percent is a ___ ___.</w:t>
-      </w:r>
-    </w:p>
-    <w:p>
-      <w:pPr>
-        <w:spacing w:after="120" w:before="80"/>
+        <w:t xml:space="preserve">.</w:t>
+      </w:r>
+    </w:p>
+    <w:p>
+      <w:pPr>
+        <w:keepLines/>
+        <w:spacing w:after="260" w:before="200"/>
       </w:pPr>
       <w:r>
         <w:rPr>
@@ -1374,46 +1365,178 @@
           <w:sz w:val="22"/>
           <w:szCs w:val="22"/>
         </w:rPr>
-        <w:t xml:space="preserve">5.  </w:t>
+        <w:t xml:space="preserve">3.  </w:t>
       </w:r>
       <w:r>
         <w:rPr>
           <w:sz w:val="22"/>
           <w:szCs w:val="22"/>
         </w:rPr>
-        <w:t xml:space="preserve">A comparison of one part against the whole amount is a ___ comparison.</w:t>
-      </w:r>
-    </w:p>
-    <w:p>
-      <w:pPr>
-        <w:spacing w:after="120" w:before="80"/>
-      </w:pPr>
-      <w:r>
-        <w:rPr>
-          <w:b/>
-          <w:bCs/>
-          <w:color w:val="12355B"/>
+        <w:t xml:space="preserve">The meaning hidden inside the word percent is </w:t>
+      </w:r>
+      <w:r>
+        <w:rPr>
           <w:sz w:val="22"/>
           <w:szCs w:val="22"/>
         </w:rPr>
-        <w:t xml:space="preserve">6.  </w:t>
+        <w:t xml:space="preserve">________________</w:t>
       </w:r>
       <w:r>
         <w:rPr>
           <w:sz w:val="22"/>
           <w:szCs w:val="22"/>
         </w:rPr>
-        <w:t xml:space="preserve">A percent above 100 means the amount is ___ than one whole.</w:t>
+        <w:t xml:space="preserve"> </w:t>
+      </w:r>
+      <w:r>
+        <w:rPr>
+          <w:sz w:val="22"/>
+          <w:szCs w:val="22"/>
+        </w:rPr>
+        <w:t xml:space="preserve">________________</w:t>
+      </w:r>
+      <w:r>
+        <w:rPr>
+          <w:sz w:val="22"/>
+          <w:szCs w:val="22"/>
+        </w:rPr>
+        <w:t xml:space="preserve">.</w:t>
+      </w:r>
+    </w:p>
+    <w:p>
+      <w:pPr>
+        <w:keepLines/>
+        <w:spacing w:after="260" w:before="200"/>
+      </w:pPr>
+      <w:r>
+        <w:rPr>
+          <w:b/>
+          <w:bCs/>
+          <w:color w:val="12355B"/>
+          <w:sz w:val="22"/>
+          <w:szCs w:val="22"/>
+        </w:rPr>
+        <w:t xml:space="preserve">4.  </w:t>
+      </w:r>
+      <w:r>
+        <w:rPr>
+          <w:sz w:val="22"/>
+          <w:szCs w:val="22"/>
+        </w:rPr>
+        <w:t xml:space="preserve">A 10-by-10 grid of 100 squares used to show a percent is a </w:t>
+      </w:r>
+      <w:r>
+        <w:rPr>
+          <w:sz w:val="22"/>
+          <w:szCs w:val="22"/>
+        </w:rPr>
+        <w:t xml:space="preserve">________________</w:t>
+      </w:r>
+      <w:r>
+        <w:rPr>
+          <w:sz w:val="22"/>
+          <w:szCs w:val="22"/>
+        </w:rPr>
+        <w:t xml:space="preserve"> </w:t>
+      </w:r>
+      <w:r>
+        <w:rPr>
+          <w:sz w:val="22"/>
+          <w:szCs w:val="22"/>
+        </w:rPr>
+        <w:t xml:space="preserve">________________</w:t>
+      </w:r>
+      <w:r>
+        <w:rPr>
+          <w:sz w:val="22"/>
+          <w:szCs w:val="22"/>
+        </w:rPr>
+        <w:t xml:space="preserve">.</w:t>
+      </w:r>
+    </w:p>
+    <w:p>
+      <w:pPr>
+        <w:keepLines/>
+        <w:spacing w:after="260" w:before="200"/>
+      </w:pPr>
+      <w:r>
+        <w:rPr>
+          <w:b/>
+          <w:bCs/>
+          <w:color w:val="12355B"/>
+          <w:sz w:val="22"/>
+          <w:szCs w:val="22"/>
+        </w:rPr>
+        <w:t xml:space="preserve">5.  </w:t>
+      </w:r>
+      <w:r>
+        <w:rPr>
+          <w:sz w:val="22"/>
+          <w:szCs w:val="22"/>
+        </w:rPr>
+        <w:t xml:space="preserve">A comparison of one part against the whole amount is a </w:t>
+      </w:r>
+      <w:r>
+        <w:rPr>
+          <w:sz w:val="22"/>
+          <w:szCs w:val="22"/>
+        </w:rPr>
+        <w:t xml:space="preserve">________________</w:t>
+      </w:r>
+      <w:r>
+        <w:rPr>
+          <w:sz w:val="22"/>
+          <w:szCs w:val="22"/>
+        </w:rPr>
+        <w:t xml:space="preserve"> comparison.</w:t>
+      </w:r>
+    </w:p>
+    <w:p>
+      <w:pPr>
+        <w:keepLines/>
+        <w:spacing w:after="260" w:before="200"/>
+      </w:pPr>
+      <w:r>
+        <w:rPr>
+          <w:b/>
+          <w:bCs/>
+          <w:color w:val="12355B"/>
+          <w:sz w:val="22"/>
+          <w:szCs w:val="22"/>
+        </w:rPr>
+        <w:t xml:space="preserve">6.  </w:t>
+      </w:r>
+      <w:r>
+        <w:rPr>
+          <w:sz w:val="22"/>
+          <w:szCs w:val="22"/>
+        </w:rPr>
+        <w:t xml:space="preserve">A percent above 100 means the amount is </w:t>
+      </w:r>
+      <w:r>
+        <w:rPr>
+          <w:sz w:val="22"/>
+          <w:szCs w:val="22"/>
+        </w:rPr>
+        <w:t xml:space="preserve">________________</w:t>
+      </w:r>
+      <w:r>
+        <w:rPr>
+          <w:sz w:val="22"/>
+          <w:szCs w:val="22"/>
+        </w:rPr>
+        <w:t xml:space="preserve"> than one whole.</w:t>
       </w:r>
     </w:p>
     <w:p>
       <w:pPr>
         <w:pStyle w:val="Heading1"/>
-        <w:pageBreakBefore/>
+        <w:keepNext/>
+        <w:keepLines/>
         <w:pBdr>
           <w:bottom w:val="single" w:color="1FA6A2" w:sz="14" w:space="6"/>
         </w:pBdr>
-        <w:spacing w:after="140" w:before="0"/>
+        <w:spacing w:after="140" w:before="300"/>
       </w:pPr>
       <w:r>
         <w:rPr>
@@ -2694,11 +2817,12 @@
     <w:p>
       <w:pPr>
         <w:pStyle w:val="Heading1"/>
-        <w:pageBreakBefore/>
+        <w:keepNext/>
+        <w:keepLines/>
         <w:pBdr>
           <w:bottom w:val="single" w:color="1FA6A2" w:sz="14" w:space="6"/>
         </w:pBdr>
-        <w:spacing w:after="140" w:before="0"/>
+        <w:spacing w:after="140" w:before="300"/>
       </w:pPr>
       <w:r>
         <w:rPr>
@@ -3031,11 +3155,12 @@
     <w:p>
       <w:pPr>
         <w:pStyle w:val="Heading1"/>
-        <w:pageBreakBefore/>
+        <w:keepNext/>
+        <w:keepLines/>
         <w:pBdr>
           <w:bottom w:val="single" w:color="1FA6A2" w:sz="14" w:space="6"/>
         </w:pBdr>
-        <w:spacing w:after="140" w:before="0"/>
+        <w:spacing w:after="140" w:before="300"/>
       </w:pPr>
       <w:r>
         <w:rPr>
@@ -3756,11 +3881,12 @@
     <w:p>
       <w:pPr>
         <w:pStyle w:val="Heading1"/>
-        <w:pageBreakBefore/>
+        <w:keepNext/>
+        <w:keepLines/>
         <w:pBdr>
           <w:bottom w:val="single" w:color="1FA6A2" w:sz="14" w:space="6"/>
         </w:pBdr>
-        <w:spacing w:after="140" w:before="0"/>
+        <w:spacing w:after="140" w:before="300"/>
       </w:pPr>
       <w:r>
         <w:rPr>
@@ -4543,11 +4669,12 @@
     <w:p>
       <w:pPr>
         <w:pStyle w:val="Heading1"/>
-        <w:pageBreakBefore/>
+        <w:keepNext/>
+        <w:keepLines/>
         <w:pBdr>
           <w:bottom w:val="single" w:color="1FA6A2" w:sz="14" w:space="6"/>
         </w:pBdr>
-        <w:spacing w:after="140" w:before="0"/>
+        <w:spacing w:after="140" w:before="300"/>
       </w:pPr>
       <w:r>
         <w:rPr>
@@ -4660,6 +4787,8 @@
     <w:p>
       <w:pPr>
         <w:pStyle w:val="Heading1"/>
+        <w:keepNext/>
+        <w:keepLines/>
         <w:pageBreakBefore/>
         <w:pBdr>
           <w:bottom w:val="single" w:color="1FA6A2" w:sz="14" w:space="6"/>

--- a/lessons/4-1/downloads/4-1-notes-teacher.docx
+++ b/lessons/4-1/downloads/4-1-notes-teacher.docx
@@ -1549,47 +1549,6 @@
         <w:t xml:space="preserve">Write About the Math</w:t>
       </w:r>
     </w:p>
-    <w:p>
-      <w:pPr>
-        <w:spacing w:after="100"/>
-      </w:pPr>
-      <w:r>
-        <w:rPr>
-          <w:i/>
-          <w:iCs/>
-          <w:color w:val="5F6F80"/>
-          <w:sz w:val="19"/>
-          <w:szCs w:val="19"/>
-        </w:rPr>
-        <w:t xml:space="preserve">Use the support level you need. Every level answers the same math question.</w:t>
-      </w:r>
-    </w:p>
-    <w:p>
-      <w:pPr>
-        <w:pStyle w:val="Heading2"/>
-        <w:spacing w:after="80" w:before="180"/>
-      </w:pPr>
-      <w:r>
-        <w:rPr>
-          <w:b/>
-          <w:bCs/>
-          <w:color w:val="12355B"/>
-          <w:sz w:val="24"/>
-          <w:szCs w:val="24"/>
-        </w:rPr>
-        <w:t xml:space="preserve">1. Understand the Question</w:t>
-      </w:r>
-      <w:r>
-        <w:rPr>
-          <w:i/>
-          <w:iCs/>
-          <w:color w:val="B97A12"/>
-          <w:sz w:val="19"/>
-          <w:szCs w:val="19"/>
-        </w:rPr>
-        <w:t xml:space="preserve">   explain</w:t>
-      </w:r>
-    </w:p>
     <w:tbl>
       <w:tblPr>
         <w:tblW w:type="pct" w:w="100%"/>
@@ -1628,344 +1587,6 @@
               </w:rPr>
               <w:t xml:space="preserve">What percent of the gray kitten's weight does the orange kitten weigh, and how does the tape diagram show it?</w:t>
             </w:r>
-          </w:p>
-          <w:p>
-            <w:pPr>
-              <w:spacing w:after="0"/>
-            </w:pPr>
-            <w:r>
-              <w:rPr>
-                <w:b/>
-                <w:bCs/>
-                <w:color w:val="12355B"/>
-                <w:sz w:val="20"/>
-                <w:szCs w:val="20"/>
-              </w:rPr>
-              <w:t xml:space="preserve">Your job:  </w:t>
-            </w:r>
-            <w:r>
-              <w:rPr>
-                <w:sz w:val="20"/>
-                <w:szCs w:val="20"/>
-              </w:rPr>
-              <w:t xml:space="preserve">Answer the question. Use math evidence. Explain how the evidence proves your answer.</w:t>
-            </w:r>
-            <w:r>
-              <w:rPr>
-                <w:i/>
-                <w:iCs/>
-                <w:color w:val="5F6F80"/>
-                <w:sz w:val="18"/>
-                <w:szCs w:val="18"/>
-              </w:rPr>
-              <w:br/>
-              <w:t xml:space="preserve">Responde la pregunta. Usa evidencia matemática. Explica cómo la evidencia demuestra tu respuesta.</w:t>
-            </w:r>
-          </w:p>
-        </w:tc>
-      </w:tr>
-    </w:tbl>
-    <w:p>
-      <w:pPr>
-        <w:pStyle w:val="Heading2"/>
-        <w:spacing w:after="80" w:before="180"/>
-      </w:pPr>
-      <w:r>
-        <w:rPr>
-          <w:b/>
-          <w:bCs/>
-          <w:color w:val="12355B"/>
-          <w:sz w:val="24"/>
-          <w:szCs w:val="24"/>
-        </w:rPr>
-        <w:t xml:space="preserve">2. Plan Your Math Words</w:t>
-      </w:r>
-      <w:r>
-        <w:rPr>
-          <w:i/>
-          <w:iCs/>
-          <w:color w:val="1FA6A2"/>
-          <w:sz w:val="19"/>
-          <w:szCs w:val="19"/>
-        </w:rPr>
-        <w:t xml:space="preserve">   check at least two</w:t>
-      </w:r>
-    </w:p>
-    <w:p>
-      <w:pPr>
-        <w:spacing w:after="60"/>
-      </w:pPr>
-      <w:r>
-        <w:rPr>
-          <w:b/>
-          <w:bCs/>
-          <w:color w:val="1FA6A2"/>
-          <w:sz w:val="22"/>
-          <w:szCs w:val="22"/>
-        </w:rPr>
-        <w:t xml:space="preserve">☐  </w:t>
-      </w:r>
-      <w:r>
-        <w:rPr>
-          <w:b/>
-          <w:bCs/>
-          <w:color w:val="12355B"/>
-          <w:sz w:val="20"/>
-          <w:szCs w:val="20"/>
-        </w:rPr>
-        <w:t xml:space="preserve">Understand Percent — </w:t>
-      </w:r>
-      <w:r>
-        <w:rPr>
-          <w:sz w:val="20"/>
-          <w:szCs w:val="20"/>
-        </w:rPr>
-        <w:t xml:space="preserve">A percent is a ratio that compares a number to 100, so every percent answers the question “how many out of 100?”</w:t>
-      </w:r>
-      <w:r>
-        <w:rPr>
-          <w:i/>
-          <w:iCs/>
-          <w:color w:val="5F6F80"/>
-          <w:sz w:val="18"/>
-          <w:szCs w:val="18"/>
-        </w:rPr>
-        <w:br/>
-        <w:t xml:space="preserve">Comprender el porcentaje — Un porcentaje es una razón que compara un número con 100, así que todo porcentaje responde “¿cuántos de cada 100?”</w:t>
-      </w:r>
-    </w:p>
-    <w:p>
-      <w:pPr>
-        <w:spacing w:after="60"/>
-      </w:pPr>
-      <w:r>
-        <w:rPr>
-          <w:b/>
-          <w:bCs/>
-          <w:color w:val="1FA6A2"/>
-          <w:sz w:val="22"/>
-          <w:szCs w:val="22"/>
-        </w:rPr>
-        <w:t xml:space="preserve">☐  </w:t>
-      </w:r>
-      <w:r>
-        <w:rPr>
-          <w:b/>
-          <w:bCs/>
-          <w:color w:val="12355B"/>
-          <w:sz w:val="20"/>
-          <w:szCs w:val="20"/>
-        </w:rPr>
-        <w:t xml:space="preserve">Percent — </w:t>
-      </w:r>
-      <w:r>
-        <w:rPr>
-          <w:sz w:val="20"/>
-          <w:szCs w:val="20"/>
-        </w:rPr>
-        <w:t xml:space="preserve">A ratio that compares a number to 100. The word means “per hundred,” and the symbol is %.</w:t>
-      </w:r>
-      <w:r>
-        <w:rPr>
-          <w:i/>
-          <w:iCs/>
-          <w:color w:val="5F6F80"/>
-          <w:sz w:val="18"/>
-          <w:szCs w:val="18"/>
-        </w:rPr>
-        <w:br/>
-        <w:t xml:space="preserve">Porcentaje — Una razón que compara un número con 100. La palabra significa “por cada cien” y su símbolo es %.</w:t>
-      </w:r>
-    </w:p>
-    <w:p>
-      <w:pPr>
-        <w:spacing w:after="60"/>
-      </w:pPr>
-      <w:r>
-        <w:rPr>
-          <w:b/>
-          <w:bCs/>
-          <w:color w:val="1FA6A2"/>
-          <w:sz w:val="22"/>
-          <w:szCs w:val="22"/>
-        </w:rPr>
-        <w:t xml:space="preserve">☐  </w:t>
-      </w:r>
-      <w:r>
-        <w:rPr>
-          <w:b/>
-          <w:bCs/>
-          <w:color w:val="12355B"/>
-          <w:sz w:val="20"/>
-          <w:szCs w:val="20"/>
-        </w:rPr>
-        <w:t xml:space="preserve">Per hundred — </w:t>
-      </w:r>
-      <w:r>
-        <w:rPr>
-          <w:sz w:val="20"/>
-          <w:szCs w:val="20"/>
-        </w:rPr>
-        <w:t xml:space="preserve">The meaning hidden inside the word percent: for every group of 100. It is why every percent can be written as a fraction over 100.</w:t>
-      </w:r>
-      <w:r>
-        <w:rPr>
-          <w:i/>
-          <w:iCs/>
-          <w:color w:val="5F6F80"/>
-          <w:sz w:val="18"/>
-          <w:szCs w:val="18"/>
-        </w:rPr>
-        <w:br/>
-        <w:t xml:space="preserve">Por cada cien — El significado dentro de la palabra porcentaje: por cada grupo de 100. Por eso todo porcentaje se puede escribir como fracción sobre 100.</w:t>
-      </w:r>
-    </w:p>
-    <w:p>
-      <w:pPr>
-        <w:spacing w:after="60"/>
-      </w:pPr>
-      <w:r>
-        <w:rPr>
-          <w:b/>
-          <w:bCs/>
-          <w:color w:val="1FA6A2"/>
-          <w:sz w:val="22"/>
-          <w:szCs w:val="22"/>
-        </w:rPr>
-        <w:t xml:space="preserve">☐  </w:t>
-      </w:r>
-      <w:r>
-        <w:rPr>
-          <w:b/>
-          <w:bCs/>
-          <w:color w:val="12355B"/>
-          <w:sz w:val="20"/>
-          <w:szCs w:val="20"/>
-        </w:rPr>
-        <w:t xml:space="preserve">Decimal grid — </w:t>
-      </w:r>
-      <w:r>
-        <w:rPr>
-          <w:sz w:val="20"/>
-          <w:szCs w:val="20"/>
-        </w:rPr>
-        <w:t xml:space="preserve">A 10-by-10 grid of 100 squares. Shading squares shows a percent directly, one square per percent.</w:t>
-      </w:r>
-      <w:r>
-        <w:rPr>
-          <w:i/>
-          <w:iCs/>
-          <w:color w:val="5F6F80"/>
-          <w:sz w:val="18"/>
-          <w:szCs w:val="18"/>
-        </w:rPr>
-        <w:br/>
-        <w:t xml:space="preserve">Cuadrícula decimal — Una cuadrícula de 10 por 10 con 100 cuadros. Sombrear cuadros muestra un porcentaje directamente, un cuadro por cada uno por ciento.</w:t>
-      </w:r>
-    </w:p>
-    <w:p>
-      <w:pPr>
-        <w:spacing w:after="60"/>
-      </w:pPr>
-      <w:r>
-        <w:rPr>
-          <w:b/>
-          <w:bCs/>
-          <w:color w:val="1FA6A2"/>
-          <w:sz w:val="22"/>
-          <w:szCs w:val="22"/>
-        </w:rPr>
-        <w:t xml:space="preserve">☐  </w:t>
-      </w:r>
-      <w:r>
-        <w:rPr>
-          <w:b/>
-          <w:bCs/>
-          <w:color w:val="12355B"/>
-          <w:sz w:val="20"/>
-          <w:szCs w:val="20"/>
-        </w:rPr>
-        <w:t xml:space="preserve">Part-to-whole — </w:t>
-      </w:r>
-      <w:r>
-        <w:rPr>
-          <w:sz w:val="20"/>
-          <w:szCs w:val="20"/>
-        </w:rPr>
-        <w:t xml:space="preserve">A comparison of one part against the whole amount. In a percent, the whole is always 100%.</w:t>
-      </w:r>
-      <w:r>
-        <w:rPr>
-          <w:i/>
-          <w:iCs/>
-          <w:color w:val="5F6F80"/>
-          <w:sz w:val="18"/>
-          <w:szCs w:val="18"/>
-        </w:rPr>
-        <w:br/>
-        <w:t xml:space="preserve">Parte a todo — Una comparación de una parte con el total. En un porcentaje, el total siempre es 100 %.</w:t>
-      </w:r>
-    </w:p>
-    <w:tbl>
-      <w:tblPr>
-        <w:tblW w:type="pct" w:w="100%"/>
-        <w:tblBorders>
-          <w:top w:val="single" w:color="1FA6A2" w:sz="8"/>
-          <w:left w:val="single" w:color="1FA6A2" w:sz="8"/>
-          <w:bottom w:val="single" w:color="1FA6A2" w:sz="8"/>
-          <w:right w:val="single" w:color="1FA6A2" w:sz="8"/>
-          <w:insideH w:val="single" w:color="auto" w:sz="4"/>
-          <w:insideV w:val="single" w:color="auto" w:sz="4"/>
-        </w:tblBorders>
-      </w:tblPr>
-      <w:tblGrid>
-        <w:gridCol w:w="100"/>
-      </w:tblGrid>
-      <w:tr>
-        <w:tc>
-          <w:tcPr>
-            <w:shd w:fill="F7FFFD" w:color="auto" w:val="clear"/>
-            <w:tcMar>
-              <w:top w:type="dxa" w:w="120"/>
-              <w:left w:type="dxa" w:w="180"/>
-              <w:bottom w:type="dxa" w:w="120"/>
-              <w:right w:type="dxa" w:w="180"/>
-            </w:tcMar>
-          </w:tcPr>
-          <w:p>
-            <w:pPr>
-              <w:spacing w:after="50"/>
-            </w:pPr>
-            <w:r>
-              <w:rPr>
-                <w:b/>
-                <w:bCs/>
-                <w:color w:val="1FA6A2"/>
-                <w:sz w:val="20"/>
-                <w:szCs w:val="20"/>
-              </w:rPr>
-              <w:t xml:space="preserve">Say it first:  </w:t>
-            </w:r>
-            <w:r>
-              <w:rPr>
-                <w:sz w:val="20"/>
-                <w:szCs w:val="20"/>
-              </w:rPr>
-              <w:t xml:space="preserve">Say your idea to a partner or quietly to yourself before you write.</w:t>
-            </w:r>
-          </w:p>
-          <w:p>
-            <w:pPr>
-              <w:spacing w:after="60"/>
-            </w:pPr>
-            <w:r>
-              <w:rPr>
-                <w:color w:val="1A2733"/>
-                <w:sz w:val="21"/>
-                <w:szCs w:val="21"/>
-              </w:rPr>
-              <w:t xml:space="preserve">The gray kitten is the ___, so its weight is ___%. The orange kitten needs one whole tape plus ___ of another. Adding the parts, ___% + 50% = ___%. A percent greater than 100% means the orange kitten weighs ___ than one whole gray kitten.</w:t>
-            </w:r>
             <w:r>
               <w:rPr>
                 <w:i/>
@@ -1975,7 +1596,7 @@
                 <w:szCs w:val="19"/>
               </w:rPr>
               <w:br/>
-              <w:t xml:space="preserve">Di tu respuesta primero: Mi respuesta es ___ porque ___.</w:t>
+              <w:t xml:space="preserve">¿Qué porcentaje del peso del gatito gris pesa el gatito naranja, y cómo lo muestra el diagrama de cinta?</w:t>
             </w:r>
           </w:p>
         </w:tc>
@@ -1983,28 +1604,192 @@
     </w:tbl>
     <w:p>
       <w:pPr>
-        <w:pStyle w:val="Heading2"/>
-        <w:spacing w:after="80" w:before="180"/>
-      </w:pPr>
-      <w:r>
-        <w:rPr>
-          <w:b/>
-          <w:bCs/>
-          <w:color w:val="12355B"/>
-          <w:sz w:val="24"/>
-          <w:szCs w:val="24"/>
-        </w:rPr>
-        <w:t xml:space="preserve">3. Build Your Explanation</w:t>
-      </w:r>
+        <w:spacing w:after="100"/>
+      </w:pPr>
       <w:r>
         <w:rPr>
           <w:i/>
           <w:iCs/>
-          <w:color w:val="B97A12"/>
+          <w:color w:val="5F6F80"/>
           <w:sz w:val="19"/>
           <w:szCs w:val="19"/>
         </w:rPr>
-        <w:t xml:space="preserve">   choose your support</w:t>
+        <w:t xml:space="preserve">Say your answer to a partner first. Then write it, using at least two of these words:</w:t>
+      </w:r>
+    </w:p>
+    <w:p>
+      <w:pPr>
+        <w:spacing w:after="40"/>
+      </w:pPr>
+      <w:r>
+        <w:rPr>
+          <w:b/>
+          <w:bCs/>
+          <w:color w:val="1FA6A2"/>
+          <w:sz w:val="22"/>
+          <w:szCs w:val="22"/>
+        </w:rPr>
+        <w:t xml:space="preserve">☐  </w:t>
+      </w:r>
+      <w:r>
+        <w:rPr>
+          <w:b/>
+          <w:bCs/>
+          <w:color w:val="12355B"/>
+          <w:sz w:val="20"/>
+          <w:szCs w:val="20"/>
+        </w:rPr>
+        <w:t xml:space="preserve">Percent</w:t>
+      </w:r>
+      <w:r>
+        <w:rPr>
+          <w:i/>
+          <w:iCs/>
+          <w:color w:val="5F6F80"/>
+          <w:sz w:val="18"/>
+          <w:szCs w:val="18"/>
+        </w:rPr>
+        <w:t xml:space="preserve">  ·  Porcentaje</w:t>
+      </w:r>
+    </w:p>
+    <w:p>
+      <w:pPr>
+        <w:spacing w:after="40"/>
+      </w:pPr>
+      <w:r>
+        <w:rPr>
+          <w:b/>
+          <w:bCs/>
+          <w:color w:val="1FA6A2"/>
+          <w:sz w:val="22"/>
+          <w:szCs w:val="22"/>
+        </w:rPr>
+        <w:t xml:space="preserve">☐  </w:t>
+      </w:r>
+      <w:r>
+        <w:rPr>
+          <w:b/>
+          <w:bCs/>
+          <w:color w:val="12355B"/>
+          <w:sz w:val="20"/>
+          <w:szCs w:val="20"/>
+        </w:rPr>
+        <w:t xml:space="preserve">Per hundred</w:t>
+      </w:r>
+      <w:r>
+        <w:rPr>
+          <w:i/>
+          <w:iCs/>
+          <w:color w:val="5F6F80"/>
+          <w:sz w:val="18"/>
+          <w:szCs w:val="18"/>
+        </w:rPr>
+        <w:t xml:space="preserve">  ·  Por cada cien</w:t>
+      </w:r>
+    </w:p>
+    <w:p>
+      <w:pPr>
+        <w:spacing w:after="40"/>
+      </w:pPr>
+      <w:r>
+        <w:rPr>
+          <w:b/>
+          <w:bCs/>
+          <w:color w:val="1FA6A2"/>
+          <w:sz w:val="22"/>
+          <w:szCs w:val="22"/>
+        </w:rPr>
+        <w:t xml:space="preserve">☐  </w:t>
+      </w:r>
+      <w:r>
+        <w:rPr>
+          <w:b/>
+          <w:bCs/>
+          <w:color w:val="12355B"/>
+          <w:sz w:val="20"/>
+          <w:szCs w:val="20"/>
+        </w:rPr>
+        <w:t xml:space="preserve">Decimal grid</w:t>
+      </w:r>
+      <w:r>
+        <w:rPr>
+          <w:i/>
+          <w:iCs/>
+          <w:color w:val="5F6F80"/>
+          <w:sz w:val="18"/>
+          <w:szCs w:val="18"/>
+        </w:rPr>
+        <w:t xml:space="preserve">  ·  Cuadrícula decimal</w:t>
+      </w:r>
+    </w:p>
+    <w:p>
+      <w:pPr>
+        <w:spacing w:after="40"/>
+      </w:pPr>
+      <w:r>
+        <w:rPr>
+          <w:b/>
+          <w:bCs/>
+          <w:color w:val="1FA6A2"/>
+          <w:sz w:val="22"/>
+          <w:szCs w:val="22"/>
+        </w:rPr>
+        <w:t xml:space="preserve">☐  </w:t>
+      </w:r>
+      <w:r>
+        <w:rPr>
+          <w:b/>
+          <w:bCs/>
+          <w:color w:val="12355B"/>
+          <w:sz w:val="20"/>
+          <w:szCs w:val="20"/>
+        </w:rPr>
+        <w:t xml:space="preserve">Part-to-whole</w:t>
+      </w:r>
+      <w:r>
+        <w:rPr>
+          <w:i/>
+          <w:iCs/>
+          <w:color w:val="5F6F80"/>
+          <w:sz w:val="18"/>
+          <w:szCs w:val="18"/>
+        </w:rPr>
+        <w:t xml:space="preserve">  ·  Parte a todo</w:t>
+      </w:r>
+    </w:p>
+    <w:p>
+      <w:pPr>
+        <w:spacing w:after="40"/>
+      </w:pPr>
+      <w:r>
+        <w:rPr>
+          <w:b/>
+          <w:bCs/>
+          <w:color w:val="1FA6A2"/>
+          <w:sz w:val="22"/>
+          <w:szCs w:val="22"/>
+        </w:rPr>
+        <w:t xml:space="preserve">☐  </w:t>
+      </w:r>
+      <w:r>
+        <w:rPr>
+          <w:b/>
+          <w:bCs/>
+          <w:color w:val="12355B"/>
+          <w:sz w:val="20"/>
+          <w:szCs w:val="20"/>
+        </w:rPr>
+        <w:t xml:space="preserve">Greater than 100%</w:t>
+      </w:r>
+      <w:r>
+        <w:rPr>
+          <w:i/>
+          <w:iCs/>
+          <w:color w:val="5F6F80"/>
+          <w:sz w:val="18"/>
+          <w:szCs w:val="18"/>
+        </w:rPr>
+        <w:t xml:space="preserve">  ·  Mayor que 100 %</w:t>
       </w:r>
     </w:p>
     <w:tbl>
@@ -2035,21 +1820,6 @@
           </w:tcPr>
           <w:p>
             <w:pPr>
-              <w:spacing w:after="50"/>
-            </w:pPr>
-            <w:r>
-              <w:rPr>
-                <w:i/>
-                <w:iCs/>
-                <w:color w:val="5F6F80"/>
-                <w:sz w:val="19"/>
-                <w:szCs w:val="19"/>
-              </w:rPr>
-              <w:t xml:space="preserve">This model shows the parts of an explanation. It does not answer your writing question.</w:t>
-            </w:r>
-          </w:p>
-          <w:p>
-            <w:pPr>
               <w:spacing w:after="80"/>
             </w:pPr>
             <w:r>
@@ -2060,58 +1830,14 @@
                 <w:sz w:val="19"/>
                 <w:szCs w:val="19"/>
               </w:rPr>
-              <w:t xml:space="preserve">Claim:  </w:t>
+              <w:t xml:space="preserve">Model:  </w:t>
             </w:r>
             <w:r>
               <w:rPr>
                 <w:sz w:val="19"/>
                 <w:szCs w:val="19"/>
               </w:rPr>
-              <w:t xml:space="preserve">150% is more than one whole, and 0.5% is a tiny piece smaller than 1%.</w:t>
-            </w:r>
-          </w:p>
-          <w:p>
-            <w:pPr>
-              <w:spacing w:after="80"/>
-            </w:pPr>
-            <w:r>
-              <w:rPr>
-                <w:b/>
-                <w:bCs/>
-                <w:color w:val="12355B"/>
-                <w:sz w:val="19"/>
-                <w:szCs w:val="19"/>
-              </w:rPr>
-              <w:t xml:space="preserve">Evidence:  </w:t>
-            </w:r>
-            <w:r>
-              <w:rPr>
-                <w:sz w:val="19"/>
-                <w:szCs w:val="19"/>
-              </w:rPr>
-              <w:t xml:space="preserve">Students explain 150% is more than one whole (the player beat the goal) and 0.5% is far less than one whole (a tiny boost), connecting to the idea of 100% as the whole.</w:t>
-            </w:r>
-          </w:p>
-          <w:p>
-            <w:pPr>
-              <w:spacing w:after="80"/>
-            </w:pPr>
-            <w:r>
-              <w:rPr>
-                <w:b/>
-                <w:bCs/>
-                <w:color w:val="12355B"/>
-                <w:sz w:val="19"/>
-                <w:szCs w:val="19"/>
-              </w:rPr>
-              <w:t xml:space="preserve">Reasoning:  </w:t>
-            </w:r>
-            <w:r>
-              <w:rPr>
-                <w:sz w:val="19"/>
-                <w:szCs w:val="19"/>
-              </w:rPr>
-              <w:t xml:space="preserve">This evidence connects the definition of understand percent to the mathematical claim.</w:t>
+              <w:t xml:space="preserve">150% is more than one whole, and 0.5% is a tiny piece smaller than 1%. — Students explain 150% is more than one whole (the player beat the goal) and 0.5% is far less than one whole (a tiny boost), connecting to the idea of 100% as the whole.</w:t>
             </w:r>
           </w:p>
         </w:tc>
@@ -2190,7 +1916,7 @@
           <w:sz w:val="21"/>
           <w:szCs w:val="21"/>
         </w:rPr>
-        <w:t xml:space="preserve">My answer is ___.</w:t>
+        <w:t xml:space="preserve">My answer is ___ because ___.</w:t>
       </w:r>
       <w:r>
         <w:rPr>
@@ -2201,7 +1927,7 @@
           <w:szCs w:val="19"/>
         </w:rPr>
         <w:br/>
-        <w:t xml:space="preserve">Mi respuesta es ___.</w:t>
+        <w:t xml:space="preserve">Mi respuesta es ___ porque ___.</w:t>
       </w:r>
     </w:p>
     <w:tbl>
@@ -2341,7 +2067,7 @@
           <w:sz w:val="21"/>
           <w:szCs w:val="21"/>
         </w:rPr>
-        <w:t xml:space="preserve">I know because ___.</w:t>
+        <w:t xml:space="preserve">My evidence is ___, so ___.</w:t>
       </w:r>
       <w:r>
         <w:rPr>
@@ -2352,31 +2078,7 @@
           <w:szCs w:val="19"/>
         </w:rPr>
         <w:br/>
-        <w:t xml:space="preserve">Lo sé porque ___.</w:t>
-      </w:r>
-    </w:p>
-    <w:p>
-      <w:pPr>
-        <w:spacing w:after="60"/>
-      </w:pPr>
-      <w:r>
-        <w:rPr>
-          <w:color w:val="1A2733"/>
-          <w:sz w:val="21"/>
-          <w:szCs w:val="21"/>
-        </w:rPr>
-        <w:t xml:space="preserve">So ___.</w:t>
-      </w:r>
-      <w:r>
-        <w:rPr>
-          <w:i/>
-          <w:iCs/>
-          <w:color w:val="5F6F80"/>
-          <w:sz w:val="19"/>
-          <w:szCs w:val="19"/>
-        </w:rPr>
-        <w:br/>
-        <w:t xml:space="preserve">Entonces ___.</w:t>
+        <w:t xml:space="preserve">Mi evidencia es ___, entonces ___.</w:t>
       </w:r>
     </w:p>
     <w:tbl>
@@ -2482,78 +2184,6 @@
         <w:t xml:space="preserve">Escribe una afirmación, da evidencia matemática y explica tu razonamiento.</w:t>
       </w:r>
     </w:p>
-    <w:p>
-      <w:pPr>
-        <w:spacing w:after="60"/>
-      </w:pPr>
-      <w:r>
-        <w:rPr>
-          <w:color w:val="1A2733"/>
-          <w:sz w:val="21"/>
-          <w:szCs w:val="21"/>
-        </w:rPr>
-        <w:t xml:space="preserve">My claim is ___.</w:t>
-      </w:r>
-      <w:r>
-        <w:rPr>
-          <w:i/>
-          <w:iCs/>
-          <w:color w:val="5F6F80"/>
-          <w:sz w:val="19"/>
-          <w:szCs w:val="19"/>
-        </w:rPr>
-        <w:br/>
-        <w:t xml:space="preserve">Mi afirmación es ___.</w:t>
-      </w:r>
-    </w:p>
-    <w:p>
-      <w:pPr>
-        <w:spacing w:after="60"/>
-      </w:pPr>
-      <w:r>
-        <w:rPr>
-          <w:color w:val="1A2733"/>
-          <w:sz w:val="21"/>
-          <w:szCs w:val="21"/>
-        </w:rPr>
-        <w:t xml:space="preserve">My math evidence is ___.</w:t>
-      </w:r>
-      <w:r>
-        <w:rPr>
-          <w:i/>
-          <w:iCs/>
-          <w:color w:val="5F6F80"/>
-          <w:sz w:val="19"/>
-          <w:szCs w:val="19"/>
-        </w:rPr>
-        <w:br/>
-        <w:t xml:space="preserve">Mi evidencia matemática es ___.</w:t>
-      </w:r>
-    </w:p>
-    <w:p>
-      <w:pPr>
-        <w:spacing w:after="60"/>
-      </w:pPr>
-      <w:r>
-        <w:rPr>
-          <w:color w:val="1A2733"/>
-          <w:sz w:val="21"/>
-          <w:szCs w:val="21"/>
-        </w:rPr>
-        <w:t xml:space="preserve">This proves ___ because ___.</w:t>
-      </w:r>
-      <w:r>
-        <w:rPr>
-          <w:i/>
-          <w:iCs/>
-          <w:color w:val="5F6F80"/>
-          <w:sz w:val="19"/>
-          <w:szCs w:val="19"/>
-        </w:rPr>
-        <w:br/>
-        <w:t xml:space="preserve">Esto demuestra ___ porque ___.</w:t>
-      </w:r>
-    </w:p>
     <w:tbl>
       <w:tblPr>
         <w:tblW w:type="pct" w:w="100%"/>
@@ -2636,7 +2266,7 @@
           <w:sz w:val="24"/>
           <w:szCs w:val="24"/>
         </w:rPr>
-        <w:t xml:space="preserve">4. Check Your Explanation</w:t>
+        <w:t xml:space="preserve">Check Your Explanation</w:t>
       </w:r>
       <w:r>
         <w:rPr>
@@ -2646,7 +2276,7 @@
           <w:sz w:val="19"/>
           <w:szCs w:val="19"/>
         </w:rPr>
-        <w:t xml:space="preserve">   five quick checks</w:t>
+        <w:t xml:space="preserve">   three quick checks</w:t>
       </w:r>
     </w:p>
     <w:p>
@@ -2670,17 +2300,6 @@
         </w:rPr>
         <w:t xml:space="preserve">I answered the question.</w:t>
       </w:r>
-      <w:r>
-        <w:rPr>
-          <w:i/>
-          <w:iCs/>
-          <w:color w:val="5F6F80"/>
-          <w:sz w:val="18"/>
-          <w:szCs w:val="18"/>
-        </w:rPr>
-        <w:br/>
-        <w:t xml:space="preserve">Respondí la pregunta.</w:t>
-      </w:r>
     </w:p>
     <w:p>
       <w:pPr>
@@ -2701,18 +2320,7 @@
           <w:sz w:val="20"/>
           <w:szCs w:val="20"/>
         </w:rPr>
-        <w:t xml:space="preserve">I used math evidence: numbers, an equation, a model, or a comparison.</w:t>
-      </w:r>
-      <w:r>
-        <w:rPr>
-          <w:i/>
-          <w:iCs/>
-          <w:color w:val="5F6F80"/>
-          <w:sz w:val="18"/>
-          <w:szCs w:val="18"/>
-        </w:rPr>
-        <w:br/>
-        <w:t xml:space="preserve">Usé evidencia matemática: números, una ecuación, un modelo o una comparación.</w:t>
+        <w:t xml:space="preserve">I used math evidence: numbers, an equation, or a model.</w:t>
       </w:r>
     </w:p>
     <w:p>
@@ -2734,84 +2342,7 @@
           <w:sz w:val="20"/>
           <w:szCs w:val="20"/>
         </w:rPr>
-        <w:t xml:space="preserve">I explained how the evidence proves my answer.</w:t>
-      </w:r>
-      <w:r>
-        <w:rPr>
-          <w:i/>
-          <w:iCs/>
-          <w:color w:val="5F6F80"/>
-          <w:sz w:val="18"/>
-          <w:szCs w:val="18"/>
-        </w:rPr>
-        <w:br/>
-        <w:t xml:space="preserve">Expliqué cómo la evidencia demuestra mi respuesta.</w:t>
-      </w:r>
-    </w:p>
-    <w:p>
-      <w:pPr>
-        <w:spacing w:after="80"/>
-      </w:pPr>
-      <w:r>
-        <w:rPr>
-          <w:b/>
-          <w:bCs/>
-          <w:color w:val="1FA6A2"/>
-          <w:sz w:val="22"/>
-          <w:szCs w:val="22"/>
-        </w:rPr>
-        <w:t xml:space="preserve">☐  </w:t>
-      </w:r>
-      <w:r>
-        <w:rPr>
-          <w:sz w:val="20"/>
-          <w:szCs w:val="20"/>
-        </w:rPr>
         <w:t xml:space="preserve">I used at least two math words.</w:t>
-      </w:r>
-      <w:r>
-        <w:rPr>
-          <w:i/>
-          <w:iCs/>
-          <w:color w:val="5F6F80"/>
-          <w:sz w:val="18"/>
-          <w:szCs w:val="18"/>
-        </w:rPr>
-        <w:br/>
-        <w:t xml:space="preserve">Usé por lo menos dos palabras matemáticas.</w:t>
-      </w:r>
-    </w:p>
-    <w:p>
-      <w:pPr>
-        <w:spacing w:after="80"/>
-      </w:pPr>
-      <w:r>
-        <w:rPr>
-          <w:b/>
-          <w:bCs/>
-          <w:color w:val="1FA6A2"/>
-          <w:sz w:val="22"/>
-          <w:szCs w:val="22"/>
-        </w:rPr>
-        <w:t xml:space="preserve">☐  </w:t>
-      </w:r>
-      <w:r>
-        <w:rPr>
-          <w:sz w:val="20"/>
-          <w:szCs w:val="20"/>
-        </w:rPr>
-        <w:t xml:space="preserve">I reread complete sentences and punctuation.</w:t>
-      </w:r>
-      <w:r>
-        <w:rPr>
-          <w:i/>
-          <w:iCs/>
-          <w:color w:val="5F6F80"/>
-          <w:sz w:val="18"/>
-          <w:szCs w:val="18"/>
-        </w:rPr>
-        <w:br/>
-        <w:t xml:space="preserve">Volví a leer mis oraciones completas y la puntuación.</w:t>
       </w:r>
     </w:p>
     <w:p>
@@ -5367,7 +4898,7 @@
           <w:sz w:val="20"/>
           <w:szCs w:val="20"/>
         </w:rPr>
-        <w:t xml:space="preserve">☐  I answered the question.</w:t>
+        <w:t xml:space="preserve">☐  The answer to the math question is correct.</w:t>
       </w:r>
     </w:p>
     <w:p>
@@ -5379,7 +4910,7 @@
           <w:sz w:val="20"/>
           <w:szCs w:val="20"/>
         </w:rPr>
-        <w:t xml:space="preserve">☐  I used math evidence: numbers, an equation, a model, or a comparison.</w:t>
+        <w:t xml:space="preserve">☐  The evidence is real lesson mathematics (numbers, equation, or model), not restated claim.</w:t>
       </w:r>
     </w:p>
     <w:p>
@@ -5391,31 +4922,7 @@
           <w:sz w:val="20"/>
           <w:szCs w:val="20"/>
         </w:rPr>
-        <w:t xml:space="preserve">☐  I explained how the evidence proves my answer.</w:t>
-      </w:r>
-    </w:p>
-    <w:p>
-      <w:pPr>
-        <w:spacing w:after="80"/>
-      </w:pPr>
-      <w:r>
-        <w:rPr>
-          <w:sz w:val="20"/>
-          <w:szCs w:val="20"/>
-        </w:rPr>
-        <w:t xml:space="preserve">☐  I used at least two math words.</w:t>
-      </w:r>
-    </w:p>
-    <w:p>
-      <w:pPr>
-        <w:spacing w:after="80"/>
-      </w:pPr>
-      <w:r>
-        <w:rPr>
-          <w:sz w:val="20"/>
-          <w:szCs w:val="20"/>
-        </w:rPr>
-        <w:t xml:space="preserve">☐  I reread complete sentences and punctuation.</w:t>
+        <w:t xml:space="preserve">☐  The support level changed the language scaffolding, never the mathematical expectation.</w:t>
       </w:r>
     </w:p>
     <w:sectPr>
